--- a/254107060052_Rachmah Nur Chotimah.docx
+++ b/254107060052_Rachmah Nur Chotimah.docx
@@ -13,7 +13,7 @@
           <w14:ligatures w14:val="none"/>
         </w:rPr>
         <w:drawing>
-          <wp:anchor distT="0" distB="0" distL="114300" distR="114300" simplePos="0" relativeHeight="251659264" behindDoc="0" locked="0" layoutInCell="1" allowOverlap="1" wp14:anchorId="16C34C8F" wp14:editId="1839E819">
+          <wp:anchor distT="0" distB="0" distL="114300" distR="114300" simplePos="0" relativeHeight="251659264" behindDoc="0" locked="0" layoutInCell="1" allowOverlap="1" wp14:anchorId="16C34C8F" wp14:editId="3B3141D7">
             <wp:simplePos x="0" y="0"/>
             <wp:positionH relativeFrom="column">
               <wp:posOffset>-3810</wp:posOffset>
@@ -36,7 +36,7 @@
                     <pic:cNvPicPr/>
                   </pic:nvPicPr>
                   <pic:blipFill>
-                    <a:blip r:embed="rId4" cstate="print">
+                    <a:blip r:embed="rId5" cstate="print">
                       <a:extLst>
                         <a:ext uri="{28A0092B-C50C-407E-A947-70E740481C1C}">
                           <a14:useLocalDpi xmlns:a14="http://schemas.microsoft.com/office/drawing/2010/main" val="0"/>
@@ -422,15 +422,7 @@
                 <w:szCs w:val="24"/>
                 <w:lang w:eastAsia="en-ID"/>
               </w:rPr>
-              <w:t xml:space="preserve">SIB </w:t>
-            </w:r>
-            <w:r>
-              <w:rPr>
-                <w:sz w:val="24"/>
-                <w:szCs w:val="24"/>
-                <w:lang w:eastAsia="en-ID"/>
-              </w:rPr>
-              <w:t>2F</w:t>
+              <w:t>SIB 2F</w:t>
             </w:r>
           </w:p>
         </w:tc>
@@ -590,6 +582,1277 @@
       <w:pPr>
         <w:ind w:firstLine="0"/>
       </w:pPr>
+    </w:p>
+    <w:p>
+      <w:pPr>
+        <w:ind w:firstLine="0"/>
+        <w:jc w:val="left"/>
+      </w:pPr>
+      <w:r>
+        <w:rPr>
+          <w:b/>
+          <w:bCs/>
+        </w:rPr>
+        <w:t>Tugas</w:t>
+      </w:r>
+      <w:r>
+        <w:rPr>
+          <w:b/>
+          <w:bCs/>
+        </w:rPr>
+        <w:t xml:space="preserve"> 1</w:t>
+      </w:r>
+      <w:r>
+        <w:rPr>
+          <w:b/>
+          <w:bCs/>
+        </w:rPr>
+        <w:t xml:space="preserve"> </w:t>
+      </w:r>
+      <w:r>
+        <w:rPr>
+          <w:b/>
+          <w:bCs/>
+        </w:rPr>
+        <w:t xml:space="preserve"> </w:t>
+      </w:r>
+      <w:r>
+        <w:rPr>
+          <w:b/>
+          <w:bCs/>
+        </w:rPr>
+        <w:br/>
+      </w:r>
+      <w:r>
+        <w:t>M</w:t>
+      </w:r>
+      <w:r>
+        <w:t>encari 5 objek dan menjabarkan state dan behavior</w:t>
+      </w:r>
+    </w:p>
+    <w:p>
+      <w:pPr>
+        <w:pStyle w:val="ListParagraph"/>
+        <w:numPr>
+          <w:ilvl w:val="0"/>
+          <w:numId w:val="2"/>
+        </w:numPr>
+        <w:jc w:val="left"/>
+      </w:pPr>
+      <w:r>
+        <w:rPr>
+          <w:noProof/>
+        </w:rPr>
+        <w:drawing>
+          <wp:anchor distT="0" distB="0" distL="114300" distR="114300" simplePos="0" relativeHeight="251661312" behindDoc="0" locked="0" layoutInCell="1" allowOverlap="1" wp14:anchorId="743E7438" wp14:editId="4F4558D0">
+            <wp:simplePos x="0" y="0"/>
+            <wp:positionH relativeFrom="column">
+              <wp:posOffset>2441256</wp:posOffset>
+            </wp:positionH>
+            <wp:positionV relativeFrom="paragraph">
+              <wp:posOffset>71307</wp:posOffset>
+            </wp:positionV>
+            <wp:extent cx="2119505" cy="2119505"/>
+            <wp:effectExtent l="0" t="0" r="0" b="0"/>
+            <wp:wrapSquare wrapText="bothSides"/>
+            <wp:docPr id="929934216" name="Picture 2" descr="Pulpen Joyko Gel Cetek Q Gel G P-265 (1pak -12pcs)"/>
+            <wp:cNvGraphicFramePr>
+              <a:graphicFrameLocks xmlns:a="http://schemas.openxmlformats.org/drawingml/2006/main" noChangeAspect="1"/>
+            </wp:cNvGraphicFramePr>
+            <a:graphic xmlns:a="http://schemas.openxmlformats.org/drawingml/2006/main">
+              <a:graphicData uri="http://schemas.openxmlformats.org/drawingml/2006/picture">
+                <pic:pic xmlns:pic="http://schemas.openxmlformats.org/drawingml/2006/picture">
+                  <pic:nvPicPr>
+                    <pic:cNvPr id="0" name="Picture 3" descr="Pulpen Joyko Gel Cetek Q Gel G P-265 (1pak -12pcs)"/>
+                    <pic:cNvPicPr>
+                      <a:picLocks noChangeAspect="1" noChangeArrowheads="1"/>
+                    </pic:cNvPicPr>
+                  </pic:nvPicPr>
+                  <pic:blipFill>
+                    <a:blip r:embed="rId6" cstate="print">
+                      <a:extLst>
+                        <a:ext uri="{28A0092B-C50C-407E-A947-70E740481C1C}">
+                          <a14:useLocalDpi xmlns:a14="http://schemas.microsoft.com/office/drawing/2010/main" val="0"/>
+                        </a:ext>
+                      </a:extLst>
+                    </a:blip>
+                    <a:srcRect/>
+                    <a:stretch>
+                      <a:fillRect/>
+                    </a:stretch>
+                  </pic:blipFill>
+                  <pic:spPr bwMode="auto">
+                    <a:xfrm>
+                      <a:off x="0" y="0"/>
+                      <a:ext cx="2119505" cy="2119505"/>
+                    </a:xfrm>
+                    <a:prstGeom prst="rect">
+                      <a:avLst/>
+                    </a:prstGeom>
+                    <a:noFill/>
+                    <a:ln>
+                      <a:noFill/>
+                    </a:ln>
+                  </pic:spPr>
+                </pic:pic>
+              </a:graphicData>
+            </a:graphic>
+            <wp14:sizeRelH relativeFrom="page">
+              <wp14:pctWidth>0</wp14:pctWidth>
+            </wp14:sizeRelH>
+            <wp14:sizeRelV relativeFrom="page">
+              <wp14:pctHeight>0</wp14:pctHeight>
+            </wp14:sizeRelV>
+          </wp:anchor>
+        </w:drawing>
+      </w:r>
+      <w:r>
+        <w:t>Pulpen</w:t>
+      </w:r>
+    </w:p>
+    <w:p>
+      <w:pPr>
+        <w:pStyle w:val="ListParagraph"/>
+        <w:numPr>
+          <w:ilvl w:val="0"/>
+          <w:numId w:val="3"/>
+        </w:numPr>
+        <w:ind w:left="1080"/>
+        <w:jc w:val="left"/>
+      </w:pPr>
+      <w:r>
+        <w:t>State</w:t>
+      </w:r>
+    </w:p>
+    <w:p>
+      <w:pPr>
+        <w:ind w:left="1080" w:firstLine="0"/>
+        <w:jc w:val="left"/>
+      </w:pPr>
+      <w:r>
+        <w:t xml:space="preserve">- </w:t>
+      </w:r>
+      <w:r>
+        <w:t>m</w:t>
+      </w:r>
+      <w:r>
+        <w:t>erek</w:t>
+      </w:r>
+    </w:p>
+    <w:p>
+      <w:pPr>
+        <w:ind w:left="1080" w:firstLine="0"/>
+        <w:jc w:val="left"/>
+      </w:pPr>
+      <w:r>
+        <w:t>- warna</w:t>
+      </w:r>
+      <w:r>
+        <w:t xml:space="preserve"> </w:t>
+      </w:r>
+      <w:r>
+        <w:t>tinta</w:t>
+      </w:r>
+    </w:p>
+    <w:p>
+      <w:pPr>
+        <w:ind w:left="1080" w:firstLine="0"/>
+        <w:jc w:val="left"/>
+      </w:pPr>
+      <w:r>
+        <w:t xml:space="preserve">- </w:t>
+      </w:r>
+      <w:r>
+        <w:t>b</w:t>
+      </w:r>
+      <w:r>
+        <w:t>entuk</w:t>
+      </w:r>
+    </w:p>
+    <w:p>
+      <w:pPr>
+        <w:ind w:left="1080" w:firstLine="0"/>
+        <w:jc w:val="left"/>
+      </w:pPr>
+      <w:r>
+        <w:t xml:space="preserve">- </w:t>
+      </w:r>
+      <w:r>
+        <w:t>k</w:t>
+      </w:r>
+      <w:r>
+        <w:t xml:space="preserve">ode </w:t>
+      </w:r>
+      <w:r>
+        <w:t>b</w:t>
+      </w:r>
+      <w:r>
+        <w:t>arang</w:t>
+      </w:r>
+    </w:p>
+    <w:p>
+      <w:pPr>
+        <w:pStyle w:val="ListParagraph"/>
+        <w:numPr>
+          <w:ilvl w:val="0"/>
+          <w:numId w:val="3"/>
+        </w:numPr>
+        <w:ind w:left="1080"/>
+        <w:jc w:val="left"/>
+      </w:pPr>
+      <w:r>
+        <w:t>Behavior</w:t>
+      </w:r>
+    </w:p>
+    <w:p>
+      <w:pPr>
+        <w:ind w:left="1260" w:hanging="180"/>
+        <w:jc w:val="left"/>
+      </w:pPr>
+      <w:r>
+        <w:t>- Menulis</w:t>
+      </w:r>
+    </w:p>
+    <w:p>
+      <w:pPr>
+        <w:ind w:left="1260" w:hanging="180"/>
+        <w:jc w:val="left"/>
+      </w:pPr>
+      <w:r>
+        <w:t>- Membuka Tutup</w:t>
+      </w:r>
+    </w:p>
+    <w:p>
+      <w:pPr>
+        <w:ind w:left="1260" w:hanging="180"/>
+        <w:jc w:val="left"/>
+      </w:pPr>
+      <w:r>
+        <w:t>- Menggambar</w:t>
+      </w:r>
+    </w:p>
+    <w:p>
+      <w:pPr>
+        <w:ind w:left="1260" w:hanging="180"/>
+        <w:jc w:val="left"/>
+      </w:pPr>
+    </w:p>
+    <w:p>
+      <w:pPr>
+        <w:pStyle w:val="ListParagraph"/>
+        <w:numPr>
+          <w:ilvl w:val="0"/>
+          <w:numId w:val="2"/>
+        </w:numPr>
+        <w:jc w:val="left"/>
+      </w:pPr>
+      <w:r>
+        <w:rPr>
+          <w:noProof/>
+        </w:rPr>
+        <w:drawing>
+          <wp:anchor distT="0" distB="0" distL="114300" distR="114300" simplePos="0" relativeHeight="251663360" behindDoc="0" locked="0" layoutInCell="1" allowOverlap="1" wp14:anchorId="160FFAE5" wp14:editId="68842734">
+            <wp:simplePos x="0" y="0"/>
+            <wp:positionH relativeFrom="column">
+              <wp:posOffset>2610485</wp:posOffset>
+            </wp:positionH>
+            <wp:positionV relativeFrom="paragraph">
+              <wp:posOffset>107315</wp:posOffset>
+            </wp:positionV>
+            <wp:extent cx="1913255" cy="1913255"/>
+            <wp:effectExtent l="0" t="0" r="0" b="0"/>
+            <wp:wrapSquare wrapText="bothSides"/>
+            <wp:docPr id="1174261044" name="Picture 5" descr="Rexus Keyboard Office Membrane K278"/>
+            <wp:cNvGraphicFramePr>
+              <a:graphicFrameLocks xmlns:a="http://schemas.openxmlformats.org/drawingml/2006/main" noChangeAspect="1"/>
+            </wp:cNvGraphicFramePr>
+            <a:graphic xmlns:a="http://schemas.openxmlformats.org/drawingml/2006/main">
+              <a:graphicData uri="http://schemas.openxmlformats.org/drawingml/2006/picture">
+                <pic:pic xmlns:pic="http://schemas.openxmlformats.org/drawingml/2006/picture">
+                  <pic:nvPicPr>
+                    <pic:cNvPr id="0" name="Picture 9" descr="Rexus Keyboard Office Membrane K278"/>
+                    <pic:cNvPicPr>
+                      <a:picLocks noChangeAspect="1" noChangeArrowheads="1"/>
+                    </pic:cNvPicPr>
+                  </pic:nvPicPr>
+                  <pic:blipFill>
+                    <a:blip r:embed="rId7" cstate="print">
+                      <a:extLst>
+                        <a:ext uri="{28A0092B-C50C-407E-A947-70E740481C1C}">
+                          <a14:useLocalDpi xmlns:a14="http://schemas.microsoft.com/office/drawing/2010/main" val="0"/>
+                        </a:ext>
+                      </a:extLst>
+                    </a:blip>
+                    <a:srcRect/>
+                    <a:stretch>
+                      <a:fillRect/>
+                    </a:stretch>
+                  </pic:blipFill>
+                  <pic:spPr bwMode="auto">
+                    <a:xfrm>
+                      <a:off x="0" y="0"/>
+                      <a:ext cx="1913255" cy="1913255"/>
+                    </a:xfrm>
+                    <a:prstGeom prst="rect">
+                      <a:avLst/>
+                    </a:prstGeom>
+                    <a:noFill/>
+                    <a:ln>
+                      <a:noFill/>
+                    </a:ln>
+                  </pic:spPr>
+                </pic:pic>
+              </a:graphicData>
+            </a:graphic>
+          </wp:anchor>
+        </w:drawing>
+      </w:r>
+      <w:r>
+        <w:t>Keyboard</w:t>
+      </w:r>
+    </w:p>
+    <w:p>
+      <w:pPr>
+        <w:pStyle w:val="ListParagraph"/>
+        <w:numPr>
+          <w:ilvl w:val="0"/>
+          <w:numId w:val="6"/>
+        </w:numPr>
+        <w:ind w:left="1170" w:hanging="450"/>
+        <w:jc w:val="left"/>
+      </w:pPr>
+      <w:r>
+        <w:t>State</w:t>
+      </w:r>
+    </w:p>
+    <w:p>
+      <w:pPr>
+        <w:ind w:left="1080" w:firstLine="0"/>
+        <w:jc w:val="left"/>
+      </w:pPr>
+      <w:r>
+        <w:t xml:space="preserve">- </w:t>
+      </w:r>
+      <w:r>
+        <w:t>M</w:t>
+      </w:r>
+      <w:r>
+        <w:t>erek</w:t>
+      </w:r>
+    </w:p>
+    <w:p>
+      <w:pPr>
+        <w:ind w:left="1080" w:firstLine="0"/>
+        <w:jc w:val="left"/>
+      </w:pPr>
+      <w:r>
+        <w:t>- Warna</w:t>
+      </w:r>
+    </w:p>
+    <w:p>
+      <w:pPr>
+        <w:ind w:left="1080" w:firstLine="0"/>
+        <w:jc w:val="left"/>
+      </w:pPr>
+      <w:r>
+        <w:t>- Tipe</w:t>
+      </w:r>
+    </w:p>
+    <w:p>
+      <w:pPr>
+        <w:pStyle w:val="ListParagraph"/>
+        <w:numPr>
+          <w:ilvl w:val="0"/>
+          <w:numId w:val="6"/>
+        </w:numPr>
+        <w:ind w:left="1170"/>
+        <w:jc w:val="left"/>
+      </w:pPr>
+      <w:r>
+        <w:t>Behavior</w:t>
+      </w:r>
+    </w:p>
+    <w:p>
+      <w:pPr>
+        <w:ind w:left="1080" w:firstLine="0"/>
+        <w:jc w:val="left"/>
+      </w:pPr>
+      <w:r>
+        <w:t>- mengetik</w:t>
+      </w:r>
+    </w:p>
+    <w:p>
+      <w:pPr>
+        <w:ind w:left="1080" w:firstLine="0"/>
+        <w:jc w:val="left"/>
+      </w:pPr>
+      <w:r>
+        <w:t>- menghapus teks</w:t>
+      </w:r>
+    </w:p>
+    <w:p>
+      <w:pPr>
+        <w:ind w:left="1080" w:firstLine="0"/>
+        <w:jc w:val="left"/>
+      </w:pPr>
+      <w:r>
+        <w:t>- capslock</w:t>
+      </w:r>
+    </w:p>
+    <w:p>
+      <w:pPr>
+        <w:ind w:left="1080" w:firstLine="0"/>
+        <w:jc w:val="left"/>
+      </w:pPr>
+    </w:p>
+    <w:p>
+      <w:pPr>
+        <w:pStyle w:val="ListParagraph"/>
+        <w:numPr>
+          <w:ilvl w:val="0"/>
+          <w:numId w:val="8"/>
+        </w:numPr>
+        <w:jc w:val="left"/>
+      </w:pPr>
+      <w:r>
+        <w:t>Kartu ATM</w:t>
+      </w:r>
+    </w:p>
+    <w:p>
+      <w:pPr>
+        <w:pStyle w:val="ListParagraph"/>
+        <w:numPr>
+          <w:ilvl w:val="0"/>
+          <w:numId w:val="9"/>
+        </w:numPr>
+        <w:jc w:val="left"/>
+      </w:pPr>
+      <w:r>
+        <w:t>State</w:t>
+      </w:r>
+    </w:p>
+    <w:p>
+      <w:pPr>
+        <w:tabs>
+          <w:tab w:val="left" w:pos="1260"/>
+        </w:tabs>
+        <w:ind w:left="1170" w:firstLine="0"/>
+        <w:jc w:val="left"/>
+      </w:pPr>
+      <w:r>
+        <w:t xml:space="preserve">- </w:t>
+      </w:r>
+      <w:r>
+        <w:t>J</w:t>
+      </w:r>
+      <w:r>
+        <w:t>enis Kartu</w:t>
+      </w:r>
+    </w:p>
+    <w:p>
+      <w:pPr>
+        <w:tabs>
+          <w:tab w:val="left" w:pos="1260"/>
+        </w:tabs>
+        <w:ind w:left="1170" w:firstLine="0"/>
+        <w:jc w:val="left"/>
+      </w:pPr>
+      <w:r>
+        <w:t xml:space="preserve">- </w:t>
+      </w:r>
+      <w:r>
+        <w:t>Nama Bank</w:t>
+      </w:r>
+    </w:p>
+    <w:p>
+      <w:pPr>
+        <w:tabs>
+          <w:tab w:val="left" w:pos="1260"/>
+        </w:tabs>
+        <w:ind w:left="1170" w:firstLine="0"/>
+        <w:jc w:val="left"/>
+      </w:pPr>
+      <w:r>
+        <w:lastRenderedPageBreak/>
+        <w:t>- Jenis Tabungan</w:t>
+      </w:r>
+    </w:p>
+    <w:p>
+      <w:pPr>
+        <w:tabs>
+          <w:tab w:val="left" w:pos="1260"/>
+        </w:tabs>
+        <w:ind w:left="1170" w:firstLine="0"/>
+        <w:jc w:val="left"/>
+      </w:pPr>
+      <w:r>
+        <w:rPr>
+          <w:noProof/>
+        </w:rPr>
+        <w:drawing>
+          <wp:anchor distT="0" distB="0" distL="114300" distR="114300" simplePos="0" relativeHeight="251664384" behindDoc="1" locked="0" layoutInCell="1" allowOverlap="1" wp14:anchorId="122EF388" wp14:editId="7FCA89A2">
+            <wp:simplePos x="0" y="0"/>
+            <wp:positionH relativeFrom="column">
+              <wp:posOffset>3081020</wp:posOffset>
+            </wp:positionH>
+            <wp:positionV relativeFrom="paragraph">
+              <wp:posOffset>146050</wp:posOffset>
+            </wp:positionV>
+            <wp:extent cx="1939290" cy="1442720"/>
+            <wp:effectExtent l="0" t="0" r="3810" b="5080"/>
+            <wp:wrapTight wrapText="bothSides">
+              <wp:wrapPolygon edited="0">
+                <wp:start x="2758" y="0"/>
+                <wp:lineTo x="637" y="9127"/>
+                <wp:lineTo x="637" y="9982"/>
+                <wp:lineTo x="4031" y="13690"/>
+                <wp:lineTo x="2546" y="14831"/>
+                <wp:lineTo x="1910" y="16257"/>
+                <wp:lineTo x="2758" y="18254"/>
+                <wp:lineTo x="2758" y="20250"/>
+                <wp:lineTo x="6790" y="21106"/>
+                <wp:lineTo x="15277" y="21391"/>
+                <wp:lineTo x="18672" y="21391"/>
+                <wp:lineTo x="21430" y="20820"/>
+                <wp:lineTo x="21430" y="16827"/>
+                <wp:lineTo x="18460" y="13690"/>
+                <wp:lineTo x="18035" y="9127"/>
+                <wp:lineTo x="17399" y="7701"/>
+                <wp:lineTo x="15701" y="4278"/>
+                <wp:lineTo x="7426" y="856"/>
+                <wp:lineTo x="4880" y="0"/>
+                <wp:lineTo x="2758" y="0"/>
+              </wp:wrapPolygon>
+            </wp:wrapTight>
+            <wp:docPr id="1223658847" name="Picture 6" descr="Kartu ATM/Debit Bina - Binadigital"/>
+            <wp:cNvGraphicFramePr>
+              <a:graphicFrameLocks xmlns:a="http://schemas.openxmlformats.org/drawingml/2006/main" noChangeAspect="1"/>
+            </wp:cNvGraphicFramePr>
+            <a:graphic xmlns:a="http://schemas.openxmlformats.org/drawingml/2006/main">
+              <a:graphicData uri="http://schemas.openxmlformats.org/drawingml/2006/picture">
+                <pic:pic xmlns:pic="http://schemas.openxmlformats.org/drawingml/2006/picture">
+                  <pic:nvPicPr>
+                    <pic:cNvPr id="0" name="Picture 11" descr="Kartu ATM/Debit Bina - Binadigital"/>
+                    <pic:cNvPicPr>
+                      <a:picLocks noChangeAspect="1" noChangeArrowheads="1"/>
+                    </pic:cNvPicPr>
+                  </pic:nvPicPr>
+                  <pic:blipFill>
+                    <a:blip r:embed="rId8" cstate="print">
+                      <a:extLst>
+                        <a:ext uri="{28A0092B-C50C-407E-A947-70E740481C1C}">
+                          <a14:useLocalDpi xmlns:a14="http://schemas.microsoft.com/office/drawing/2010/main" val="0"/>
+                        </a:ext>
+                      </a:extLst>
+                    </a:blip>
+                    <a:srcRect/>
+                    <a:stretch>
+                      <a:fillRect/>
+                    </a:stretch>
+                  </pic:blipFill>
+                  <pic:spPr bwMode="auto">
+                    <a:xfrm>
+                      <a:off x="0" y="0"/>
+                      <a:ext cx="1939290" cy="1442720"/>
+                    </a:xfrm>
+                    <a:prstGeom prst="rect">
+                      <a:avLst/>
+                    </a:prstGeom>
+                    <a:noFill/>
+                    <a:ln>
+                      <a:noFill/>
+                    </a:ln>
+                  </pic:spPr>
+                </pic:pic>
+              </a:graphicData>
+            </a:graphic>
+          </wp:anchor>
+        </w:drawing>
+      </w:r>
+      <w:r>
+        <w:t xml:space="preserve">- </w:t>
+      </w:r>
+      <w:r>
+        <w:t>Chip (pd kartu)</w:t>
+      </w:r>
+    </w:p>
+    <w:p>
+      <w:pPr>
+        <w:ind w:left="1350" w:hanging="180"/>
+        <w:jc w:val="left"/>
+      </w:pPr>
+      <w:r>
+        <w:t xml:space="preserve">- </w:t>
+      </w:r>
+      <w:r>
+        <w:t>No. Seri</w:t>
+      </w:r>
+    </w:p>
+    <w:p>
+      <w:pPr>
+        <w:ind w:left="1350" w:hanging="180"/>
+        <w:jc w:val="left"/>
+      </w:pPr>
+      <w:r>
+        <w:t xml:space="preserve">- </w:t>
+      </w:r>
+      <w:r>
+        <w:t>Tanda Tanyan Pemilik</w:t>
+      </w:r>
+    </w:p>
+    <w:p>
+      <w:pPr>
+        <w:pStyle w:val="ListParagraph"/>
+        <w:numPr>
+          <w:ilvl w:val="0"/>
+          <w:numId w:val="9"/>
+        </w:numPr>
+        <w:jc w:val="left"/>
+      </w:pPr>
+      <w:r>
+        <w:t>Behavior</w:t>
+      </w:r>
+    </w:p>
+    <w:p>
+      <w:pPr>
+        <w:pStyle w:val="ListParagraph"/>
+        <w:numPr>
+          <w:ilvl w:val="0"/>
+          <w:numId w:val="16"/>
+        </w:numPr>
+        <w:ind w:left="1530"/>
+        <w:jc w:val="left"/>
+      </w:pPr>
+      <w:r>
+        <w:t>Tarik tunai</w:t>
+      </w:r>
+    </w:p>
+    <w:p>
+      <w:pPr>
+        <w:pStyle w:val="ListParagraph"/>
+        <w:numPr>
+          <w:ilvl w:val="0"/>
+          <w:numId w:val="16"/>
+        </w:numPr>
+        <w:ind w:left="1530"/>
+        <w:jc w:val="left"/>
+      </w:pPr>
+      <w:r>
+        <w:t>Setor tunai</w:t>
+      </w:r>
+    </w:p>
+    <w:p>
+      <w:pPr>
+        <w:pStyle w:val="ListParagraph"/>
+        <w:numPr>
+          <w:ilvl w:val="0"/>
+          <w:numId w:val="16"/>
+        </w:numPr>
+        <w:ind w:left="1530"/>
+        <w:jc w:val="left"/>
+      </w:pPr>
+      <w:r>
+        <w:t>Cek saldo</w:t>
+      </w:r>
+    </w:p>
+    <w:p>
+      <w:pPr>
+        <w:pStyle w:val="ListParagraph"/>
+        <w:numPr>
+          <w:ilvl w:val="0"/>
+          <w:numId w:val="16"/>
+        </w:numPr>
+        <w:ind w:left="1530"/>
+        <w:jc w:val="left"/>
+      </w:pPr>
+      <w:r>
+        <w:t>Pembayaran</w:t>
+      </w:r>
+    </w:p>
+    <w:p>
+      <w:pPr>
+        <w:pStyle w:val="ListParagraph"/>
+        <w:numPr>
+          <w:ilvl w:val="0"/>
+          <w:numId w:val="16"/>
+        </w:numPr>
+        <w:ind w:left="1530"/>
+        <w:jc w:val="left"/>
+      </w:pPr>
+      <w:r>
+        <w:t>Terima Uang (Transfer)</w:t>
+      </w:r>
+    </w:p>
+    <w:p>
+      <w:pPr>
+        <w:ind w:firstLine="0"/>
+        <w:jc w:val="left"/>
+      </w:pPr>
+    </w:p>
+    <w:p>
+      <w:pPr>
+        <w:pStyle w:val="ListParagraph"/>
+        <w:numPr>
+          <w:ilvl w:val="0"/>
+          <w:numId w:val="8"/>
+        </w:numPr>
+        <w:jc w:val="left"/>
+      </w:pPr>
+      <w:r>
+        <w:t>Tas</w:t>
+      </w:r>
+    </w:p>
+    <w:p>
+      <w:pPr>
+        <w:pStyle w:val="ListParagraph"/>
+        <w:numPr>
+          <w:ilvl w:val="0"/>
+          <w:numId w:val="11"/>
+        </w:numPr>
+        <w:ind w:left="1170"/>
+        <w:jc w:val="left"/>
+      </w:pPr>
+      <w:r>
+        <w:t>State</w:t>
+      </w:r>
+    </w:p>
+    <w:p>
+      <w:pPr>
+        <w:ind w:left="1080" w:firstLine="0"/>
+        <w:jc w:val="left"/>
+      </w:pPr>
+      <w:r>
+        <w:rPr>
+          <w:noProof/>
+        </w:rPr>
+        <w:drawing>
+          <wp:anchor distT="0" distB="0" distL="114300" distR="114300" simplePos="0" relativeHeight="251662336" behindDoc="0" locked="0" layoutInCell="1" allowOverlap="1" wp14:anchorId="28132195" wp14:editId="4818F061">
+            <wp:simplePos x="0" y="0"/>
+            <wp:positionH relativeFrom="margin">
+              <wp:posOffset>3503930</wp:posOffset>
+            </wp:positionH>
+            <wp:positionV relativeFrom="paragraph">
+              <wp:posOffset>56515</wp:posOffset>
+            </wp:positionV>
+            <wp:extent cx="2008505" cy="2008505"/>
+            <wp:effectExtent l="0" t="0" r="0" b="0"/>
+            <wp:wrapThrough wrapText="bothSides">
+              <wp:wrapPolygon edited="0">
+                <wp:start x="0" y="0"/>
+                <wp:lineTo x="0" y="21306"/>
+                <wp:lineTo x="21306" y="21306"/>
+                <wp:lineTo x="21306" y="0"/>
+                <wp:lineTo x="0" y="0"/>
+              </wp:wrapPolygon>
+            </wp:wrapThrough>
+            <wp:docPr id="1328302748" name="Picture 3" descr="bk"/>
+            <wp:cNvGraphicFramePr>
+              <a:graphicFrameLocks xmlns:a="http://schemas.openxmlformats.org/drawingml/2006/main" noChangeAspect="1"/>
+            </wp:cNvGraphicFramePr>
+            <a:graphic xmlns:a="http://schemas.openxmlformats.org/drawingml/2006/main">
+              <a:graphicData uri="http://schemas.openxmlformats.org/drawingml/2006/picture">
+                <pic:pic xmlns:pic="http://schemas.openxmlformats.org/drawingml/2006/picture">
+                  <pic:nvPicPr>
+                    <pic:cNvPr id="0" name="Picture 5" descr="bk"/>
+                    <pic:cNvPicPr>
+                      <a:picLocks noChangeAspect="1" noChangeArrowheads="1"/>
+                    </pic:cNvPicPr>
+                  </pic:nvPicPr>
+                  <pic:blipFill>
+                    <a:blip r:embed="rId9" cstate="print">
+                      <a:extLst>
+                        <a:ext uri="{28A0092B-C50C-407E-A947-70E740481C1C}">
+                          <a14:useLocalDpi xmlns:a14="http://schemas.microsoft.com/office/drawing/2010/main" val="0"/>
+                        </a:ext>
+                      </a:extLst>
+                    </a:blip>
+                    <a:srcRect/>
+                    <a:stretch>
+                      <a:fillRect/>
+                    </a:stretch>
+                  </pic:blipFill>
+                  <pic:spPr bwMode="auto">
+                    <a:xfrm>
+                      <a:off x="0" y="0"/>
+                      <a:ext cx="2008505" cy="2008505"/>
+                    </a:xfrm>
+                    <a:prstGeom prst="rect">
+                      <a:avLst/>
+                    </a:prstGeom>
+                    <a:noFill/>
+                    <a:ln>
+                      <a:noFill/>
+                    </a:ln>
+                  </pic:spPr>
+                </pic:pic>
+              </a:graphicData>
+            </a:graphic>
+            <wp14:sizeRelH relativeFrom="margin">
+              <wp14:pctWidth>0</wp14:pctWidth>
+            </wp14:sizeRelH>
+            <wp14:sizeRelV relativeFrom="margin">
+              <wp14:pctHeight>0</wp14:pctHeight>
+            </wp14:sizeRelV>
+          </wp:anchor>
+        </w:drawing>
+      </w:r>
+      <w:r>
+        <w:t>- Merek</w:t>
+      </w:r>
+    </w:p>
+    <w:p>
+      <w:pPr>
+        <w:ind w:left="1080" w:firstLine="0"/>
+        <w:jc w:val="left"/>
+      </w:pPr>
+      <w:r>
+        <w:t xml:space="preserve">- </w:t>
+      </w:r>
+      <w:r>
+        <w:t>Bentuk</w:t>
+      </w:r>
+    </w:p>
+    <w:p>
+      <w:pPr>
+        <w:ind w:left="1080" w:firstLine="0"/>
+        <w:jc w:val="left"/>
+      </w:pPr>
+      <w:r>
+        <w:t>- Warna</w:t>
+      </w:r>
+    </w:p>
+    <w:p>
+      <w:pPr>
+        <w:ind w:left="1080" w:firstLine="0"/>
+        <w:jc w:val="left"/>
+      </w:pPr>
+      <w:r>
+        <w:t>- Jenis</w:t>
+      </w:r>
+    </w:p>
+    <w:p>
+      <w:pPr>
+        <w:ind w:left="1080" w:firstLine="0"/>
+        <w:jc w:val="left"/>
+      </w:pPr>
+      <w:r>
+        <w:t>- Kapasitas</w:t>
+      </w:r>
+    </w:p>
+    <w:p>
+      <w:pPr>
+        <w:pStyle w:val="ListParagraph"/>
+        <w:numPr>
+          <w:ilvl w:val="0"/>
+          <w:numId w:val="11"/>
+        </w:numPr>
+        <w:ind w:left="1170"/>
+        <w:jc w:val="left"/>
+      </w:pPr>
+      <w:r>
+        <w:t>Behavior</w:t>
+      </w:r>
+    </w:p>
+    <w:p>
+      <w:pPr>
+        <w:ind w:left="990" w:firstLine="0"/>
+        <w:jc w:val="left"/>
+      </w:pPr>
+      <w:r>
+        <w:t>- Menampung/Menambah barang</w:t>
+      </w:r>
+    </w:p>
+    <w:p>
+      <w:pPr>
+        <w:ind w:left="990" w:firstLine="0"/>
+        <w:jc w:val="left"/>
+      </w:pPr>
+      <w:r>
+        <w:t>- Mengurangi/mengeluarkan Barang</w:t>
+      </w:r>
+    </w:p>
+    <w:p>
+      <w:pPr>
+        <w:ind w:left="990" w:firstLine="0"/>
+        <w:jc w:val="left"/>
+      </w:pPr>
+      <w:r>
+        <w:t>- Menjaga Barang</w:t>
+      </w:r>
+    </w:p>
+    <w:p>
+      <w:pPr>
+        <w:ind w:left="990" w:firstLine="0"/>
+        <w:jc w:val="left"/>
+      </w:pPr>
+      <w:r>
+        <w:t>-</w:t>
+      </w:r>
+      <w:r>
+        <w:t xml:space="preserve"> </w:t>
+      </w:r>
+      <w:r>
+        <w:t>Memendekkan Tali/selempang</w:t>
+      </w:r>
+    </w:p>
+    <w:p>
+      <w:pPr>
+        <w:ind w:firstLine="0"/>
+        <w:jc w:val="left"/>
+      </w:pPr>
+    </w:p>
+    <w:p>
+      <w:pPr>
+        <w:pStyle w:val="ListParagraph"/>
+        <w:numPr>
+          <w:ilvl w:val="0"/>
+          <w:numId w:val="8"/>
+        </w:numPr>
+        <w:jc w:val="left"/>
+      </w:pPr>
+      <w:r>
+        <w:t>Dompet</w:t>
+      </w:r>
+    </w:p>
+    <w:p>
+      <w:pPr>
+        <w:pStyle w:val="ListParagraph"/>
+        <w:numPr>
+          <w:ilvl w:val="0"/>
+          <w:numId w:val="13"/>
+        </w:numPr>
+        <w:ind w:left="1260"/>
+        <w:jc w:val="left"/>
+      </w:pPr>
+      <w:r>
+        <w:t>State</w:t>
+      </w:r>
+    </w:p>
+    <w:p>
+      <w:pPr>
+        <w:ind w:left="1080" w:firstLine="0"/>
+        <w:jc w:val="left"/>
+      </w:pPr>
+      <w:r>
+        <w:t>-</w:t>
+      </w:r>
+      <w:r>
+        <w:t xml:space="preserve"> </w:t>
+      </w:r>
+      <w:r>
+        <w:t>merek</w:t>
+      </w:r>
+    </w:p>
+    <w:p>
+      <w:pPr>
+        <w:ind w:left="1080" w:firstLine="0"/>
+        <w:jc w:val="left"/>
+      </w:pPr>
+      <w:r>
+        <w:rPr>
+          <w:noProof/>
+        </w:rPr>
+        <w:drawing>
+          <wp:anchor distT="0" distB="0" distL="114300" distR="114300" simplePos="0" relativeHeight="251665408" behindDoc="1" locked="0" layoutInCell="1" allowOverlap="1" wp14:anchorId="5755ED98" wp14:editId="709134C8">
+            <wp:simplePos x="0" y="0"/>
+            <wp:positionH relativeFrom="column">
+              <wp:posOffset>3081020</wp:posOffset>
+            </wp:positionH>
+            <wp:positionV relativeFrom="paragraph">
+              <wp:posOffset>15240</wp:posOffset>
+            </wp:positionV>
+            <wp:extent cx="2225040" cy="2225040"/>
+            <wp:effectExtent l="0" t="0" r="3810" b="3810"/>
+            <wp:wrapTight wrapText="bothSides">
+              <wp:wrapPolygon edited="0">
+                <wp:start x="0" y="0"/>
+                <wp:lineTo x="0" y="21452"/>
+                <wp:lineTo x="21452" y="21452"/>
+                <wp:lineTo x="21452" y="0"/>
+                <wp:lineTo x="0" y="0"/>
+              </wp:wrapPolygon>
+            </wp:wrapTight>
+            <wp:docPr id="42992108" name="Picture 7" descr="VONA Jet Wallet - Dompet Lipat 2 - Vona.id"/>
+            <wp:cNvGraphicFramePr>
+              <a:graphicFrameLocks xmlns:a="http://schemas.openxmlformats.org/drawingml/2006/main" noChangeAspect="1"/>
+            </wp:cNvGraphicFramePr>
+            <a:graphic xmlns:a="http://schemas.openxmlformats.org/drawingml/2006/main">
+              <a:graphicData uri="http://schemas.openxmlformats.org/drawingml/2006/picture">
+                <pic:pic xmlns:pic="http://schemas.openxmlformats.org/drawingml/2006/picture">
+                  <pic:nvPicPr>
+                    <pic:cNvPr id="0" name="Picture 13" descr="VONA Jet Wallet - Dompet Lipat 2 - Vona.id"/>
+                    <pic:cNvPicPr>
+                      <a:picLocks noChangeAspect="1" noChangeArrowheads="1"/>
+                    </pic:cNvPicPr>
+                  </pic:nvPicPr>
+                  <pic:blipFill>
+                    <a:blip r:embed="rId10" cstate="print">
+                      <a:extLst>
+                        <a:ext uri="{28A0092B-C50C-407E-A947-70E740481C1C}">
+                          <a14:useLocalDpi xmlns:a14="http://schemas.microsoft.com/office/drawing/2010/main" val="0"/>
+                        </a:ext>
+                      </a:extLst>
+                    </a:blip>
+                    <a:srcRect/>
+                    <a:stretch>
+                      <a:fillRect/>
+                    </a:stretch>
+                  </pic:blipFill>
+                  <pic:spPr bwMode="auto">
+                    <a:xfrm>
+                      <a:off x="0" y="0"/>
+                      <a:ext cx="2225040" cy="2225040"/>
+                    </a:xfrm>
+                    <a:prstGeom prst="rect">
+                      <a:avLst/>
+                    </a:prstGeom>
+                    <a:noFill/>
+                    <a:ln>
+                      <a:noFill/>
+                    </a:ln>
+                  </pic:spPr>
+                </pic:pic>
+              </a:graphicData>
+            </a:graphic>
+          </wp:anchor>
+        </w:drawing>
+      </w:r>
+      <w:r>
+        <w:t xml:space="preserve">- </w:t>
+      </w:r>
+      <w:r>
+        <w:t>Bentuk</w:t>
+      </w:r>
+    </w:p>
+    <w:p>
+      <w:pPr>
+        <w:ind w:left="1080" w:firstLine="0"/>
+        <w:jc w:val="left"/>
+      </w:pPr>
+      <w:r>
+        <w:t xml:space="preserve">- </w:t>
+      </w:r>
+      <w:r>
+        <w:t>Warna</w:t>
+      </w:r>
+    </w:p>
+    <w:p>
+      <w:pPr>
+        <w:ind w:left="1080" w:firstLine="0"/>
+        <w:jc w:val="left"/>
+      </w:pPr>
+      <w:r>
+        <w:t xml:space="preserve">- </w:t>
+      </w:r>
+      <w:r>
+        <w:t>Jenis Bahan yg dipakai</w:t>
+      </w:r>
+    </w:p>
+    <w:p>
+      <w:pPr>
+        <w:ind w:left="1080" w:firstLine="0"/>
+        <w:jc w:val="left"/>
+      </w:pPr>
+      <w:r>
+        <w:t xml:space="preserve">- </w:t>
+      </w:r>
+      <w:r>
+        <w:t>ukuran</w:t>
+      </w:r>
+    </w:p>
+    <w:p>
+      <w:pPr>
+        <w:ind w:left="1080" w:firstLine="0"/>
+        <w:jc w:val="left"/>
+      </w:pPr>
+      <w:r>
+        <w:t>-</w:t>
+      </w:r>
+      <w:r>
+        <w:t xml:space="preserve"> </w:t>
+      </w:r>
+      <w:r>
+        <w:t>Tipe</w:t>
+      </w:r>
+    </w:p>
+    <w:p>
+      <w:pPr>
+        <w:ind w:left="1080" w:firstLine="0"/>
+        <w:jc w:val="left"/>
+      </w:pPr>
+      <w:r>
+        <w:t xml:space="preserve">- </w:t>
+      </w:r>
+      <w:r>
+        <w:t>Tempat Pembuatan</w:t>
+      </w:r>
+    </w:p>
+    <w:p>
+      <w:pPr>
+        <w:pStyle w:val="ListParagraph"/>
+        <w:numPr>
+          <w:ilvl w:val="0"/>
+          <w:numId w:val="13"/>
+        </w:numPr>
+        <w:ind w:left="1170"/>
+        <w:jc w:val="left"/>
+      </w:pPr>
+      <w:r>
+        <w:t>Behavior</w:t>
+      </w:r>
+    </w:p>
+    <w:p>
+      <w:pPr>
+        <w:pStyle w:val="ListParagraph"/>
+        <w:numPr>
+          <w:ilvl w:val="0"/>
+          <w:numId w:val="15"/>
+        </w:numPr>
+        <w:ind w:left="1440"/>
+        <w:jc w:val="left"/>
+      </w:pPr>
+      <w:r>
+        <w:t>Menampung kartu, uang</w:t>
+      </w:r>
+    </w:p>
+    <w:p>
+      <w:pPr>
+        <w:pStyle w:val="ListParagraph"/>
+        <w:numPr>
+          <w:ilvl w:val="0"/>
+          <w:numId w:val="15"/>
+        </w:numPr>
+        <w:ind w:left="1440"/>
+        <w:jc w:val="left"/>
+      </w:pPr>
+      <w:r>
+        <w:t>mengamankan uang, kartu</w:t>
+      </w:r>
+    </w:p>
+    <w:p>
+      <w:pPr>
+        <w:pStyle w:val="ListParagraph"/>
+        <w:numPr>
+          <w:ilvl w:val="0"/>
+          <w:numId w:val="15"/>
+        </w:numPr>
+        <w:ind w:left="1440"/>
+        <w:jc w:val="left"/>
+      </w:pPr>
+      <w:r>
+        <w:t>menyimpan kartu</w:t>
+      </w:r>
+    </w:p>
+    <w:p>
+      <w:pPr>
+        <w:pStyle w:val="ListParagraph"/>
+        <w:numPr>
+          <w:ilvl w:val="0"/>
+          <w:numId w:val="15"/>
+        </w:numPr>
+        <w:ind w:left="1440"/>
+        <w:jc w:val="left"/>
+      </w:pPr>
+      <w:r>
+        <w:t>dibuka</w:t>
+      </w:r>
+    </w:p>
+    <w:p>
+      <w:pPr>
+        <w:pStyle w:val="ListParagraph"/>
+        <w:numPr>
+          <w:ilvl w:val="0"/>
+          <w:numId w:val="15"/>
+        </w:numPr>
+        <w:ind w:left="1440"/>
+        <w:jc w:val="left"/>
+      </w:pPr>
+      <w:r>
+        <w:t>ditutup</w:t>
+      </w:r>
+    </w:p>
+    <w:p>
+      <w:pPr>
+        <w:pStyle w:val="ListParagraph"/>
+        <w:numPr>
+          <w:ilvl w:val="0"/>
+          <w:numId w:val="15"/>
+        </w:numPr>
+        <w:ind w:left="1440"/>
+        <w:jc w:val="left"/>
+      </w:pPr>
+      <w:r>
+        <w:lastRenderedPageBreak/>
+        <w:t>dibawa</w:t>
+      </w:r>
+    </w:p>
+    <w:p>
+      <w:pPr>
+        <w:ind w:firstLine="0"/>
+        <w:jc w:val="left"/>
+        <w:rPr>
+          <w:b/>
+          <w:bCs/>
+        </w:rPr>
+      </w:pPr>
+    </w:p>
+    <w:p>
+      <w:pPr>
+        <w:ind w:firstLine="0"/>
+        <w:rPr>
+          <w:b/>
+          <w:bCs/>
+        </w:rPr>
+      </w:pPr>
+      <w:r>
+        <w:rPr>
+          <w:b/>
+          <w:bCs/>
+        </w:rPr>
+        <w:t>Tugas 2</w:t>
+      </w:r>
+    </w:p>
+    <w:p>
+      <w:pPr>
+        <w:numPr>
+          <w:ilvl w:val="0"/>
+          <w:numId w:val="1"/>
+        </w:numPr>
+      </w:pPr>
+      <w:r>
+        <w:rPr>
+          <w:lang w:val="en-US"/>
+        </w:rPr>
+        <w:t>Buatlah class diagram untuk setiap class yang dibuat pada Tugas 01 (pertemuan pertama) .</w:t>
+      </w:r>
+    </w:p>
+    <w:p>
+      <w:pPr>
+        <w:numPr>
+          <w:ilvl w:val="0"/>
+          <w:numId w:val="1"/>
+        </w:numPr>
+      </w:pPr>
+      <w:r>
+        <w:rPr>
+          <w:lang w:val="en-US"/>
+        </w:rPr>
+        <w:t>Perhatikan best practice penamaan class, method, dan atribut (kata benda/sifat/kerja dan huruf kapital).</w:t>
+      </w:r>
+    </w:p>
+    <w:p>
+      <w:pPr>
+        <w:numPr>
+          <w:ilvl w:val="0"/>
+          <w:numId w:val="1"/>
+        </w:numPr>
+      </w:pPr>
+      <w:r>
+        <w:rPr>
+          <w:lang w:val="en-US"/>
+        </w:rPr>
+        <w:t xml:space="preserve"> Cari 1 contoh class diagram yang kalian anggap betul.</w:t>
+      </w:r>
     </w:p>
     <w:tbl>
       <w:tblPr>
@@ -645,7 +1908,6 @@
                 <w:lang w:val="en-ID"/>
               </w:rPr>
             </w:pPr>
-            <w:proofErr w:type="spellStart"/>
             <w:r>
               <w:rPr>
                 <w:rFonts w:cs="Times New Roman"/>
@@ -658,15 +1920,7 @@
                 <w:rFonts w:cs="Times New Roman"/>
                 <w:lang w:val="en-ID"/>
               </w:rPr>
-              <w:t>erek</w:t>
-            </w:r>
-            <w:proofErr w:type="spellEnd"/>
-            <w:r>
-              <w:rPr>
-                <w:rFonts w:cs="Times New Roman"/>
-                <w:lang w:val="en-ID"/>
-              </w:rPr>
-              <w:t>: String</w:t>
+              <w:t>erek: String</w:t>
             </w:r>
           </w:p>
           <w:p>
@@ -677,7 +1931,6 @@
                 <w:lang w:val="en-ID"/>
               </w:rPr>
             </w:pPr>
-            <w:proofErr w:type="spellStart"/>
             <w:r>
               <w:rPr>
                 <w:rFonts w:cs="Times New Roman"/>
@@ -690,15 +1943,7 @@
                 <w:rFonts w:cs="Times New Roman"/>
                 <w:lang w:val="en-ID"/>
               </w:rPr>
-              <w:t>arnaTinta</w:t>
-            </w:r>
-            <w:proofErr w:type="spellEnd"/>
-            <w:r>
-              <w:rPr>
-                <w:rFonts w:cs="Times New Roman"/>
-                <w:lang w:val="en-ID"/>
-              </w:rPr>
-              <w:t>: String</w:t>
+              <w:t>arnaTinta: String</w:t>
             </w:r>
           </w:p>
           <w:p>
@@ -709,21 +1954,12 @@
                 <w:lang w:val="en-ID"/>
               </w:rPr>
             </w:pPr>
-            <w:proofErr w:type="spellStart"/>
-            <w:r>
-              <w:rPr>
-                <w:rFonts w:cs="Times New Roman"/>
-                <w:lang w:val="en-ID"/>
-              </w:rPr>
-              <w:t>bentuk</w:t>
-            </w:r>
-            <w:proofErr w:type="spellEnd"/>
-            <w:r>
-              <w:rPr>
-                <w:rFonts w:cs="Times New Roman"/>
-                <w:lang w:val="en-ID"/>
-              </w:rPr>
-              <w:t>: String</w:t>
+            <w:r>
+              <w:rPr>
+                <w:rFonts w:cs="Times New Roman"/>
+                <w:lang w:val="en-ID"/>
+              </w:rPr>
+              <w:t>bentuk: String</w:t>
             </w:r>
           </w:p>
           <w:p>
@@ -734,21 +1970,12 @@
                 <w:lang w:val="en-ID"/>
               </w:rPr>
             </w:pPr>
-            <w:proofErr w:type="spellStart"/>
-            <w:r>
-              <w:rPr>
-                <w:rFonts w:cs="Times New Roman"/>
-                <w:lang w:val="en-ID"/>
-              </w:rPr>
-              <w:t>kodeBarang</w:t>
-            </w:r>
-            <w:proofErr w:type="spellEnd"/>
-            <w:r>
-              <w:rPr>
-                <w:rFonts w:cs="Times New Roman"/>
-                <w:lang w:val="en-ID"/>
-              </w:rPr>
-              <w:t>: String</w:t>
+            <w:r>
+              <w:rPr>
+                <w:rFonts w:cs="Times New Roman"/>
+                <w:lang w:val="en-ID"/>
+              </w:rPr>
+              <w:t>kodeBarang: String</w:t>
             </w:r>
           </w:p>
           <w:p>
@@ -759,31 +1986,13 @@
                 <w:lang w:val="en-ID"/>
               </w:rPr>
             </w:pPr>
-            <w:proofErr w:type="spellStart"/>
-            <w:r>
-              <w:rPr>
-                <w:rFonts w:cs="Times New Roman"/>
-                <w:lang w:val="en-ID"/>
-              </w:rPr>
-              <w:t>isTutupTerbuka</w:t>
-            </w:r>
-            <w:proofErr w:type="spellEnd"/>
-            <w:r>
-              <w:rPr>
-                <w:rFonts w:cs="Times New Roman"/>
-                <w:lang w:val="en-ID"/>
-              </w:rPr>
-              <w:t xml:space="preserve">: </w:t>
-            </w:r>
-            <w:proofErr w:type="spellStart"/>
-            <w:r>
-              <w:rPr>
-                <w:rFonts w:cs="Times New Roman"/>
-                <w:lang w:val="en-ID"/>
-              </w:rPr>
-              <w:t>boolean</w:t>
-            </w:r>
-            <w:proofErr w:type="spellEnd"/>
+            <w:r>
+              <w:rPr>
+                <w:rFonts w:cs="Times New Roman"/>
+                <w:lang w:val="en-ID"/>
+              </w:rPr>
+              <w:t>isTutupTerbuka: boolean</w:t>
+            </w:r>
           </w:p>
         </w:tc>
       </w:tr>
@@ -803,30 +2012,12 @@
                 <w:lang w:val="en-ID"/>
               </w:rPr>
             </w:pPr>
-            <w:proofErr w:type="spellStart"/>
-            <w:proofErr w:type="gramStart"/>
-            <w:r>
-              <w:rPr>
-                <w:rFonts w:cs="Times New Roman"/>
-                <w:lang w:val="en-ID"/>
-              </w:rPr>
-              <w:t>bukaTutup</w:t>
-            </w:r>
-            <w:proofErr w:type="spellEnd"/>
-            <w:r>
-              <w:rPr>
-                <w:rFonts w:cs="Times New Roman"/>
-                <w:lang w:val="en-ID"/>
-              </w:rPr>
-              <w:t>(</w:t>
-            </w:r>
-            <w:proofErr w:type="gramEnd"/>
-            <w:r>
-              <w:rPr>
-                <w:rFonts w:cs="Times New Roman"/>
-                <w:lang w:val="en-ID"/>
-              </w:rPr>
-              <w:t>): void</w:t>
+            <w:r>
+              <w:rPr>
+                <w:rFonts w:cs="Times New Roman"/>
+                <w:lang w:val="en-ID"/>
+              </w:rPr>
+              <w:t>bukaTutup(): void</w:t>
             </w:r>
           </w:p>
           <w:p>
@@ -837,39 +2028,12 @@
                 <w:lang w:val="en-ID"/>
               </w:rPr>
             </w:pPr>
-            <w:proofErr w:type="spellStart"/>
-            <w:proofErr w:type="gramStart"/>
-            <w:r>
-              <w:rPr>
-                <w:rFonts w:cs="Times New Roman"/>
-                <w:lang w:val="en-ID"/>
-              </w:rPr>
-              <w:t>menulis</w:t>
-            </w:r>
-            <w:proofErr w:type="spellEnd"/>
-            <w:r>
-              <w:rPr>
-                <w:rFonts w:cs="Times New Roman"/>
-                <w:lang w:val="en-ID"/>
-              </w:rPr>
-              <w:t>(</w:t>
-            </w:r>
-            <w:proofErr w:type="spellStart"/>
-            <w:proofErr w:type="gramEnd"/>
-            <w:r>
-              <w:rPr>
-                <w:rFonts w:cs="Times New Roman"/>
-                <w:lang w:val="en-ID"/>
-              </w:rPr>
-              <w:t>teks</w:t>
-            </w:r>
-            <w:proofErr w:type="spellEnd"/>
-            <w:r>
-              <w:rPr>
-                <w:rFonts w:cs="Times New Roman"/>
-                <w:lang w:val="en-ID"/>
-              </w:rPr>
-              <w:t>: String): void</w:t>
+            <w:r>
+              <w:rPr>
+                <w:rFonts w:cs="Times New Roman"/>
+                <w:lang w:val="en-ID"/>
+              </w:rPr>
+              <w:t>menulis(teks: String): void</w:t>
             </w:r>
           </w:p>
           <w:p>
@@ -880,39 +2044,12 @@
                 <w:lang w:val="en-ID"/>
               </w:rPr>
             </w:pPr>
-            <w:proofErr w:type="spellStart"/>
-            <w:proofErr w:type="gramStart"/>
-            <w:r>
-              <w:rPr>
-                <w:rFonts w:cs="Times New Roman"/>
-                <w:lang w:val="en-ID"/>
-              </w:rPr>
-              <w:t>menggambar</w:t>
-            </w:r>
-            <w:proofErr w:type="spellEnd"/>
-            <w:r>
-              <w:rPr>
-                <w:rFonts w:cs="Times New Roman"/>
-                <w:lang w:val="en-ID"/>
-              </w:rPr>
-              <w:t>(</w:t>
-            </w:r>
-            <w:proofErr w:type="spellStart"/>
-            <w:proofErr w:type="gramEnd"/>
-            <w:r>
-              <w:rPr>
-                <w:rFonts w:cs="Times New Roman"/>
-                <w:lang w:val="en-ID"/>
-              </w:rPr>
-              <w:t>objek</w:t>
-            </w:r>
-            <w:proofErr w:type="spellEnd"/>
-            <w:r>
-              <w:rPr>
-                <w:rFonts w:cs="Times New Roman"/>
-                <w:lang w:val="en-ID"/>
-              </w:rPr>
-              <w:t>: String): void</w:t>
+            <w:r>
+              <w:rPr>
+                <w:rFonts w:cs="Times New Roman"/>
+                <w:lang w:val="en-ID"/>
+              </w:rPr>
+              <w:t>menggambar(objek: String): void</w:t>
             </w:r>
           </w:p>
         </w:tc>
@@ -926,7 +2063,7 @@
     <w:tbl>
       <w:tblPr>
         <w:tblStyle w:val="TableGrid"/>
-        <w:tblpPr w:leftFromText="180" w:rightFromText="180" w:vertAnchor="text" w:horzAnchor="margin" w:tblpY="120"/>
+        <w:tblpPr w:leftFromText="180" w:rightFromText="180" w:vertAnchor="text" w:horzAnchor="margin" w:tblpY="157"/>
         <w:tblW w:w="0" w:type="auto"/>
         <w:tblLook w:val="04A0" w:firstRow="1" w:lastRow="0" w:firstColumn="1" w:lastColumn="0" w:noHBand="0" w:noVBand="1"/>
       </w:tblPr>
@@ -979,19 +2116,11 @@
             <w:r>
               <w:t>na</w:t>
             </w:r>
-            <w:proofErr w:type="spellStart"/>
-            <w:r>
-              <w:rPr>
-                <w:lang w:val="en-ID"/>
-              </w:rPr>
-              <w:t>maBank</w:t>
-            </w:r>
-            <w:proofErr w:type="spellEnd"/>
-            <w:r>
-              <w:rPr>
-                <w:lang w:val="en-ID"/>
-              </w:rPr>
-              <w:t>: String</w:t>
+            <w:r>
+              <w:rPr>
+                <w:lang w:val="en-ID"/>
+              </w:rPr>
+              <w:t>maBank: String</w:t>
             </w:r>
           </w:p>
           <w:p>
@@ -1002,21 +2131,12 @@
                 <w:lang w:val="en-ID"/>
               </w:rPr>
             </w:pPr>
-            <w:proofErr w:type="spellStart"/>
-            <w:r>
-              <w:rPr>
-                <w:rFonts w:cs="Times New Roman"/>
-                <w:lang w:val="en-ID"/>
-              </w:rPr>
-              <w:t>jenisTabungan</w:t>
-            </w:r>
-            <w:proofErr w:type="spellEnd"/>
-            <w:r>
-              <w:rPr>
-                <w:rFonts w:cs="Times New Roman"/>
-                <w:lang w:val="en-ID"/>
-              </w:rPr>
-              <w:t>: String</w:t>
+            <w:r>
+              <w:rPr>
+                <w:rFonts w:cs="Times New Roman"/>
+                <w:lang w:val="en-ID"/>
+              </w:rPr>
+              <w:t>jenisTabungan: String</w:t>
             </w:r>
           </w:p>
           <w:p>
@@ -1027,21 +2147,12 @@
                 <w:lang w:val="en-ID"/>
               </w:rPr>
             </w:pPr>
-            <w:proofErr w:type="spellStart"/>
-            <w:r>
-              <w:rPr>
-                <w:rFonts w:cs="Times New Roman"/>
-                <w:lang w:val="en-ID"/>
-              </w:rPr>
-              <w:t>noSeri</w:t>
-            </w:r>
-            <w:proofErr w:type="spellEnd"/>
-            <w:r>
-              <w:rPr>
-                <w:rFonts w:cs="Times New Roman"/>
-                <w:lang w:val="en-ID"/>
-              </w:rPr>
-              <w:t>: String</w:t>
+            <w:r>
+              <w:rPr>
+                <w:rFonts w:cs="Times New Roman"/>
+                <w:lang w:val="en-ID"/>
+              </w:rPr>
+              <w:t>noSeri: String</w:t>
             </w:r>
           </w:p>
           <w:p>
@@ -1052,21 +2163,12 @@
                 <w:lang w:val="en-ID"/>
               </w:rPr>
             </w:pPr>
-            <w:proofErr w:type="spellStart"/>
-            <w:r>
-              <w:rPr>
-                <w:rFonts w:cs="Times New Roman"/>
-                <w:lang w:val="en-ID"/>
-              </w:rPr>
-              <w:t>namaPemilik</w:t>
-            </w:r>
-            <w:proofErr w:type="spellEnd"/>
-            <w:r>
-              <w:rPr>
-                <w:rFonts w:cs="Times New Roman"/>
-                <w:lang w:val="en-ID"/>
-              </w:rPr>
-              <w:t>: String</w:t>
+            <w:r>
+              <w:rPr>
+                <w:rFonts w:cs="Times New Roman"/>
+                <w:lang w:val="en-ID"/>
+              </w:rPr>
+              <w:t>namaPemilik: String</w:t>
             </w:r>
           </w:p>
           <w:p>
@@ -1077,21 +2179,12 @@
                 <w:lang w:val="en-ID"/>
               </w:rPr>
             </w:pPr>
-            <w:proofErr w:type="spellStart"/>
-            <w:r>
-              <w:rPr>
-                <w:rFonts w:cs="Times New Roman"/>
-                <w:lang w:val="en-ID"/>
-              </w:rPr>
-              <w:t>saldo</w:t>
-            </w:r>
-            <w:proofErr w:type="spellEnd"/>
-            <w:r>
-              <w:rPr>
-                <w:rFonts w:cs="Times New Roman"/>
-                <w:lang w:val="en-ID"/>
-              </w:rPr>
-              <w:t>: double</w:t>
+            <w:r>
+              <w:rPr>
+                <w:rFonts w:cs="Times New Roman"/>
+                <w:lang w:val="en-ID"/>
+              </w:rPr>
+              <w:t>saldo: double</w:t>
             </w:r>
           </w:p>
           <w:p>
@@ -1102,31 +2195,13 @@
                 <w:lang w:val="en-ID"/>
               </w:rPr>
             </w:pPr>
-            <w:proofErr w:type="spellStart"/>
-            <w:r>
-              <w:rPr>
-                <w:rFonts w:cs="Times New Roman"/>
-                <w:lang w:val="en-ID"/>
-              </w:rPr>
-              <w:t>hasChip</w:t>
-            </w:r>
-            <w:proofErr w:type="spellEnd"/>
-            <w:r>
-              <w:rPr>
-                <w:rFonts w:cs="Times New Roman"/>
-                <w:lang w:val="en-ID"/>
-              </w:rPr>
-              <w:t xml:space="preserve">: </w:t>
-            </w:r>
-            <w:proofErr w:type="spellStart"/>
-            <w:r>
-              <w:rPr>
-                <w:rFonts w:cs="Times New Roman"/>
-                <w:lang w:val="en-ID"/>
-              </w:rPr>
-              <w:t>boolean</w:t>
-            </w:r>
-            <w:proofErr w:type="spellEnd"/>
+            <w:r>
+              <w:rPr>
+                <w:rFonts w:cs="Times New Roman"/>
+                <w:lang w:val="en-ID"/>
+              </w:rPr>
+              <w:t>hasChip: boolean</w:t>
+            </w:r>
           </w:p>
         </w:tc>
       </w:tr>
@@ -1146,8 +2221,6 @@
                 <w:lang w:val="en-ID"/>
               </w:rPr>
             </w:pPr>
-            <w:proofErr w:type="spellStart"/>
-            <w:proofErr w:type="gramStart"/>
             <w:r>
               <w:rPr>
                 <w:rFonts w:cs="Times New Roman"/>
@@ -1160,33 +2233,8 @@
                 <w:rFonts w:cs="Times New Roman"/>
                 <w:lang w:val="en-ID"/>
               </w:rPr>
-              <w:t>arikTunai</w:t>
-            </w:r>
-            <w:proofErr w:type="spellEnd"/>
-            <w:r>
-              <w:rPr>
-                <w:rFonts w:cs="Times New Roman"/>
-                <w:lang w:val="en-ID"/>
-              </w:rPr>
-              <w:t>(</w:t>
-            </w:r>
-            <w:proofErr w:type="gramEnd"/>
-            <w:r>
-              <w:rPr>
-                <w:rFonts w:cs="Times New Roman"/>
-                <w:lang w:val="en-ID"/>
-              </w:rPr>
-              <w:t xml:space="preserve">nominal: double): </w:t>
-            </w:r>
-            <w:proofErr w:type="spellStart"/>
-            <w:r>
-              <w:rPr>
-                <w:rFonts w:cs="Times New Roman"/>
-                <w:lang w:val="en-ID"/>
-              </w:rPr>
-              <w:t>boolean</w:t>
-            </w:r>
-            <w:proofErr w:type="spellEnd"/>
+              <w:t>arikTunai(nominal: double): boolean</w:t>
+            </w:r>
           </w:p>
           <w:p>
             <w:pPr>
@@ -1196,30 +2244,12 @@
                 <w:lang w:val="en-ID"/>
               </w:rPr>
             </w:pPr>
-            <w:proofErr w:type="spellStart"/>
-            <w:proofErr w:type="gramStart"/>
-            <w:r>
-              <w:rPr>
-                <w:rFonts w:cs="Times New Roman"/>
-                <w:lang w:val="en-ID"/>
-              </w:rPr>
-              <w:t>setorTunai</w:t>
-            </w:r>
-            <w:proofErr w:type="spellEnd"/>
-            <w:r>
-              <w:rPr>
-                <w:rFonts w:cs="Times New Roman"/>
-                <w:lang w:val="en-ID"/>
-              </w:rPr>
-              <w:t>(</w:t>
-            </w:r>
-            <w:proofErr w:type="gramEnd"/>
-            <w:r>
-              <w:rPr>
-                <w:rFonts w:cs="Times New Roman"/>
-                <w:lang w:val="en-ID"/>
-              </w:rPr>
-              <w:t>nominal: double): void</w:t>
+            <w:r>
+              <w:rPr>
+                <w:rFonts w:cs="Times New Roman"/>
+                <w:lang w:val="en-ID"/>
+              </w:rPr>
+              <w:t>setorTunai(nominal: double): void</w:t>
             </w:r>
           </w:p>
           <w:p>
@@ -1230,30 +2260,12 @@
                 <w:lang w:val="en-ID"/>
               </w:rPr>
             </w:pPr>
-            <w:proofErr w:type="spellStart"/>
-            <w:proofErr w:type="gramStart"/>
-            <w:r>
-              <w:rPr>
-                <w:rFonts w:cs="Times New Roman"/>
-                <w:lang w:val="en-ID"/>
-              </w:rPr>
-              <w:t>cekSaldo</w:t>
-            </w:r>
-            <w:proofErr w:type="spellEnd"/>
-            <w:r>
-              <w:rPr>
-                <w:rFonts w:cs="Times New Roman"/>
-                <w:lang w:val="en-ID"/>
-              </w:rPr>
-              <w:t>(</w:t>
-            </w:r>
-            <w:proofErr w:type="gramEnd"/>
-            <w:r>
-              <w:rPr>
-                <w:rFonts w:cs="Times New Roman"/>
-                <w:lang w:val="en-ID"/>
-              </w:rPr>
-              <w:t>): double</w:t>
+            <w:r>
+              <w:rPr>
+                <w:rFonts w:cs="Times New Roman"/>
+                <w:lang w:val="en-ID"/>
+              </w:rPr>
+              <w:t>cekSaldo(): double</w:t>
             </w:r>
           </w:p>
           <w:p>
@@ -1264,40 +2276,13 @@
                 <w:lang w:val="en-ID"/>
               </w:rPr>
             </w:pPr>
-            <w:proofErr w:type="spellStart"/>
-            <w:proofErr w:type="gramStart"/>
-            <w:r>
-              <w:rPr>
-                <w:rFonts w:cs="Times New Roman"/>
-                <w:lang w:val="en-ID"/>
-              </w:rPr>
-              <w:t>lakukanPembayaran</w:t>
-            </w:r>
-            <w:proofErr w:type="spellEnd"/>
-            <w:r>
-              <w:rPr>
-                <w:rFonts w:cs="Times New Roman"/>
-                <w:lang w:val="en-ID"/>
-              </w:rPr>
-              <w:t>(</w:t>
-            </w:r>
-            <w:proofErr w:type="gramEnd"/>
-            <w:r>
-              <w:rPr>
-                <w:rFonts w:cs="Times New Roman"/>
-                <w:lang w:val="en-ID"/>
-              </w:rPr>
-              <w:t xml:space="preserve">nominal: double): </w:t>
-            </w:r>
-            <w:proofErr w:type="spellStart"/>
-            <w:r>
-              <w:rPr>
-                <w:rFonts w:cs="Times New Roman"/>
-                <w:lang w:val="en-ID"/>
-              </w:rPr>
-              <w:t>boolean</w:t>
-            </w:r>
-            <w:proofErr w:type="spellEnd"/>
+            <w:r>
+              <w:rPr>
+                <w:rFonts w:cs="Times New Roman"/>
+                <w:lang w:val="en-ID"/>
+              </w:rPr>
+              <w:t>lakukanPembayaran(nominal: double): boolean</w:t>
+            </w:r>
           </w:p>
           <w:p>
             <w:pPr>
@@ -1307,45 +2292,17 @@
                 <w:lang w:val="en-ID"/>
               </w:rPr>
             </w:pPr>
-            <w:proofErr w:type="spellStart"/>
-            <w:proofErr w:type="gramStart"/>
-            <w:r>
-              <w:rPr>
-                <w:rFonts w:cs="Times New Roman"/>
-                <w:lang w:val="en-ID"/>
-              </w:rPr>
-              <w:t>terimaTransfer</w:t>
-            </w:r>
-            <w:proofErr w:type="spellEnd"/>
-            <w:r>
-              <w:rPr>
-                <w:rFonts w:cs="Times New Roman"/>
-                <w:lang w:val="en-ID"/>
-              </w:rPr>
-              <w:t>(</w:t>
-            </w:r>
-            <w:proofErr w:type="gramEnd"/>
-            <w:r>
-              <w:rPr>
-                <w:rFonts w:cs="Times New Roman"/>
-                <w:lang w:val="en-ID"/>
-              </w:rPr>
-              <w:t>nominal: double): void</w:t>
+            <w:r>
+              <w:rPr>
+                <w:rFonts w:cs="Times New Roman"/>
+                <w:lang w:val="en-ID"/>
+              </w:rPr>
+              <w:t>terimaTransfer(nominal: double): void</w:t>
             </w:r>
           </w:p>
         </w:tc>
       </w:tr>
     </w:tbl>
-    <w:p>
-      <w:pPr>
-        <w:ind w:firstLine="0"/>
-      </w:pPr>
-    </w:p>
-    <w:p/>
-    <w:p/>
-    <w:p/>
-    <w:p/>
-    <w:p/>
     <w:p>
       <w:pPr>
         <w:ind w:firstLine="0"/>
@@ -1359,7 +2316,7 @@
         <w:tblLook w:val="04A0" w:firstRow="1" w:lastRow="0" w:firstColumn="1" w:lastColumn="0" w:noHBand="0" w:noVBand="1"/>
       </w:tblPr>
       <w:tblGrid>
-        <w:gridCol w:w="8887"/>
+        <w:gridCol w:w="8635"/>
       </w:tblGrid>
       <w:tr>
         <w:trPr>
@@ -1367,7 +2324,7 @@
         </w:trPr>
         <w:tc>
           <w:tcPr>
-            <w:tcW w:w="8887" w:type="dxa"/>
+            <w:tcW w:w="8635" w:type="dxa"/>
           </w:tcPr>
           <w:p>
             <w:pPr>
@@ -1386,7 +2343,6 @@
                 <w:bCs/>
                 <w:lang w:val="en-ID"/>
               </w:rPr>
-              <w:lastRenderedPageBreak/>
               <w:t>Tas</w:t>
             </w:r>
           </w:p>
@@ -1398,7 +2354,7 @@
         </w:trPr>
         <w:tc>
           <w:tcPr>
-            <w:tcW w:w="8887" w:type="dxa"/>
+            <w:tcW w:w="8635" w:type="dxa"/>
           </w:tcPr>
           <w:p>
             <w:pPr>
@@ -1492,7 +2448,7 @@
         </w:trPr>
         <w:tc>
           <w:tcPr>
-            <w:tcW w:w="8887" w:type="dxa"/>
+            <w:tcW w:w="8635" w:type="dxa"/>
           </w:tcPr>
           <w:p>
             <w:pPr>
@@ -1539,6 +2495,7 @@
               <w:rPr>
                 <w:rFonts w:cs="Times New Roman"/>
               </w:rPr>
+              <w:lastRenderedPageBreak/>
               <w:t>aturPanjangTali(panjangBaru: int): void</w:t>
             </w:r>
           </w:p>
@@ -1748,7 +2705,6 @@
                 <w:szCs w:val="24"/>
               </w:rPr>
             </w:pPr>
-            <w:proofErr w:type="spellStart"/>
             <w:r>
               <w:rPr>
                 <w:rFonts w:cs="Times New Roman"/>
@@ -1758,7 +2714,6 @@
               </w:rPr>
               <w:t>Dompet</w:t>
             </w:r>
-            <w:proofErr w:type="spellEnd"/>
           </w:p>
         </w:tc>
       </w:tr>
@@ -1778,21 +2733,12 @@
                 <w:lang w:val="en-ID"/>
               </w:rPr>
             </w:pPr>
-            <w:proofErr w:type="spellStart"/>
-            <w:r>
-              <w:rPr>
-                <w:rFonts w:cs="Times New Roman"/>
-                <w:lang w:val="en-ID"/>
-              </w:rPr>
-              <w:t>bahan</w:t>
-            </w:r>
-            <w:proofErr w:type="spellEnd"/>
-            <w:r>
-              <w:rPr>
-                <w:rFonts w:cs="Times New Roman"/>
-                <w:lang w:val="en-ID"/>
-              </w:rPr>
-              <w:t>: String</w:t>
+            <w:r>
+              <w:rPr>
+                <w:rFonts w:cs="Times New Roman"/>
+                <w:lang w:val="en-ID"/>
+              </w:rPr>
+              <w:t>bahan: String</w:t>
             </w:r>
           </w:p>
           <w:p>
@@ -1803,21 +2749,12 @@
                 <w:lang w:val="en-ID"/>
               </w:rPr>
             </w:pPr>
-            <w:proofErr w:type="spellStart"/>
-            <w:r>
-              <w:rPr>
-                <w:rFonts w:cs="Times New Roman"/>
-                <w:lang w:val="en-ID"/>
-              </w:rPr>
-              <w:t>warna</w:t>
-            </w:r>
-            <w:proofErr w:type="spellEnd"/>
-            <w:r>
-              <w:rPr>
-                <w:rFonts w:cs="Times New Roman"/>
-                <w:lang w:val="en-ID"/>
-              </w:rPr>
-              <w:t>: String</w:t>
+            <w:r>
+              <w:rPr>
+                <w:rFonts w:cs="Times New Roman"/>
+                <w:lang w:val="en-ID"/>
+              </w:rPr>
+              <w:t>warna: String</w:t>
             </w:r>
           </w:p>
           <w:p>
@@ -1828,31 +2765,13 @@
                 <w:lang w:val="en-ID"/>
               </w:rPr>
             </w:pPr>
-            <w:proofErr w:type="spellStart"/>
-            <w:r>
-              <w:rPr>
-                <w:rFonts w:cs="Times New Roman"/>
-                <w:lang w:val="en-ID"/>
-              </w:rPr>
-              <w:t>isTerbuka</w:t>
-            </w:r>
-            <w:proofErr w:type="spellEnd"/>
-            <w:r>
-              <w:rPr>
-                <w:rFonts w:cs="Times New Roman"/>
-                <w:lang w:val="en-ID"/>
-              </w:rPr>
-              <w:t xml:space="preserve">: </w:t>
-            </w:r>
-            <w:proofErr w:type="spellStart"/>
-            <w:r>
-              <w:rPr>
-                <w:rFonts w:cs="Times New Roman"/>
-                <w:lang w:val="en-ID"/>
-              </w:rPr>
-              <w:t>boolean</w:t>
-            </w:r>
-            <w:proofErr w:type="spellEnd"/>
+            <w:r>
+              <w:rPr>
+                <w:rFonts w:cs="Times New Roman"/>
+                <w:lang w:val="en-ID"/>
+              </w:rPr>
+              <w:t>isTerbuka: boolean</w:t>
+            </w:r>
           </w:p>
           <w:p>
             <w:pPr>
@@ -1862,21 +2781,12 @@
                 <w:lang w:val="en-ID"/>
               </w:rPr>
             </w:pPr>
-            <w:proofErr w:type="spellStart"/>
-            <w:r>
-              <w:rPr>
-                <w:rFonts w:cs="Times New Roman"/>
-                <w:lang w:val="en-ID"/>
-              </w:rPr>
-              <w:t>totalUang</w:t>
-            </w:r>
-            <w:proofErr w:type="spellEnd"/>
-            <w:r>
-              <w:rPr>
-                <w:rFonts w:cs="Times New Roman"/>
-                <w:lang w:val="en-ID"/>
-              </w:rPr>
-              <w:t>: double</w:t>
+            <w:r>
+              <w:rPr>
+                <w:rFonts w:cs="Times New Roman"/>
+                <w:lang w:val="en-ID"/>
+              </w:rPr>
+              <w:t>totalUang: double</w:t>
             </w:r>
           </w:p>
           <w:p>
@@ -1887,21 +2797,12 @@
                 <w:lang w:val="en-ID"/>
               </w:rPr>
             </w:pPr>
-            <w:proofErr w:type="spellStart"/>
-            <w:r>
-              <w:rPr>
-                <w:rFonts w:cs="Times New Roman"/>
-                <w:lang w:val="en-ID"/>
-              </w:rPr>
-              <w:t>jumlahKartu</w:t>
-            </w:r>
-            <w:proofErr w:type="spellEnd"/>
-            <w:r>
-              <w:rPr>
-                <w:rFonts w:cs="Times New Roman"/>
-                <w:lang w:val="en-ID"/>
-              </w:rPr>
-              <w:t>: int</w:t>
+            <w:r>
+              <w:rPr>
+                <w:rFonts w:cs="Times New Roman"/>
+                <w:lang w:val="en-ID"/>
+              </w:rPr>
+              <w:t>jumlahKartu: int</w:t>
             </w:r>
           </w:p>
         </w:tc>
@@ -1922,30 +2823,12 @@
                 <w:lang w:val="en-ID"/>
               </w:rPr>
             </w:pPr>
-            <w:proofErr w:type="spellStart"/>
-            <w:proofErr w:type="gramStart"/>
-            <w:r>
-              <w:rPr>
-                <w:rFonts w:cs="Times New Roman"/>
-                <w:lang w:val="en-ID"/>
-              </w:rPr>
-              <w:t>bukaDompet</w:t>
-            </w:r>
-            <w:proofErr w:type="spellEnd"/>
-            <w:r>
-              <w:rPr>
-                <w:rFonts w:cs="Times New Roman"/>
-                <w:lang w:val="en-ID"/>
-              </w:rPr>
-              <w:t>(</w:t>
-            </w:r>
-            <w:proofErr w:type="gramEnd"/>
-            <w:r>
-              <w:rPr>
-                <w:rFonts w:cs="Times New Roman"/>
-                <w:lang w:val="en-ID"/>
-              </w:rPr>
-              <w:t>): void</w:t>
+            <w:r>
+              <w:rPr>
+                <w:rFonts w:cs="Times New Roman"/>
+                <w:lang w:val="en-ID"/>
+              </w:rPr>
+              <w:t>bukaDompet(): void</w:t>
             </w:r>
           </w:p>
           <w:p>
@@ -1956,30 +2839,12 @@
                 <w:lang w:val="en-ID"/>
               </w:rPr>
             </w:pPr>
-            <w:proofErr w:type="spellStart"/>
-            <w:proofErr w:type="gramStart"/>
-            <w:r>
-              <w:rPr>
-                <w:rFonts w:cs="Times New Roman"/>
-                <w:lang w:val="en-ID"/>
-              </w:rPr>
-              <w:t>tutupDompet</w:t>
-            </w:r>
-            <w:proofErr w:type="spellEnd"/>
-            <w:r>
-              <w:rPr>
-                <w:rFonts w:cs="Times New Roman"/>
-                <w:lang w:val="en-ID"/>
-              </w:rPr>
-              <w:t>(</w:t>
-            </w:r>
-            <w:proofErr w:type="gramEnd"/>
-            <w:r>
-              <w:rPr>
-                <w:rFonts w:cs="Times New Roman"/>
-                <w:lang w:val="en-ID"/>
-              </w:rPr>
-              <w:t>): void</w:t>
+            <w:r>
+              <w:rPr>
+                <w:rFonts w:cs="Times New Roman"/>
+                <w:lang w:val="en-ID"/>
+              </w:rPr>
+              <w:t>tutupDompet(): void</w:t>
             </w:r>
           </w:p>
           <w:p>
@@ -1990,30 +2855,12 @@
                 <w:lang w:val="en-ID"/>
               </w:rPr>
             </w:pPr>
-            <w:proofErr w:type="spellStart"/>
-            <w:proofErr w:type="gramStart"/>
-            <w:r>
-              <w:rPr>
-                <w:rFonts w:cs="Times New Roman"/>
-                <w:lang w:val="en-ID"/>
-              </w:rPr>
-              <w:t>simpanUang</w:t>
-            </w:r>
-            <w:proofErr w:type="spellEnd"/>
-            <w:r>
-              <w:rPr>
-                <w:rFonts w:cs="Times New Roman"/>
-                <w:lang w:val="en-ID"/>
-              </w:rPr>
-              <w:t>(</w:t>
-            </w:r>
-            <w:proofErr w:type="gramEnd"/>
-            <w:r>
-              <w:rPr>
-                <w:rFonts w:cs="Times New Roman"/>
-                <w:lang w:val="en-ID"/>
-              </w:rPr>
-              <w:t>nominal: double): void</w:t>
+            <w:r>
+              <w:rPr>
+                <w:rFonts w:cs="Times New Roman"/>
+                <w:lang w:val="en-ID"/>
+              </w:rPr>
+              <w:t>simpanUang(nominal: double): void</w:t>
             </w:r>
           </w:p>
           <w:p>
@@ -2024,40 +2871,13 @@
                 <w:lang w:val="en-ID"/>
               </w:rPr>
             </w:pPr>
-            <w:proofErr w:type="spellStart"/>
-            <w:proofErr w:type="gramStart"/>
-            <w:r>
-              <w:rPr>
-                <w:rFonts w:cs="Times New Roman"/>
-                <w:lang w:val="en-ID"/>
-              </w:rPr>
-              <w:t>ambilUang</w:t>
-            </w:r>
-            <w:proofErr w:type="spellEnd"/>
-            <w:r>
-              <w:rPr>
-                <w:rFonts w:cs="Times New Roman"/>
-                <w:lang w:val="en-ID"/>
-              </w:rPr>
-              <w:t>(</w:t>
-            </w:r>
-            <w:proofErr w:type="gramEnd"/>
-            <w:r>
-              <w:rPr>
-                <w:rFonts w:cs="Times New Roman"/>
-                <w:lang w:val="en-ID"/>
-              </w:rPr>
-              <w:t xml:space="preserve">nominal: double): </w:t>
-            </w:r>
-            <w:proofErr w:type="spellStart"/>
-            <w:r>
-              <w:rPr>
-                <w:rFonts w:cs="Times New Roman"/>
-                <w:lang w:val="en-ID"/>
-              </w:rPr>
-              <w:t>boolean</w:t>
-            </w:r>
-            <w:proofErr w:type="spellEnd"/>
+            <w:r>
+              <w:rPr>
+                <w:rFonts w:cs="Times New Roman"/>
+                <w:lang w:val="en-ID"/>
+              </w:rPr>
+              <w:t>ambilUang(nominal: double): boolean</w:t>
+            </w:r>
           </w:p>
           <w:p>
             <w:pPr>
@@ -2067,30 +2887,12 @@
                 <w:lang w:val="en-ID"/>
               </w:rPr>
             </w:pPr>
-            <w:proofErr w:type="spellStart"/>
-            <w:proofErr w:type="gramStart"/>
-            <w:r>
-              <w:rPr>
-                <w:rFonts w:cs="Times New Roman"/>
-                <w:lang w:val="en-ID"/>
-              </w:rPr>
-              <w:t>simpanKartu</w:t>
-            </w:r>
-            <w:proofErr w:type="spellEnd"/>
-            <w:r>
-              <w:rPr>
-                <w:rFonts w:cs="Times New Roman"/>
-                <w:lang w:val="en-ID"/>
-              </w:rPr>
-              <w:t>(</w:t>
-            </w:r>
-            <w:proofErr w:type="gramEnd"/>
-            <w:r>
-              <w:rPr>
-                <w:rFonts w:cs="Times New Roman"/>
-                <w:lang w:val="en-ID"/>
-              </w:rPr>
-              <w:t>): void</w:t>
+            <w:r>
+              <w:rPr>
+                <w:rFonts w:cs="Times New Roman"/>
+                <w:lang w:val="en-ID"/>
+              </w:rPr>
+              <w:t>simpanKartu(): void</w:t>
             </w:r>
           </w:p>
         </w:tc>
@@ -2100,6 +2902,64 @@
       <w:pPr>
         <w:ind w:firstLine="0"/>
       </w:pPr>
+    </w:p>
+    <w:p>
+      <w:pPr>
+        <w:ind w:firstLine="0"/>
+      </w:pPr>
+      <w:r>
+        <w:rPr>
+          <w:noProof/>
+        </w:rPr>
+        <w:drawing>
+          <wp:inline distT="0" distB="0" distL="0" distR="0" wp14:anchorId="25486AEC" wp14:editId="627D35F9">
+            <wp:extent cx="4762500" cy="3154045"/>
+            <wp:effectExtent l="0" t="0" r="0" b="8255"/>
+            <wp:docPr id="184675061" name="Picture 8" descr="Mengimplementasikan Class Diagram dengan Bahasa Java – ngopisek"/>
+            <wp:cNvGraphicFramePr>
+              <a:graphicFrameLocks xmlns:a="http://schemas.openxmlformats.org/drawingml/2006/main" noChangeAspect="1"/>
+            </wp:cNvGraphicFramePr>
+            <a:graphic xmlns:a="http://schemas.openxmlformats.org/drawingml/2006/main">
+              <a:graphicData uri="http://schemas.openxmlformats.org/drawingml/2006/picture">
+                <pic:pic xmlns:pic="http://schemas.openxmlformats.org/drawingml/2006/picture">
+                  <pic:nvPicPr>
+                    <pic:cNvPr id="0" name="Picture 15" descr="Mengimplementasikan Class Diagram dengan Bahasa Java – ngopisek"/>
+                    <pic:cNvPicPr>
+                      <a:picLocks noChangeAspect="1" noChangeArrowheads="1"/>
+                    </pic:cNvPicPr>
+                  </pic:nvPicPr>
+                  <pic:blipFill>
+                    <a:blip r:embed="rId11">
+                      <a:extLst>
+                        <a:ext uri="{28A0092B-C50C-407E-A947-70E740481C1C}">
+                          <a14:useLocalDpi xmlns:a14="http://schemas.microsoft.com/office/drawing/2010/main" val="0"/>
+                        </a:ext>
+                      </a:extLst>
+                    </a:blip>
+                    <a:srcRect/>
+                    <a:stretch>
+                      <a:fillRect/>
+                    </a:stretch>
+                  </pic:blipFill>
+                  <pic:spPr bwMode="auto">
+                    <a:xfrm>
+                      <a:off x="0" y="0"/>
+                      <a:ext cx="4762500" cy="3154045"/>
+                    </a:xfrm>
+                    <a:prstGeom prst="rect">
+                      <a:avLst/>
+                    </a:prstGeom>
+                    <a:noFill/>
+                    <a:ln>
+                      <a:noFill/>
+                    </a:ln>
+                  </pic:spPr>
+                </pic:pic>
+              </a:graphicData>
+            </a:graphic>
+          </wp:inline>
+        </w:drawing>
+      </w:r>
     </w:p>
     <w:sectPr>
       <w:pgSz w:w="11906" w:h="16838"/>
@@ -2109,6 +2969,1546 @@
     </w:sectPr>
   </w:body>
 </w:document>
+</file>
+
+<file path=word/numbering.xml><?xml version="1.0" encoding="utf-8"?>
+<w:numbering xmlns:wpc="http://schemas.microsoft.com/office/word/2010/wordprocessingCanvas" xmlns:cx="http://schemas.microsoft.com/office/drawing/2014/chartex" xmlns:cx1="http://schemas.microsoft.com/office/drawing/2015/9/8/chartex" xmlns:cx2="http://schemas.microsoft.com/office/drawing/2015/10/21/chartex" xmlns:cx3="http://schemas.microsoft.com/office/drawing/2016/5/9/chartex" xmlns:cx4="http://schemas.microsoft.com/office/drawing/2016/5/10/chartex" xmlns:cx5="http://schemas.microsoft.com/office/drawing/2016/5/11/chartex" xmlns:cx6="http://schemas.microsoft.com/office/drawing/2016/5/12/chartex" xmlns:cx7="http://schemas.microsoft.com/office/drawing/2016/5/13/chartex" xmlns:cx8="http://schemas.microsoft.com/office/drawing/2016/5/14/chartex" xmlns:mc="http://schemas.openxmlformats.org/markup-compatibility/2006" xmlns:aink="http://schemas.microsoft.com/office/drawing/2016/ink" xmlns:am3d="http://schemas.microsoft.com/office/drawing/2017/model3d" xmlns:o="urn:schemas-microsoft-com:office:office" xmlns:oel="http://schemas.microsoft.com/office/2019/extlst" xmlns:r="http://schemas.openxmlformats.org/officeDocument/2006/relationships" xmlns:m="http://schemas.openxmlformats.org/officeDocument/2006/math" xmlns:v="urn:schemas-microsoft-com:vml" xmlns:wp14="http://schemas.microsoft.com/office/word/2010/wordprocessingDrawing" xmlns:wp="http://schemas.openxmlformats.org/drawingml/2006/wordprocessingDrawing" xmlns:w10="urn:schemas-microsoft-com:office:word" xmlns:w="http://schemas.openxmlformats.org/wordprocessingml/2006/main" xmlns:w14="http://schemas.microsoft.com/office/word/2010/wordml" xmlns:w15="http://schemas.microsoft.com/office/word/2012/wordml" xmlns:w16cex="http://schemas.microsoft.com/office/word/2018/wordml/cex" xmlns:w16cid="http://schemas.microsoft.com/office/word/2016/wordml/cid" xmlns:w16="http://schemas.microsoft.com/office/word/2018/wordml" xmlns:w16du="http://schemas.microsoft.com/office/word/2023/wordml/word16du" xmlns:w16sdtdh="http://schemas.microsoft.com/office/word/2020/wordml/sdtdatahash" xmlns:w16sdtfl="http://schemas.microsoft.com/office/word/2024/wordml/sdtformatlock" xmlns:w16se="http://schemas.microsoft.com/office/word/2015/wordml/symex" xmlns:wpg="http://schemas.microsoft.com/office/word/2010/wordprocessingGroup" xmlns:wpi="http://schemas.microsoft.com/office/word/2010/wordprocessingInk" xmlns:wne="http://schemas.microsoft.com/office/word/2006/wordml" xmlns:wps="http://schemas.microsoft.com/office/word/2010/wordprocessingShape" mc:Ignorable="w14 w15 w16se w16cid w16 w16cex w16sdtdh w16sdtfl w16du wp14">
+  <w:abstractNum w:abstractNumId="0" w15:restartNumberingAfterBreak="0">
+    <w:nsid w:val="01414434"/>
+    <w:multiLevelType w:val="hybridMultilevel"/>
+    <w:tmpl w:val="A7DC44BC"/>
+    <w:lvl w:ilvl="0" w:tplc="38090019">
+      <w:start w:val="1"/>
+      <w:numFmt w:val="lowerLetter"/>
+      <w:lvlText w:val="%1."/>
+      <w:lvlJc w:val="left"/>
+      <w:pPr>
+        <w:ind w:left="720" w:hanging="360"/>
+      </w:pPr>
+    </w:lvl>
+    <w:lvl w:ilvl="1" w:tplc="38090019" w:tentative="1">
+      <w:start w:val="1"/>
+      <w:numFmt w:val="lowerLetter"/>
+      <w:lvlText w:val="%2."/>
+      <w:lvlJc w:val="left"/>
+      <w:pPr>
+        <w:ind w:left="1440" w:hanging="360"/>
+      </w:pPr>
+    </w:lvl>
+    <w:lvl w:ilvl="2" w:tplc="3809001B" w:tentative="1">
+      <w:start w:val="1"/>
+      <w:numFmt w:val="lowerRoman"/>
+      <w:lvlText w:val="%3."/>
+      <w:lvlJc w:val="right"/>
+      <w:pPr>
+        <w:ind w:left="2160" w:hanging="180"/>
+      </w:pPr>
+    </w:lvl>
+    <w:lvl w:ilvl="3" w:tplc="3809000F" w:tentative="1">
+      <w:start w:val="1"/>
+      <w:numFmt w:val="decimal"/>
+      <w:lvlText w:val="%4."/>
+      <w:lvlJc w:val="left"/>
+      <w:pPr>
+        <w:ind w:left="2880" w:hanging="360"/>
+      </w:pPr>
+    </w:lvl>
+    <w:lvl w:ilvl="4" w:tplc="38090019" w:tentative="1">
+      <w:start w:val="1"/>
+      <w:numFmt w:val="lowerLetter"/>
+      <w:lvlText w:val="%5."/>
+      <w:lvlJc w:val="left"/>
+      <w:pPr>
+        <w:ind w:left="3600" w:hanging="360"/>
+      </w:pPr>
+    </w:lvl>
+    <w:lvl w:ilvl="5" w:tplc="3809001B" w:tentative="1">
+      <w:start w:val="1"/>
+      <w:numFmt w:val="lowerRoman"/>
+      <w:lvlText w:val="%6."/>
+      <w:lvlJc w:val="right"/>
+      <w:pPr>
+        <w:ind w:left="4320" w:hanging="180"/>
+      </w:pPr>
+    </w:lvl>
+    <w:lvl w:ilvl="6" w:tplc="3809000F" w:tentative="1">
+      <w:start w:val="1"/>
+      <w:numFmt w:val="decimal"/>
+      <w:lvlText w:val="%7."/>
+      <w:lvlJc w:val="left"/>
+      <w:pPr>
+        <w:ind w:left="5040" w:hanging="360"/>
+      </w:pPr>
+    </w:lvl>
+    <w:lvl w:ilvl="7" w:tplc="38090019" w:tentative="1">
+      <w:start w:val="1"/>
+      <w:numFmt w:val="lowerLetter"/>
+      <w:lvlText w:val="%8."/>
+      <w:lvlJc w:val="left"/>
+      <w:pPr>
+        <w:ind w:left="5760" w:hanging="360"/>
+      </w:pPr>
+    </w:lvl>
+    <w:lvl w:ilvl="8" w:tplc="3809001B" w:tentative="1">
+      <w:start w:val="1"/>
+      <w:numFmt w:val="lowerRoman"/>
+      <w:lvlText w:val="%9."/>
+      <w:lvlJc w:val="right"/>
+      <w:pPr>
+        <w:ind w:left="6480" w:hanging="180"/>
+      </w:pPr>
+    </w:lvl>
+  </w:abstractNum>
+  <w:abstractNum w:abstractNumId="1" w15:restartNumberingAfterBreak="0">
+    <w:nsid w:val="01BA5FA7"/>
+    <w:multiLevelType w:val="hybridMultilevel"/>
+    <w:tmpl w:val="08E4726C"/>
+    <w:lvl w:ilvl="0" w:tplc="1E90EF46">
+      <w:start w:val="1"/>
+      <w:numFmt w:val="bullet"/>
+      <w:lvlText w:val="▪"/>
+      <w:lvlJc w:val="left"/>
+      <w:pPr>
+        <w:tabs>
+          <w:tab w:val="num" w:pos="720"/>
+        </w:tabs>
+        <w:ind w:left="720" w:hanging="360"/>
+      </w:pPr>
+      <w:rPr>
+        <w:rFonts w:ascii="Noto Sans Symbols" w:hAnsi="Noto Sans Symbols" w:hint="default"/>
+      </w:rPr>
+    </w:lvl>
+    <w:lvl w:ilvl="1" w:tplc="E6D2B63E" w:tentative="1">
+      <w:start w:val="1"/>
+      <w:numFmt w:val="bullet"/>
+      <w:lvlText w:val="▪"/>
+      <w:lvlJc w:val="left"/>
+      <w:pPr>
+        <w:tabs>
+          <w:tab w:val="num" w:pos="1440"/>
+        </w:tabs>
+        <w:ind w:left="1440" w:hanging="360"/>
+      </w:pPr>
+      <w:rPr>
+        <w:rFonts w:ascii="Noto Sans Symbols" w:hAnsi="Noto Sans Symbols" w:hint="default"/>
+      </w:rPr>
+    </w:lvl>
+    <w:lvl w:ilvl="2" w:tplc="F364E18C" w:tentative="1">
+      <w:start w:val="1"/>
+      <w:numFmt w:val="bullet"/>
+      <w:lvlText w:val="▪"/>
+      <w:lvlJc w:val="left"/>
+      <w:pPr>
+        <w:tabs>
+          <w:tab w:val="num" w:pos="2160"/>
+        </w:tabs>
+        <w:ind w:left="2160" w:hanging="360"/>
+      </w:pPr>
+      <w:rPr>
+        <w:rFonts w:ascii="Noto Sans Symbols" w:hAnsi="Noto Sans Symbols" w:hint="default"/>
+      </w:rPr>
+    </w:lvl>
+    <w:lvl w:ilvl="3" w:tplc="7204A71C" w:tentative="1">
+      <w:start w:val="1"/>
+      <w:numFmt w:val="bullet"/>
+      <w:lvlText w:val="▪"/>
+      <w:lvlJc w:val="left"/>
+      <w:pPr>
+        <w:tabs>
+          <w:tab w:val="num" w:pos="2880"/>
+        </w:tabs>
+        <w:ind w:left="2880" w:hanging="360"/>
+      </w:pPr>
+      <w:rPr>
+        <w:rFonts w:ascii="Noto Sans Symbols" w:hAnsi="Noto Sans Symbols" w:hint="default"/>
+      </w:rPr>
+    </w:lvl>
+    <w:lvl w:ilvl="4" w:tplc="91D62570" w:tentative="1">
+      <w:start w:val="1"/>
+      <w:numFmt w:val="bullet"/>
+      <w:lvlText w:val="▪"/>
+      <w:lvlJc w:val="left"/>
+      <w:pPr>
+        <w:tabs>
+          <w:tab w:val="num" w:pos="3600"/>
+        </w:tabs>
+        <w:ind w:left="3600" w:hanging="360"/>
+      </w:pPr>
+      <w:rPr>
+        <w:rFonts w:ascii="Noto Sans Symbols" w:hAnsi="Noto Sans Symbols" w:hint="default"/>
+      </w:rPr>
+    </w:lvl>
+    <w:lvl w:ilvl="5" w:tplc="97B805A8" w:tentative="1">
+      <w:start w:val="1"/>
+      <w:numFmt w:val="bullet"/>
+      <w:lvlText w:val="▪"/>
+      <w:lvlJc w:val="left"/>
+      <w:pPr>
+        <w:tabs>
+          <w:tab w:val="num" w:pos="4320"/>
+        </w:tabs>
+        <w:ind w:left="4320" w:hanging="360"/>
+      </w:pPr>
+      <w:rPr>
+        <w:rFonts w:ascii="Noto Sans Symbols" w:hAnsi="Noto Sans Symbols" w:hint="default"/>
+      </w:rPr>
+    </w:lvl>
+    <w:lvl w:ilvl="6" w:tplc="6BF40C0E" w:tentative="1">
+      <w:start w:val="1"/>
+      <w:numFmt w:val="bullet"/>
+      <w:lvlText w:val="▪"/>
+      <w:lvlJc w:val="left"/>
+      <w:pPr>
+        <w:tabs>
+          <w:tab w:val="num" w:pos="5040"/>
+        </w:tabs>
+        <w:ind w:left="5040" w:hanging="360"/>
+      </w:pPr>
+      <w:rPr>
+        <w:rFonts w:ascii="Noto Sans Symbols" w:hAnsi="Noto Sans Symbols" w:hint="default"/>
+      </w:rPr>
+    </w:lvl>
+    <w:lvl w:ilvl="7" w:tplc="E0DC0996" w:tentative="1">
+      <w:start w:val="1"/>
+      <w:numFmt w:val="bullet"/>
+      <w:lvlText w:val="▪"/>
+      <w:lvlJc w:val="left"/>
+      <w:pPr>
+        <w:tabs>
+          <w:tab w:val="num" w:pos="5760"/>
+        </w:tabs>
+        <w:ind w:left="5760" w:hanging="360"/>
+      </w:pPr>
+      <w:rPr>
+        <w:rFonts w:ascii="Noto Sans Symbols" w:hAnsi="Noto Sans Symbols" w:hint="default"/>
+      </w:rPr>
+    </w:lvl>
+    <w:lvl w:ilvl="8" w:tplc="086C719E" w:tentative="1">
+      <w:start w:val="1"/>
+      <w:numFmt w:val="bullet"/>
+      <w:lvlText w:val="▪"/>
+      <w:lvlJc w:val="left"/>
+      <w:pPr>
+        <w:tabs>
+          <w:tab w:val="num" w:pos="6480"/>
+        </w:tabs>
+        <w:ind w:left="6480" w:hanging="360"/>
+      </w:pPr>
+      <w:rPr>
+        <w:rFonts w:ascii="Noto Sans Symbols" w:hAnsi="Noto Sans Symbols" w:hint="default"/>
+      </w:rPr>
+    </w:lvl>
+  </w:abstractNum>
+  <w:abstractNum w:abstractNumId="2" w15:restartNumberingAfterBreak="0">
+    <w:nsid w:val="0AA801F9"/>
+    <w:multiLevelType w:val="hybridMultilevel"/>
+    <w:tmpl w:val="4AEE0B5E"/>
+    <w:lvl w:ilvl="0" w:tplc="4994057E">
+      <w:start w:val="3"/>
+      <w:numFmt w:val="decimal"/>
+      <w:lvlText w:val="%1."/>
+      <w:lvlJc w:val="left"/>
+      <w:pPr>
+        <w:ind w:left="720" w:hanging="360"/>
+      </w:pPr>
+      <w:rPr>
+        <w:rFonts w:hint="default"/>
+      </w:rPr>
+    </w:lvl>
+    <w:lvl w:ilvl="1" w:tplc="38090019" w:tentative="1">
+      <w:start w:val="1"/>
+      <w:numFmt w:val="lowerLetter"/>
+      <w:lvlText w:val="%2."/>
+      <w:lvlJc w:val="left"/>
+      <w:pPr>
+        <w:ind w:left="1440" w:hanging="360"/>
+      </w:pPr>
+    </w:lvl>
+    <w:lvl w:ilvl="2" w:tplc="3809001B" w:tentative="1">
+      <w:start w:val="1"/>
+      <w:numFmt w:val="lowerRoman"/>
+      <w:lvlText w:val="%3."/>
+      <w:lvlJc w:val="right"/>
+      <w:pPr>
+        <w:ind w:left="2160" w:hanging="180"/>
+      </w:pPr>
+    </w:lvl>
+    <w:lvl w:ilvl="3" w:tplc="3809000F" w:tentative="1">
+      <w:start w:val="1"/>
+      <w:numFmt w:val="decimal"/>
+      <w:lvlText w:val="%4."/>
+      <w:lvlJc w:val="left"/>
+      <w:pPr>
+        <w:ind w:left="2880" w:hanging="360"/>
+      </w:pPr>
+    </w:lvl>
+    <w:lvl w:ilvl="4" w:tplc="38090019" w:tentative="1">
+      <w:start w:val="1"/>
+      <w:numFmt w:val="lowerLetter"/>
+      <w:lvlText w:val="%5."/>
+      <w:lvlJc w:val="left"/>
+      <w:pPr>
+        <w:ind w:left="3600" w:hanging="360"/>
+      </w:pPr>
+    </w:lvl>
+    <w:lvl w:ilvl="5" w:tplc="3809001B" w:tentative="1">
+      <w:start w:val="1"/>
+      <w:numFmt w:val="lowerRoman"/>
+      <w:lvlText w:val="%6."/>
+      <w:lvlJc w:val="right"/>
+      <w:pPr>
+        <w:ind w:left="4320" w:hanging="180"/>
+      </w:pPr>
+    </w:lvl>
+    <w:lvl w:ilvl="6" w:tplc="3809000F" w:tentative="1">
+      <w:start w:val="1"/>
+      <w:numFmt w:val="decimal"/>
+      <w:lvlText w:val="%7."/>
+      <w:lvlJc w:val="left"/>
+      <w:pPr>
+        <w:ind w:left="5040" w:hanging="360"/>
+      </w:pPr>
+    </w:lvl>
+    <w:lvl w:ilvl="7" w:tplc="38090019" w:tentative="1">
+      <w:start w:val="1"/>
+      <w:numFmt w:val="lowerLetter"/>
+      <w:lvlText w:val="%8."/>
+      <w:lvlJc w:val="left"/>
+      <w:pPr>
+        <w:ind w:left="5760" w:hanging="360"/>
+      </w:pPr>
+    </w:lvl>
+    <w:lvl w:ilvl="8" w:tplc="3809001B" w:tentative="1">
+      <w:start w:val="1"/>
+      <w:numFmt w:val="lowerRoman"/>
+      <w:lvlText w:val="%9."/>
+      <w:lvlJc w:val="right"/>
+      <w:pPr>
+        <w:ind w:left="6480" w:hanging="180"/>
+      </w:pPr>
+    </w:lvl>
+  </w:abstractNum>
+  <w:abstractNum w:abstractNumId="3" w15:restartNumberingAfterBreak="0">
+    <w:nsid w:val="0DEE11E8"/>
+    <w:multiLevelType w:val="hybridMultilevel"/>
+    <w:tmpl w:val="4FE6B17A"/>
+    <w:lvl w:ilvl="0" w:tplc="38090019">
+      <w:start w:val="1"/>
+      <w:numFmt w:val="lowerLetter"/>
+      <w:lvlText w:val="%1."/>
+      <w:lvlJc w:val="left"/>
+      <w:pPr>
+        <w:ind w:left="720" w:hanging="360"/>
+      </w:pPr>
+    </w:lvl>
+    <w:lvl w:ilvl="1" w:tplc="38090019" w:tentative="1">
+      <w:start w:val="1"/>
+      <w:numFmt w:val="lowerLetter"/>
+      <w:lvlText w:val="%2."/>
+      <w:lvlJc w:val="left"/>
+      <w:pPr>
+        <w:ind w:left="1440" w:hanging="360"/>
+      </w:pPr>
+    </w:lvl>
+    <w:lvl w:ilvl="2" w:tplc="3809001B" w:tentative="1">
+      <w:start w:val="1"/>
+      <w:numFmt w:val="lowerRoman"/>
+      <w:lvlText w:val="%3."/>
+      <w:lvlJc w:val="right"/>
+      <w:pPr>
+        <w:ind w:left="2160" w:hanging="180"/>
+      </w:pPr>
+    </w:lvl>
+    <w:lvl w:ilvl="3" w:tplc="3809000F" w:tentative="1">
+      <w:start w:val="1"/>
+      <w:numFmt w:val="decimal"/>
+      <w:lvlText w:val="%4."/>
+      <w:lvlJc w:val="left"/>
+      <w:pPr>
+        <w:ind w:left="2880" w:hanging="360"/>
+      </w:pPr>
+    </w:lvl>
+    <w:lvl w:ilvl="4" w:tplc="38090019" w:tentative="1">
+      <w:start w:val="1"/>
+      <w:numFmt w:val="lowerLetter"/>
+      <w:lvlText w:val="%5."/>
+      <w:lvlJc w:val="left"/>
+      <w:pPr>
+        <w:ind w:left="3600" w:hanging="360"/>
+      </w:pPr>
+    </w:lvl>
+    <w:lvl w:ilvl="5" w:tplc="3809001B" w:tentative="1">
+      <w:start w:val="1"/>
+      <w:numFmt w:val="lowerRoman"/>
+      <w:lvlText w:val="%6."/>
+      <w:lvlJc w:val="right"/>
+      <w:pPr>
+        <w:ind w:left="4320" w:hanging="180"/>
+      </w:pPr>
+    </w:lvl>
+    <w:lvl w:ilvl="6" w:tplc="3809000F" w:tentative="1">
+      <w:start w:val="1"/>
+      <w:numFmt w:val="decimal"/>
+      <w:lvlText w:val="%7."/>
+      <w:lvlJc w:val="left"/>
+      <w:pPr>
+        <w:ind w:left="5040" w:hanging="360"/>
+      </w:pPr>
+    </w:lvl>
+    <w:lvl w:ilvl="7" w:tplc="38090019" w:tentative="1">
+      <w:start w:val="1"/>
+      <w:numFmt w:val="lowerLetter"/>
+      <w:lvlText w:val="%8."/>
+      <w:lvlJc w:val="left"/>
+      <w:pPr>
+        <w:ind w:left="5760" w:hanging="360"/>
+      </w:pPr>
+    </w:lvl>
+    <w:lvl w:ilvl="8" w:tplc="3809001B" w:tentative="1">
+      <w:start w:val="1"/>
+      <w:numFmt w:val="lowerRoman"/>
+      <w:lvlText w:val="%9."/>
+      <w:lvlJc w:val="right"/>
+      <w:pPr>
+        <w:ind w:left="6480" w:hanging="180"/>
+      </w:pPr>
+    </w:lvl>
+  </w:abstractNum>
+  <w:abstractNum w:abstractNumId="4" w15:restartNumberingAfterBreak="0">
+    <w:nsid w:val="26107505"/>
+    <w:multiLevelType w:val="hybridMultilevel"/>
+    <w:tmpl w:val="564AC848"/>
+    <w:lvl w:ilvl="0" w:tplc="97A2C572">
+      <w:start w:val="2"/>
+      <w:numFmt w:val="bullet"/>
+      <w:lvlText w:val="-"/>
+      <w:lvlJc w:val="left"/>
+      <w:pPr>
+        <w:ind w:left="720" w:hanging="360"/>
+      </w:pPr>
+      <w:rPr>
+        <w:rFonts w:ascii="Times New Roman" w:eastAsiaTheme="minorHAnsi" w:hAnsi="Times New Roman" w:cs="Times New Roman" w:hint="default"/>
+      </w:rPr>
+    </w:lvl>
+    <w:lvl w:ilvl="1" w:tplc="38090003" w:tentative="1">
+      <w:start w:val="1"/>
+      <w:numFmt w:val="bullet"/>
+      <w:lvlText w:val="o"/>
+      <w:lvlJc w:val="left"/>
+      <w:pPr>
+        <w:ind w:left="1440" w:hanging="360"/>
+      </w:pPr>
+      <w:rPr>
+        <w:rFonts w:ascii="Courier New" w:hAnsi="Courier New" w:cs="Courier New" w:hint="default"/>
+      </w:rPr>
+    </w:lvl>
+    <w:lvl w:ilvl="2" w:tplc="38090005" w:tentative="1">
+      <w:start w:val="1"/>
+      <w:numFmt w:val="bullet"/>
+      <w:lvlText w:val=""/>
+      <w:lvlJc w:val="left"/>
+      <w:pPr>
+        <w:ind w:left="2160" w:hanging="360"/>
+      </w:pPr>
+      <w:rPr>
+        <w:rFonts w:ascii="Wingdings" w:hAnsi="Wingdings" w:hint="default"/>
+      </w:rPr>
+    </w:lvl>
+    <w:lvl w:ilvl="3" w:tplc="38090001" w:tentative="1">
+      <w:start w:val="1"/>
+      <w:numFmt w:val="bullet"/>
+      <w:lvlText w:val=""/>
+      <w:lvlJc w:val="left"/>
+      <w:pPr>
+        <w:ind w:left="2880" w:hanging="360"/>
+      </w:pPr>
+      <w:rPr>
+        <w:rFonts w:ascii="Symbol" w:hAnsi="Symbol" w:hint="default"/>
+      </w:rPr>
+    </w:lvl>
+    <w:lvl w:ilvl="4" w:tplc="38090003" w:tentative="1">
+      <w:start w:val="1"/>
+      <w:numFmt w:val="bullet"/>
+      <w:lvlText w:val="o"/>
+      <w:lvlJc w:val="left"/>
+      <w:pPr>
+        <w:ind w:left="3600" w:hanging="360"/>
+      </w:pPr>
+      <w:rPr>
+        <w:rFonts w:ascii="Courier New" w:hAnsi="Courier New" w:cs="Courier New" w:hint="default"/>
+      </w:rPr>
+    </w:lvl>
+    <w:lvl w:ilvl="5" w:tplc="38090005" w:tentative="1">
+      <w:start w:val="1"/>
+      <w:numFmt w:val="bullet"/>
+      <w:lvlText w:val=""/>
+      <w:lvlJc w:val="left"/>
+      <w:pPr>
+        <w:ind w:left="4320" w:hanging="360"/>
+      </w:pPr>
+      <w:rPr>
+        <w:rFonts w:ascii="Wingdings" w:hAnsi="Wingdings" w:hint="default"/>
+      </w:rPr>
+    </w:lvl>
+    <w:lvl w:ilvl="6" w:tplc="38090001" w:tentative="1">
+      <w:start w:val="1"/>
+      <w:numFmt w:val="bullet"/>
+      <w:lvlText w:val=""/>
+      <w:lvlJc w:val="left"/>
+      <w:pPr>
+        <w:ind w:left="5040" w:hanging="360"/>
+      </w:pPr>
+      <w:rPr>
+        <w:rFonts w:ascii="Symbol" w:hAnsi="Symbol" w:hint="default"/>
+      </w:rPr>
+    </w:lvl>
+    <w:lvl w:ilvl="7" w:tplc="38090003" w:tentative="1">
+      <w:start w:val="1"/>
+      <w:numFmt w:val="bullet"/>
+      <w:lvlText w:val="o"/>
+      <w:lvlJc w:val="left"/>
+      <w:pPr>
+        <w:ind w:left="5760" w:hanging="360"/>
+      </w:pPr>
+      <w:rPr>
+        <w:rFonts w:ascii="Courier New" w:hAnsi="Courier New" w:cs="Courier New" w:hint="default"/>
+      </w:rPr>
+    </w:lvl>
+    <w:lvl w:ilvl="8" w:tplc="38090005" w:tentative="1">
+      <w:start w:val="1"/>
+      <w:numFmt w:val="bullet"/>
+      <w:lvlText w:val=""/>
+      <w:lvlJc w:val="left"/>
+      <w:pPr>
+        <w:ind w:left="6480" w:hanging="360"/>
+      </w:pPr>
+      <w:rPr>
+        <w:rFonts w:ascii="Wingdings" w:hAnsi="Wingdings" w:hint="default"/>
+      </w:rPr>
+    </w:lvl>
+  </w:abstractNum>
+  <w:abstractNum w:abstractNumId="5" w15:restartNumberingAfterBreak="0">
+    <w:nsid w:val="2CBE414F"/>
+    <w:multiLevelType w:val="hybridMultilevel"/>
+    <w:tmpl w:val="3FE82010"/>
+    <w:lvl w:ilvl="0" w:tplc="5FC4368E">
+      <w:start w:val="2"/>
+      <w:numFmt w:val="bullet"/>
+      <w:lvlText w:val="-"/>
+      <w:lvlJc w:val="left"/>
+      <w:pPr>
+        <w:ind w:left="720" w:hanging="360"/>
+      </w:pPr>
+      <w:rPr>
+        <w:rFonts w:ascii="Times New Roman" w:eastAsiaTheme="minorHAnsi" w:hAnsi="Times New Roman" w:cs="Times New Roman" w:hint="default"/>
+      </w:rPr>
+    </w:lvl>
+    <w:lvl w:ilvl="1" w:tplc="38090003" w:tentative="1">
+      <w:start w:val="1"/>
+      <w:numFmt w:val="bullet"/>
+      <w:lvlText w:val="o"/>
+      <w:lvlJc w:val="left"/>
+      <w:pPr>
+        <w:ind w:left="1440" w:hanging="360"/>
+      </w:pPr>
+      <w:rPr>
+        <w:rFonts w:ascii="Courier New" w:hAnsi="Courier New" w:cs="Courier New" w:hint="default"/>
+      </w:rPr>
+    </w:lvl>
+    <w:lvl w:ilvl="2" w:tplc="38090005" w:tentative="1">
+      <w:start w:val="1"/>
+      <w:numFmt w:val="bullet"/>
+      <w:lvlText w:val=""/>
+      <w:lvlJc w:val="left"/>
+      <w:pPr>
+        <w:ind w:left="2160" w:hanging="360"/>
+      </w:pPr>
+      <w:rPr>
+        <w:rFonts w:ascii="Wingdings" w:hAnsi="Wingdings" w:hint="default"/>
+      </w:rPr>
+    </w:lvl>
+    <w:lvl w:ilvl="3" w:tplc="38090001" w:tentative="1">
+      <w:start w:val="1"/>
+      <w:numFmt w:val="bullet"/>
+      <w:lvlText w:val=""/>
+      <w:lvlJc w:val="left"/>
+      <w:pPr>
+        <w:ind w:left="2880" w:hanging="360"/>
+      </w:pPr>
+      <w:rPr>
+        <w:rFonts w:ascii="Symbol" w:hAnsi="Symbol" w:hint="default"/>
+      </w:rPr>
+    </w:lvl>
+    <w:lvl w:ilvl="4" w:tplc="38090003" w:tentative="1">
+      <w:start w:val="1"/>
+      <w:numFmt w:val="bullet"/>
+      <w:lvlText w:val="o"/>
+      <w:lvlJc w:val="left"/>
+      <w:pPr>
+        <w:ind w:left="3600" w:hanging="360"/>
+      </w:pPr>
+      <w:rPr>
+        <w:rFonts w:ascii="Courier New" w:hAnsi="Courier New" w:cs="Courier New" w:hint="default"/>
+      </w:rPr>
+    </w:lvl>
+    <w:lvl w:ilvl="5" w:tplc="38090005" w:tentative="1">
+      <w:start w:val="1"/>
+      <w:numFmt w:val="bullet"/>
+      <w:lvlText w:val=""/>
+      <w:lvlJc w:val="left"/>
+      <w:pPr>
+        <w:ind w:left="4320" w:hanging="360"/>
+      </w:pPr>
+      <w:rPr>
+        <w:rFonts w:ascii="Wingdings" w:hAnsi="Wingdings" w:hint="default"/>
+      </w:rPr>
+    </w:lvl>
+    <w:lvl w:ilvl="6" w:tplc="38090001" w:tentative="1">
+      <w:start w:val="1"/>
+      <w:numFmt w:val="bullet"/>
+      <w:lvlText w:val=""/>
+      <w:lvlJc w:val="left"/>
+      <w:pPr>
+        <w:ind w:left="5040" w:hanging="360"/>
+      </w:pPr>
+      <w:rPr>
+        <w:rFonts w:ascii="Symbol" w:hAnsi="Symbol" w:hint="default"/>
+      </w:rPr>
+    </w:lvl>
+    <w:lvl w:ilvl="7" w:tplc="38090003" w:tentative="1">
+      <w:start w:val="1"/>
+      <w:numFmt w:val="bullet"/>
+      <w:lvlText w:val="o"/>
+      <w:lvlJc w:val="left"/>
+      <w:pPr>
+        <w:ind w:left="5760" w:hanging="360"/>
+      </w:pPr>
+      <w:rPr>
+        <w:rFonts w:ascii="Courier New" w:hAnsi="Courier New" w:cs="Courier New" w:hint="default"/>
+      </w:rPr>
+    </w:lvl>
+    <w:lvl w:ilvl="8" w:tplc="38090005" w:tentative="1">
+      <w:start w:val="1"/>
+      <w:numFmt w:val="bullet"/>
+      <w:lvlText w:val=""/>
+      <w:lvlJc w:val="left"/>
+      <w:pPr>
+        <w:ind w:left="6480" w:hanging="360"/>
+      </w:pPr>
+      <w:rPr>
+        <w:rFonts w:ascii="Wingdings" w:hAnsi="Wingdings" w:hint="default"/>
+      </w:rPr>
+    </w:lvl>
+  </w:abstractNum>
+  <w:abstractNum w:abstractNumId="6" w15:restartNumberingAfterBreak="0">
+    <w:nsid w:val="2CDE6C83"/>
+    <w:multiLevelType w:val="hybridMultilevel"/>
+    <w:tmpl w:val="67FC8A68"/>
+    <w:lvl w:ilvl="0" w:tplc="767A9E1C">
+      <w:start w:val="1"/>
+      <w:numFmt w:val="lowerLetter"/>
+      <w:lvlText w:val="%1."/>
+      <w:lvlJc w:val="left"/>
+      <w:pPr>
+        <w:ind w:left="720" w:hanging="360"/>
+      </w:pPr>
+    </w:lvl>
+    <w:lvl w:ilvl="1" w:tplc="38090019" w:tentative="1">
+      <w:start w:val="1"/>
+      <w:numFmt w:val="lowerLetter"/>
+      <w:lvlText w:val="%2."/>
+      <w:lvlJc w:val="left"/>
+      <w:pPr>
+        <w:ind w:left="1440" w:hanging="360"/>
+      </w:pPr>
+    </w:lvl>
+    <w:lvl w:ilvl="2" w:tplc="3809001B" w:tentative="1">
+      <w:start w:val="1"/>
+      <w:numFmt w:val="lowerRoman"/>
+      <w:lvlText w:val="%3."/>
+      <w:lvlJc w:val="right"/>
+      <w:pPr>
+        <w:ind w:left="2160" w:hanging="180"/>
+      </w:pPr>
+    </w:lvl>
+    <w:lvl w:ilvl="3" w:tplc="3809000F" w:tentative="1">
+      <w:start w:val="1"/>
+      <w:numFmt w:val="decimal"/>
+      <w:lvlText w:val="%4."/>
+      <w:lvlJc w:val="left"/>
+      <w:pPr>
+        <w:ind w:left="2880" w:hanging="360"/>
+      </w:pPr>
+    </w:lvl>
+    <w:lvl w:ilvl="4" w:tplc="38090019" w:tentative="1">
+      <w:start w:val="1"/>
+      <w:numFmt w:val="lowerLetter"/>
+      <w:lvlText w:val="%5."/>
+      <w:lvlJc w:val="left"/>
+      <w:pPr>
+        <w:ind w:left="3600" w:hanging="360"/>
+      </w:pPr>
+    </w:lvl>
+    <w:lvl w:ilvl="5" w:tplc="3809001B" w:tentative="1">
+      <w:start w:val="1"/>
+      <w:numFmt w:val="lowerRoman"/>
+      <w:lvlText w:val="%6."/>
+      <w:lvlJc w:val="right"/>
+      <w:pPr>
+        <w:ind w:left="4320" w:hanging="180"/>
+      </w:pPr>
+    </w:lvl>
+    <w:lvl w:ilvl="6" w:tplc="3809000F" w:tentative="1">
+      <w:start w:val="1"/>
+      <w:numFmt w:val="decimal"/>
+      <w:lvlText w:val="%7."/>
+      <w:lvlJc w:val="left"/>
+      <w:pPr>
+        <w:ind w:left="5040" w:hanging="360"/>
+      </w:pPr>
+    </w:lvl>
+    <w:lvl w:ilvl="7" w:tplc="38090019" w:tentative="1">
+      <w:start w:val="1"/>
+      <w:numFmt w:val="lowerLetter"/>
+      <w:lvlText w:val="%8."/>
+      <w:lvlJc w:val="left"/>
+      <w:pPr>
+        <w:ind w:left="5760" w:hanging="360"/>
+      </w:pPr>
+    </w:lvl>
+    <w:lvl w:ilvl="8" w:tplc="3809001B" w:tentative="1">
+      <w:start w:val="1"/>
+      <w:numFmt w:val="lowerRoman"/>
+      <w:lvlText w:val="%9."/>
+      <w:lvlJc w:val="right"/>
+      <w:pPr>
+        <w:ind w:left="6480" w:hanging="180"/>
+      </w:pPr>
+    </w:lvl>
+  </w:abstractNum>
+  <w:abstractNum w:abstractNumId="7" w15:restartNumberingAfterBreak="0">
+    <w:nsid w:val="3A22592B"/>
+    <w:multiLevelType w:val="hybridMultilevel"/>
+    <w:tmpl w:val="2A8CB676"/>
+    <w:lvl w:ilvl="0" w:tplc="38090019">
+      <w:start w:val="1"/>
+      <w:numFmt w:val="lowerLetter"/>
+      <w:lvlText w:val="%1."/>
+      <w:lvlJc w:val="left"/>
+      <w:pPr>
+        <w:ind w:left="720" w:hanging="360"/>
+      </w:pPr>
+    </w:lvl>
+    <w:lvl w:ilvl="1" w:tplc="38090019" w:tentative="1">
+      <w:start w:val="1"/>
+      <w:numFmt w:val="lowerLetter"/>
+      <w:lvlText w:val="%2."/>
+      <w:lvlJc w:val="left"/>
+      <w:pPr>
+        <w:ind w:left="1440" w:hanging="360"/>
+      </w:pPr>
+    </w:lvl>
+    <w:lvl w:ilvl="2" w:tplc="3809001B" w:tentative="1">
+      <w:start w:val="1"/>
+      <w:numFmt w:val="lowerRoman"/>
+      <w:lvlText w:val="%3."/>
+      <w:lvlJc w:val="right"/>
+      <w:pPr>
+        <w:ind w:left="2160" w:hanging="180"/>
+      </w:pPr>
+    </w:lvl>
+    <w:lvl w:ilvl="3" w:tplc="3809000F" w:tentative="1">
+      <w:start w:val="1"/>
+      <w:numFmt w:val="decimal"/>
+      <w:lvlText w:val="%4."/>
+      <w:lvlJc w:val="left"/>
+      <w:pPr>
+        <w:ind w:left="2880" w:hanging="360"/>
+      </w:pPr>
+    </w:lvl>
+    <w:lvl w:ilvl="4" w:tplc="38090019" w:tentative="1">
+      <w:start w:val="1"/>
+      <w:numFmt w:val="lowerLetter"/>
+      <w:lvlText w:val="%5."/>
+      <w:lvlJc w:val="left"/>
+      <w:pPr>
+        <w:ind w:left="3600" w:hanging="360"/>
+      </w:pPr>
+    </w:lvl>
+    <w:lvl w:ilvl="5" w:tplc="3809001B" w:tentative="1">
+      <w:start w:val="1"/>
+      <w:numFmt w:val="lowerRoman"/>
+      <w:lvlText w:val="%6."/>
+      <w:lvlJc w:val="right"/>
+      <w:pPr>
+        <w:ind w:left="4320" w:hanging="180"/>
+      </w:pPr>
+    </w:lvl>
+    <w:lvl w:ilvl="6" w:tplc="3809000F" w:tentative="1">
+      <w:start w:val="1"/>
+      <w:numFmt w:val="decimal"/>
+      <w:lvlText w:val="%7."/>
+      <w:lvlJc w:val="left"/>
+      <w:pPr>
+        <w:ind w:left="5040" w:hanging="360"/>
+      </w:pPr>
+    </w:lvl>
+    <w:lvl w:ilvl="7" w:tplc="38090019" w:tentative="1">
+      <w:start w:val="1"/>
+      <w:numFmt w:val="lowerLetter"/>
+      <w:lvlText w:val="%8."/>
+      <w:lvlJc w:val="left"/>
+      <w:pPr>
+        <w:ind w:left="5760" w:hanging="360"/>
+      </w:pPr>
+    </w:lvl>
+    <w:lvl w:ilvl="8" w:tplc="3809001B" w:tentative="1">
+      <w:start w:val="1"/>
+      <w:numFmt w:val="lowerRoman"/>
+      <w:lvlText w:val="%9."/>
+      <w:lvlJc w:val="right"/>
+      <w:pPr>
+        <w:ind w:left="6480" w:hanging="180"/>
+      </w:pPr>
+    </w:lvl>
+  </w:abstractNum>
+  <w:abstractNum w:abstractNumId="8" w15:restartNumberingAfterBreak="0">
+    <w:nsid w:val="425E630B"/>
+    <w:multiLevelType w:val="hybridMultilevel"/>
+    <w:tmpl w:val="C89CB51C"/>
+    <w:lvl w:ilvl="0" w:tplc="38090019">
+      <w:start w:val="1"/>
+      <w:numFmt w:val="lowerLetter"/>
+      <w:lvlText w:val="%1."/>
+      <w:lvlJc w:val="left"/>
+      <w:pPr>
+        <w:ind w:left="720" w:hanging="360"/>
+      </w:pPr>
+    </w:lvl>
+    <w:lvl w:ilvl="1" w:tplc="38090019" w:tentative="1">
+      <w:start w:val="1"/>
+      <w:numFmt w:val="lowerLetter"/>
+      <w:lvlText w:val="%2."/>
+      <w:lvlJc w:val="left"/>
+      <w:pPr>
+        <w:ind w:left="1440" w:hanging="360"/>
+      </w:pPr>
+    </w:lvl>
+    <w:lvl w:ilvl="2" w:tplc="3809001B" w:tentative="1">
+      <w:start w:val="1"/>
+      <w:numFmt w:val="lowerRoman"/>
+      <w:lvlText w:val="%3."/>
+      <w:lvlJc w:val="right"/>
+      <w:pPr>
+        <w:ind w:left="2160" w:hanging="180"/>
+      </w:pPr>
+    </w:lvl>
+    <w:lvl w:ilvl="3" w:tplc="3809000F" w:tentative="1">
+      <w:start w:val="1"/>
+      <w:numFmt w:val="decimal"/>
+      <w:lvlText w:val="%4."/>
+      <w:lvlJc w:val="left"/>
+      <w:pPr>
+        <w:ind w:left="2880" w:hanging="360"/>
+      </w:pPr>
+    </w:lvl>
+    <w:lvl w:ilvl="4" w:tplc="38090019" w:tentative="1">
+      <w:start w:val="1"/>
+      <w:numFmt w:val="lowerLetter"/>
+      <w:lvlText w:val="%5."/>
+      <w:lvlJc w:val="left"/>
+      <w:pPr>
+        <w:ind w:left="3600" w:hanging="360"/>
+      </w:pPr>
+    </w:lvl>
+    <w:lvl w:ilvl="5" w:tplc="3809001B" w:tentative="1">
+      <w:start w:val="1"/>
+      <w:numFmt w:val="lowerRoman"/>
+      <w:lvlText w:val="%6."/>
+      <w:lvlJc w:val="right"/>
+      <w:pPr>
+        <w:ind w:left="4320" w:hanging="180"/>
+      </w:pPr>
+    </w:lvl>
+    <w:lvl w:ilvl="6" w:tplc="3809000F" w:tentative="1">
+      <w:start w:val="1"/>
+      <w:numFmt w:val="decimal"/>
+      <w:lvlText w:val="%7."/>
+      <w:lvlJc w:val="left"/>
+      <w:pPr>
+        <w:ind w:left="5040" w:hanging="360"/>
+      </w:pPr>
+    </w:lvl>
+    <w:lvl w:ilvl="7" w:tplc="38090019" w:tentative="1">
+      <w:start w:val="1"/>
+      <w:numFmt w:val="lowerLetter"/>
+      <w:lvlText w:val="%8."/>
+      <w:lvlJc w:val="left"/>
+      <w:pPr>
+        <w:ind w:left="5760" w:hanging="360"/>
+      </w:pPr>
+    </w:lvl>
+    <w:lvl w:ilvl="8" w:tplc="3809001B" w:tentative="1">
+      <w:start w:val="1"/>
+      <w:numFmt w:val="lowerRoman"/>
+      <w:lvlText w:val="%9."/>
+      <w:lvlJc w:val="right"/>
+      <w:pPr>
+        <w:ind w:left="6480" w:hanging="180"/>
+      </w:pPr>
+    </w:lvl>
+  </w:abstractNum>
+  <w:abstractNum w:abstractNumId="9" w15:restartNumberingAfterBreak="0">
+    <w:nsid w:val="42DA5702"/>
+    <w:multiLevelType w:val="hybridMultilevel"/>
+    <w:tmpl w:val="1250D1FE"/>
+    <w:lvl w:ilvl="0" w:tplc="3D182742">
+      <w:start w:val="1"/>
+      <w:numFmt w:val="lowerLetter"/>
+      <w:lvlText w:val="%1."/>
+      <w:lvlJc w:val="left"/>
+      <w:pPr>
+        <w:ind w:left="720" w:hanging="360"/>
+      </w:pPr>
+    </w:lvl>
+    <w:lvl w:ilvl="1" w:tplc="38090019" w:tentative="1">
+      <w:start w:val="1"/>
+      <w:numFmt w:val="lowerLetter"/>
+      <w:lvlText w:val="%2."/>
+      <w:lvlJc w:val="left"/>
+      <w:pPr>
+        <w:ind w:left="1440" w:hanging="360"/>
+      </w:pPr>
+    </w:lvl>
+    <w:lvl w:ilvl="2" w:tplc="3809001B" w:tentative="1">
+      <w:start w:val="1"/>
+      <w:numFmt w:val="lowerRoman"/>
+      <w:lvlText w:val="%3."/>
+      <w:lvlJc w:val="right"/>
+      <w:pPr>
+        <w:ind w:left="2160" w:hanging="180"/>
+      </w:pPr>
+    </w:lvl>
+    <w:lvl w:ilvl="3" w:tplc="3809000F" w:tentative="1">
+      <w:start w:val="1"/>
+      <w:numFmt w:val="decimal"/>
+      <w:lvlText w:val="%4."/>
+      <w:lvlJc w:val="left"/>
+      <w:pPr>
+        <w:ind w:left="2880" w:hanging="360"/>
+      </w:pPr>
+    </w:lvl>
+    <w:lvl w:ilvl="4" w:tplc="38090019" w:tentative="1">
+      <w:start w:val="1"/>
+      <w:numFmt w:val="lowerLetter"/>
+      <w:lvlText w:val="%5."/>
+      <w:lvlJc w:val="left"/>
+      <w:pPr>
+        <w:ind w:left="3600" w:hanging="360"/>
+      </w:pPr>
+    </w:lvl>
+    <w:lvl w:ilvl="5" w:tplc="3809001B" w:tentative="1">
+      <w:start w:val="1"/>
+      <w:numFmt w:val="lowerRoman"/>
+      <w:lvlText w:val="%6."/>
+      <w:lvlJc w:val="right"/>
+      <w:pPr>
+        <w:ind w:left="4320" w:hanging="180"/>
+      </w:pPr>
+    </w:lvl>
+    <w:lvl w:ilvl="6" w:tplc="3809000F" w:tentative="1">
+      <w:start w:val="1"/>
+      <w:numFmt w:val="decimal"/>
+      <w:lvlText w:val="%7."/>
+      <w:lvlJc w:val="left"/>
+      <w:pPr>
+        <w:ind w:left="5040" w:hanging="360"/>
+      </w:pPr>
+    </w:lvl>
+    <w:lvl w:ilvl="7" w:tplc="38090019" w:tentative="1">
+      <w:start w:val="1"/>
+      <w:numFmt w:val="lowerLetter"/>
+      <w:lvlText w:val="%8."/>
+      <w:lvlJc w:val="left"/>
+      <w:pPr>
+        <w:ind w:left="5760" w:hanging="360"/>
+      </w:pPr>
+    </w:lvl>
+    <w:lvl w:ilvl="8" w:tplc="3809001B" w:tentative="1">
+      <w:start w:val="1"/>
+      <w:numFmt w:val="lowerRoman"/>
+      <w:lvlText w:val="%9."/>
+      <w:lvlJc w:val="right"/>
+      <w:pPr>
+        <w:ind w:left="6480" w:hanging="180"/>
+      </w:pPr>
+    </w:lvl>
+  </w:abstractNum>
+  <w:abstractNum w:abstractNumId="10" w15:restartNumberingAfterBreak="0">
+    <w:nsid w:val="44EF3F2F"/>
+    <w:multiLevelType w:val="hybridMultilevel"/>
+    <w:tmpl w:val="62FA6902"/>
+    <w:lvl w:ilvl="0" w:tplc="3809000F">
+      <w:start w:val="1"/>
+      <w:numFmt w:val="decimal"/>
+      <w:lvlText w:val="%1."/>
+      <w:lvlJc w:val="left"/>
+      <w:pPr>
+        <w:ind w:left="720" w:hanging="360"/>
+      </w:pPr>
+    </w:lvl>
+    <w:lvl w:ilvl="1" w:tplc="38090019" w:tentative="1">
+      <w:start w:val="1"/>
+      <w:numFmt w:val="lowerLetter"/>
+      <w:lvlText w:val="%2."/>
+      <w:lvlJc w:val="left"/>
+      <w:pPr>
+        <w:ind w:left="1440" w:hanging="360"/>
+      </w:pPr>
+    </w:lvl>
+    <w:lvl w:ilvl="2" w:tplc="3809001B" w:tentative="1">
+      <w:start w:val="1"/>
+      <w:numFmt w:val="lowerRoman"/>
+      <w:lvlText w:val="%3."/>
+      <w:lvlJc w:val="right"/>
+      <w:pPr>
+        <w:ind w:left="2160" w:hanging="180"/>
+      </w:pPr>
+    </w:lvl>
+    <w:lvl w:ilvl="3" w:tplc="3809000F" w:tentative="1">
+      <w:start w:val="1"/>
+      <w:numFmt w:val="decimal"/>
+      <w:lvlText w:val="%4."/>
+      <w:lvlJc w:val="left"/>
+      <w:pPr>
+        <w:ind w:left="2880" w:hanging="360"/>
+      </w:pPr>
+    </w:lvl>
+    <w:lvl w:ilvl="4" w:tplc="38090019" w:tentative="1">
+      <w:start w:val="1"/>
+      <w:numFmt w:val="lowerLetter"/>
+      <w:lvlText w:val="%5."/>
+      <w:lvlJc w:val="left"/>
+      <w:pPr>
+        <w:ind w:left="3600" w:hanging="360"/>
+      </w:pPr>
+    </w:lvl>
+    <w:lvl w:ilvl="5" w:tplc="3809001B" w:tentative="1">
+      <w:start w:val="1"/>
+      <w:numFmt w:val="lowerRoman"/>
+      <w:lvlText w:val="%6."/>
+      <w:lvlJc w:val="right"/>
+      <w:pPr>
+        <w:ind w:left="4320" w:hanging="180"/>
+      </w:pPr>
+    </w:lvl>
+    <w:lvl w:ilvl="6" w:tplc="3809000F" w:tentative="1">
+      <w:start w:val="1"/>
+      <w:numFmt w:val="decimal"/>
+      <w:lvlText w:val="%7."/>
+      <w:lvlJc w:val="left"/>
+      <w:pPr>
+        <w:ind w:left="5040" w:hanging="360"/>
+      </w:pPr>
+    </w:lvl>
+    <w:lvl w:ilvl="7" w:tplc="38090019" w:tentative="1">
+      <w:start w:val="1"/>
+      <w:numFmt w:val="lowerLetter"/>
+      <w:lvlText w:val="%8."/>
+      <w:lvlJc w:val="left"/>
+      <w:pPr>
+        <w:ind w:left="5760" w:hanging="360"/>
+      </w:pPr>
+    </w:lvl>
+    <w:lvl w:ilvl="8" w:tplc="3809001B" w:tentative="1">
+      <w:start w:val="1"/>
+      <w:numFmt w:val="lowerRoman"/>
+      <w:lvlText w:val="%9."/>
+      <w:lvlJc w:val="right"/>
+      <w:pPr>
+        <w:ind w:left="6480" w:hanging="180"/>
+      </w:pPr>
+    </w:lvl>
+  </w:abstractNum>
+  <w:abstractNum w:abstractNumId="11" w15:restartNumberingAfterBreak="0">
+    <w:nsid w:val="49E81091"/>
+    <w:multiLevelType w:val="hybridMultilevel"/>
+    <w:tmpl w:val="8B1E8B0C"/>
+    <w:lvl w:ilvl="0" w:tplc="38090019">
+      <w:start w:val="1"/>
+      <w:numFmt w:val="lowerLetter"/>
+      <w:lvlText w:val="%1."/>
+      <w:lvlJc w:val="left"/>
+      <w:pPr>
+        <w:ind w:left="720" w:hanging="360"/>
+      </w:pPr>
+    </w:lvl>
+    <w:lvl w:ilvl="1" w:tplc="38090019" w:tentative="1">
+      <w:start w:val="1"/>
+      <w:numFmt w:val="lowerLetter"/>
+      <w:lvlText w:val="%2."/>
+      <w:lvlJc w:val="left"/>
+      <w:pPr>
+        <w:ind w:left="1440" w:hanging="360"/>
+      </w:pPr>
+    </w:lvl>
+    <w:lvl w:ilvl="2" w:tplc="3809001B" w:tentative="1">
+      <w:start w:val="1"/>
+      <w:numFmt w:val="lowerRoman"/>
+      <w:lvlText w:val="%3."/>
+      <w:lvlJc w:val="right"/>
+      <w:pPr>
+        <w:ind w:left="2160" w:hanging="180"/>
+      </w:pPr>
+    </w:lvl>
+    <w:lvl w:ilvl="3" w:tplc="3809000F" w:tentative="1">
+      <w:start w:val="1"/>
+      <w:numFmt w:val="decimal"/>
+      <w:lvlText w:val="%4."/>
+      <w:lvlJc w:val="left"/>
+      <w:pPr>
+        <w:ind w:left="2880" w:hanging="360"/>
+      </w:pPr>
+    </w:lvl>
+    <w:lvl w:ilvl="4" w:tplc="38090019" w:tentative="1">
+      <w:start w:val="1"/>
+      <w:numFmt w:val="lowerLetter"/>
+      <w:lvlText w:val="%5."/>
+      <w:lvlJc w:val="left"/>
+      <w:pPr>
+        <w:ind w:left="3600" w:hanging="360"/>
+      </w:pPr>
+    </w:lvl>
+    <w:lvl w:ilvl="5" w:tplc="3809001B" w:tentative="1">
+      <w:start w:val="1"/>
+      <w:numFmt w:val="lowerRoman"/>
+      <w:lvlText w:val="%6."/>
+      <w:lvlJc w:val="right"/>
+      <w:pPr>
+        <w:ind w:left="4320" w:hanging="180"/>
+      </w:pPr>
+    </w:lvl>
+    <w:lvl w:ilvl="6" w:tplc="3809000F" w:tentative="1">
+      <w:start w:val="1"/>
+      <w:numFmt w:val="decimal"/>
+      <w:lvlText w:val="%7."/>
+      <w:lvlJc w:val="left"/>
+      <w:pPr>
+        <w:ind w:left="5040" w:hanging="360"/>
+      </w:pPr>
+    </w:lvl>
+    <w:lvl w:ilvl="7" w:tplc="38090019" w:tentative="1">
+      <w:start w:val="1"/>
+      <w:numFmt w:val="lowerLetter"/>
+      <w:lvlText w:val="%8."/>
+      <w:lvlJc w:val="left"/>
+      <w:pPr>
+        <w:ind w:left="5760" w:hanging="360"/>
+      </w:pPr>
+    </w:lvl>
+    <w:lvl w:ilvl="8" w:tplc="3809001B" w:tentative="1">
+      <w:start w:val="1"/>
+      <w:numFmt w:val="lowerRoman"/>
+      <w:lvlText w:val="%9."/>
+      <w:lvlJc w:val="right"/>
+      <w:pPr>
+        <w:ind w:left="6480" w:hanging="180"/>
+      </w:pPr>
+    </w:lvl>
+  </w:abstractNum>
+  <w:abstractNum w:abstractNumId="12" w15:restartNumberingAfterBreak="0">
+    <w:nsid w:val="56401F7B"/>
+    <w:multiLevelType w:val="hybridMultilevel"/>
+    <w:tmpl w:val="DE888948"/>
+    <w:lvl w:ilvl="0" w:tplc="38090019">
+      <w:start w:val="1"/>
+      <w:numFmt w:val="lowerLetter"/>
+      <w:lvlText w:val="%1."/>
+      <w:lvlJc w:val="left"/>
+      <w:pPr>
+        <w:ind w:left="720" w:hanging="360"/>
+      </w:pPr>
+    </w:lvl>
+    <w:lvl w:ilvl="1" w:tplc="38090019" w:tentative="1">
+      <w:start w:val="1"/>
+      <w:numFmt w:val="lowerLetter"/>
+      <w:lvlText w:val="%2."/>
+      <w:lvlJc w:val="left"/>
+      <w:pPr>
+        <w:ind w:left="1440" w:hanging="360"/>
+      </w:pPr>
+    </w:lvl>
+    <w:lvl w:ilvl="2" w:tplc="3809001B" w:tentative="1">
+      <w:start w:val="1"/>
+      <w:numFmt w:val="lowerRoman"/>
+      <w:lvlText w:val="%3."/>
+      <w:lvlJc w:val="right"/>
+      <w:pPr>
+        <w:ind w:left="2160" w:hanging="180"/>
+      </w:pPr>
+    </w:lvl>
+    <w:lvl w:ilvl="3" w:tplc="3809000F" w:tentative="1">
+      <w:start w:val="1"/>
+      <w:numFmt w:val="decimal"/>
+      <w:lvlText w:val="%4."/>
+      <w:lvlJc w:val="left"/>
+      <w:pPr>
+        <w:ind w:left="2880" w:hanging="360"/>
+      </w:pPr>
+    </w:lvl>
+    <w:lvl w:ilvl="4" w:tplc="38090019" w:tentative="1">
+      <w:start w:val="1"/>
+      <w:numFmt w:val="lowerLetter"/>
+      <w:lvlText w:val="%5."/>
+      <w:lvlJc w:val="left"/>
+      <w:pPr>
+        <w:ind w:left="3600" w:hanging="360"/>
+      </w:pPr>
+    </w:lvl>
+    <w:lvl w:ilvl="5" w:tplc="3809001B" w:tentative="1">
+      <w:start w:val="1"/>
+      <w:numFmt w:val="lowerRoman"/>
+      <w:lvlText w:val="%6."/>
+      <w:lvlJc w:val="right"/>
+      <w:pPr>
+        <w:ind w:left="4320" w:hanging="180"/>
+      </w:pPr>
+    </w:lvl>
+    <w:lvl w:ilvl="6" w:tplc="3809000F" w:tentative="1">
+      <w:start w:val="1"/>
+      <w:numFmt w:val="decimal"/>
+      <w:lvlText w:val="%7."/>
+      <w:lvlJc w:val="left"/>
+      <w:pPr>
+        <w:ind w:left="5040" w:hanging="360"/>
+      </w:pPr>
+    </w:lvl>
+    <w:lvl w:ilvl="7" w:tplc="38090019" w:tentative="1">
+      <w:start w:val="1"/>
+      <w:numFmt w:val="lowerLetter"/>
+      <w:lvlText w:val="%8."/>
+      <w:lvlJc w:val="left"/>
+      <w:pPr>
+        <w:ind w:left="5760" w:hanging="360"/>
+      </w:pPr>
+    </w:lvl>
+    <w:lvl w:ilvl="8" w:tplc="3809001B" w:tentative="1">
+      <w:start w:val="1"/>
+      <w:numFmt w:val="lowerRoman"/>
+      <w:lvlText w:val="%9."/>
+      <w:lvlJc w:val="right"/>
+      <w:pPr>
+        <w:ind w:left="6480" w:hanging="180"/>
+      </w:pPr>
+    </w:lvl>
+  </w:abstractNum>
+  <w:abstractNum w:abstractNumId="13" w15:restartNumberingAfterBreak="0">
+    <w:nsid w:val="64B2490D"/>
+    <w:multiLevelType w:val="hybridMultilevel"/>
+    <w:tmpl w:val="52C0EEF2"/>
+    <w:lvl w:ilvl="0" w:tplc="17C656E4">
+      <w:start w:val="1"/>
+      <w:numFmt w:val="lowerLetter"/>
+      <w:lvlText w:val="%1."/>
+      <w:lvlJc w:val="left"/>
+      <w:pPr>
+        <w:ind w:left="1287" w:hanging="360"/>
+      </w:pPr>
+    </w:lvl>
+    <w:lvl w:ilvl="1" w:tplc="38090019" w:tentative="1">
+      <w:start w:val="1"/>
+      <w:numFmt w:val="lowerLetter"/>
+      <w:lvlText w:val="%2."/>
+      <w:lvlJc w:val="left"/>
+      <w:pPr>
+        <w:ind w:left="2007" w:hanging="360"/>
+      </w:pPr>
+    </w:lvl>
+    <w:lvl w:ilvl="2" w:tplc="3809001B" w:tentative="1">
+      <w:start w:val="1"/>
+      <w:numFmt w:val="lowerRoman"/>
+      <w:lvlText w:val="%3."/>
+      <w:lvlJc w:val="right"/>
+      <w:pPr>
+        <w:ind w:left="2727" w:hanging="180"/>
+      </w:pPr>
+    </w:lvl>
+    <w:lvl w:ilvl="3" w:tplc="3809000F" w:tentative="1">
+      <w:start w:val="1"/>
+      <w:numFmt w:val="decimal"/>
+      <w:lvlText w:val="%4."/>
+      <w:lvlJc w:val="left"/>
+      <w:pPr>
+        <w:ind w:left="3447" w:hanging="360"/>
+      </w:pPr>
+    </w:lvl>
+    <w:lvl w:ilvl="4" w:tplc="38090019" w:tentative="1">
+      <w:start w:val="1"/>
+      <w:numFmt w:val="lowerLetter"/>
+      <w:lvlText w:val="%5."/>
+      <w:lvlJc w:val="left"/>
+      <w:pPr>
+        <w:ind w:left="4167" w:hanging="360"/>
+      </w:pPr>
+    </w:lvl>
+    <w:lvl w:ilvl="5" w:tplc="3809001B" w:tentative="1">
+      <w:start w:val="1"/>
+      <w:numFmt w:val="lowerRoman"/>
+      <w:lvlText w:val="%6."/>
+      <w:lvlJc w:val="right"/>
+      <w:pPr>
+        <w:ind w:left="4887" w:hanging="180"/>
+      </w:pPr>
+    </w:lvl>
+    <w:lvl w:ilvl="6" w:tplc="3809000F" w:tentative="1">
+      <w:start w:val="1"/>
+      <w:numFmt w:val="decimal"/>
+      <w:lvlText w:val="%7."/>
+      <w:lvlJc w:val="left"/>
+      <w:pPr>
+        <w:ind w:left="5607" w:hanging="360"/>
+      </w:pPr>
+    </w:lvl>
+    <w:lvl w:ilvl="7" w:tplc="38090019" w:tentative="1">
+      <w:start w:val="1"/>
+      <w:numFmt w:val="lowerLetter"/>
+      <w:lvlText w:val="%8."/>
+      <w:lvlJc w:val="left"/>
+      <w:pPr>
+        <w:ind w:left="6327" w:hanging="360"/>
+      </w:pPr>
+    </w:lvl>
+    <w:lvl w:ilvl="8" w:tplc="3809001B" w:tentative="1">
+      <w:start w:val="1"/>
+      <w:numFmt w:val="lowerRoman"/>
+      <w:lvlText w:val="%9."/>
+      <w:lvlJc w:val="right"/>
+      <w:pPr>
+        <w:ind w:left="7047" w:hanging="180"/>
+      </w:pPr>
+    </w:lvl>
+  </w:abstractNum>
+  <w:abstractNum w:abstractNumId="14" w15:restartNumberingAfterBreak="0">
+    <w:nsid w:val="72493861"/>
+    <w:multiLevelType w:val="hybridMultilevel"/>
+    <w:tmpl w:val="40D2071A"/>
+    <w:lvl w:ilvl="0" w:tplc="38090019">
+      <w:start w:val="1"/>
+      <w:numFmt w:val="lowerLetter"/>
+      <w:lvlText w:val="%1."/>
+      <w:lvlJc w:val="left"/>
+      <w:pPr>
+        <w:ind w:left="720" w:hanging="360"/>
+      </w:pPr>
+    </w:lvl>
+    <w:lvl w:ilvl="1" w:tplc="38090019" w:tentative="1">
+      <w:start w:val="1"/>
+      <w:numFmt w:val="lowerLetter"/>
+      <w:lvlText w:val="%2."/>
+      <w:lvlJc w:val="left"/>
+      <w:pPr>
+        <w:ind w:left="1440" w:hanging="360"/>
+      </w:pPr>
+    </w:lvl>
+    <w:lvl w:ilvl="2" w:tplc="3809001B" w:tentative="1">
+      <w:start w:val="1"/>
+      <w:numFmt w:val="lowerRoman"/>
+      <w:lvlText w:val="%3."/>
+      <w:lvlJc w:val="right"/>
+      <w:pPr>
+        <w:ind w:left="2160" w:hanging="180"/>
+      </w:pPr>
+    </w:lvl>
+    <w:lvl w:ilvl="3" w:tplc="3809000F" w:tentative="1">
+      <w:start w:val="1"/>
+      <w:numFmt w:val="decimal"/>
+      <w:lvlText w:val="%4."/>
+      <w:lvlJc w:val="left"/>
+      <w:pPr>
+        <w:ind w:left="2880" w:hanging="360"/>
+      </w:pPr>
+    </w:lvl>
+    <w:lvl w:ilvl="4" w:tplc="38090019" w:tentative="1">
+      <w:start w:val="1"/>
+      <w:numFmt w:val="lowerLetter"/>
+      <w:lvlText w:val="%5."/>
+      <w:lvlJc w:val="left"/>
+      <w:pPr>
+        <w:ind w:left="3600" w:hanging="360"/>
+      </w:pPr>
+    </w:lvl>
+    <w:lvl w:ilvl="5" w:tplc="3809001B" w:tentative="1">
+      <w:start w:val="1"/>
+      <w:numFmt w:val="lowerRoman"/>
+      <w:lvlText w:val="%6."/>
+      <w:lvlJc w:val="right"/>
+      <w:pPr>
+        <w:ind w:left="4320" w:hanging="180"/>
+      </w:pPr>
+    </w:lvl>
+    <w:lvl w:ilvl="6" w:tplc="3809000F" w:tentative="1">
+      <w:start w:val="1"/>
+      <w:numFmt w:val="decimal"/>
+      <w:lvlText w:val="%7."/>
+      <w:lvlJc w:val="left"/>
+      <w:pPr>
+        <w:ind w:left="5040" w:hanging="360"/>
+      </w:pPr>
+    </w:lvl>
+    <w:lvl w:ilvl="7" w:tplc="38090019" w:tentative="1">
+      <w:start w:val="1"/>
+      <w:numFmt w:val="lowerLetter"/>
+      <w:lvlText w:val="%8."/>
+      <w:lvlJc w:val="left"/>
+      <w:pPr>
+        <w:ind w:left="5760" w:hanging="360"/>
+      </w:pPr>
+    </w:lvl>
+    <w:lvl w:ilvl="8" w:tplc="3809001B" w:tentative="1">
+      <w:start w:val="1"/>
+      <w:numFmt w:val="lowerRoman"/>
+      <w:lvlText w:val="%9."/>
+      <w:lvlJc w:val="right"/>
+      <w:pPr>
+        <w:ind w:left="6480" w:hanging="180"/>
+      </w:pPr>
+    </w:lvl>
+  </w:abstractNum>
+  <w:abstractNum w:abstractNumId="15" w15:restartNumberingAfterBreak="0">
+    <w:nsid w:val="794645AE"/>
+    <w:multiLevelType w:val="hybridMultilevel"/>
+    <w:tmpl w:val="2C1C954A"/>
+    <w:lvl w:ilvl="0" w:tplc="B8AC1C38">
+      <w:start w:val="1"/>
+      <w:numFmt w:val="decimal"/>
+      <w:lvlText w:val="%1."/>
+      <w:lvlJc w:val="left"/>
+      <w:pPr>
+        <w:ind w:left="720" w:hanging="360"/>
+      </w:pPr>
+    </w:lvl>
+    <w:lvl w:ilvl="1" w:tplc="38090019" w:tentative="1">
+      <w:start w:val="1"/>
+      <w:numFmt w:val="lowerLetter"/>
+      <w:lvlText w:val="%2."/>
+      <w:lvlJc w:val="left"/>
+      <w:pPr>
+        <w:ind w:left="1440" w:hanging="360"/>
+      </w:pPr>
+    </w:lvl>
+    <w:lvl w:ilvl="2" w:tplc="3809001B" w:tentative="1">
+      <w:start w:val="1"/>
+      <w:numFmt w:val="lowerRoman"/>
+      <w:lvlText w:val="%3."/>
+      <w:lvlJc w:val="right"/>
+      <w:pPr>
+        <w:ind w:left="2160" w:hanging="180"/>
+      </w:pPr>
+    </w:lvl>
+    <w:lvl w:ilvl="3" w:tplc="3809000F" w:tentative="1">
+      <w:start w:val="1"/>
+      <w:numFmt w:val="decimal"/>
+      <w:lvlText w:val="%4."/>
+      <w:lvlJc w:val="left"/>
+      <w:pPr>
+        <w:ind w:left="2880" w:hanging="360"/>
+      </w:pPr>
+    </w:lvl>
+    <w:lvl w:ilvl="4" w:tplc="38090019" w:tentative="1">
+      <w:start w:val="1"/>
+      <w:numFmt w:val="lowerLetter"/>
+      <w:lvlText w:val="%5."/>
+      <w:lvlJc w:val="left"/>
+      <w:pPr>
+        <w:ind w:left="3600" w:hanging="360"/>
+      </w:pPr>
+    </w:lvl>
+    <w:lvl w:ilvl="5" w:tplc="3809001B" w:tentative="1">
+      <w:start w:val="1"/>
+      <w:numFmt w:val="lowerRoman"/>
+      <w:lvlText w:val="%6."/>
+      <w:lvlJc w:val="right"/>
+      <w:pPr>
+        <w:ind w:left="4320" w:hanging="180"/>
+      </w:pPr>
+    </w:lvl>
+    <w:lvl w:ilvl="6" w:tplc="3809000F" w:tentative="1">
+      <w:start w:val="1"/>
+      <w:numFmt w:val="decimal"/>
+      <w:lvlText w:val="%7."/>
+      <w:lvlJc w:val="left"/>
+      <w:pPr>
+        <w:ind w:left="5040" w:hanging="360"/>
+      </w:pPr>
+    </w:lvl>
+    <w:lvl w:ilvl="7" w:tplc="38090019" w:tentative="1">
+      <w:start w:val="1"/>
+      <w:numFmt w:val="lowerLetter"/>
+      <w:lvlText w:val="%8."/>
+      <w:lvlJc w:val="left"/>
+      <w:pPr>
+        <w:ind w:left="5760" w:hanging="360"/>
+      </w:pPr>
+    </w:lvl>
+    <w:lvl w:ilvl="8" w:tplc="3809001B" w:tentative="1">
+      <w:start w:val="1"/>
+      <w:numFmt w:val="lowerRoman"/>
+      <w:lvlText w:val="%9."/>
+      <w:lvlJc w:val="right"/>
+      <w:pPr>
+        <w:ind w:left="6480" w:hanging="180"/>
+      </w:pPr>
+    </w:lvl>
+  </w:abstractNum>
+  <w:num w:numId="1" w16cid:durableId="286939031">
+    <w:abstractNumId w:val="1"/>
+  </w:num>
+  <w:num w:numId="2" w16cid:durableId="437215915">
+    <w:abstractNumId w:val="15"/>
+  </w:num>
+  <w:num w:numId="3" w16cid:durableId="271595141">
+    <w:abstractNumId w:val="9"/>
+  </w:num>
+  <w:num w:numId="4" w16cid:durableId="812524894">
+    <w:abstractNumId w:val="8"/>
+  </w:num>
+  <w:num w:numId="5" w16cid:durableId="841772247">
+    <w:abstractNumId w:val="10"/>
+  </w:num>
+  <w:num w:numId="6" w16cid:durableId="850337000">
+    <w:abstractNumId w:val="6"/>
+  </w:num>
+  <w:num w:numId="7" w16cid:durableId="631255048">
+    <w:abstractNumId w:val="12"/>
+  </w:num>
+  <w:num w:numId="8" w16cid:durableId="1754230928">
+    <w:abstractNumId w:val="2"/>
+  </w:num>
+  <w:num w:numId="9" w16cid:durableId="205218291">
+    <w:abstractNumId w:val="13"/>
+  </w:num>
+  <w:num w:numId="10" w16cid:durableId="424693129">
+    <w:abstractNumId w:val="11"/>
+  </w:num>
+  <w:num w:numId="11" w16cid:durableId="1960142701">
+    <w:abstractNumId w:val="0"/>
+  </w:num>
+  <w:num w:numId="12" w16cid:durableId="725373481">
+    <w:abstractNumId w:val="7"/>
+  </w:num>
+  <w:num w:numId="13" w16cid:durableId="1565945008">
+    <w:abstractNumId w:val="14"/>
+  </w:num>
+  <w:num w:numId="14" w16cid:durableId="862207783">
+    <w:abstractNumId w:val="3"/>
+  </w:num>
+  <w:num w:numId="15" w16cid:durableId="1211963421">
+    <w:abstractNumId w:val="4"/>
+  </w:num>
+  <w:num w:numId="16" w16cid:durableId="21515913">
+    <w:abstractNumId w:val="5"/>
+  </w:num>
+</w:numbering>
 </file>
 
 <file path=word/styles.xml><?xml version="1.0" encoding="utf-8"?>
@@ -2910,6 +5310,7 @@
       <w:numPr>
         <w:ilvl w:val="1"/>
       </w:numPr>
+      <w:ind w:firstLine="567"/>
     </w:pPr>
     <w:rPr>
       <w:rFonts w:eastAsiaTheme="majorEastAsia" w:cstheme="majorBidi"/>

--- a/254107060052_Rachmah Nur Chotimah.docx
+++ b/254107060052_Rachmah Nur Chotimah.docx
@@ -13,7 +13,7 @@
           <w14:ligatures w14:val="none"/>
         </w:rPr>
         <w:drawing>
-          <wp:anchor distT="0" distB="0" distL="114300" distR="114300" simplePos="0" relativeHeight="251659264" behindDoc="0" locked="0" layoutInCell="1" allowOverlap="1" wp14:anchorId="16C34C8F" wp14:editId="3B3141D7">
+          <wp:anchor distT="0" distB="0" distL="114300" distR="114300" simplePos="0" relativeHeight="251659264" behindDoc="0" locked="0" layoutInCell="1" allowOverlap="1" wp14:anchorId="16C34C8F" wp14:editId="3DFCEEAF">
             <wp:simplePos x="0" y="0"/>
             <wp:positionH relativeFrom="column">
               <wp:posOffset>-3810</wp:posOffset>
@@ -593,14 +593,14 @@
           <w:b/>
           <w:bCs/>
         </w:rPr>
-        <w:t>Tugas</w:t>
+        <w:t>Tuga</w:t>
       </w:r>
       <w:r>
         <w:rPr>
           <w:b/>
           <w:bCs/>
         </w:rPr>
-        <w:t xml:space="preserve"> 1</w:t>
+        <w:t>s</w:t>
       </w:r>
       <w:r>
         <w:rPr>
@@ -614,1451 +614,8 @@
           <w:b/>
           <w:bCs/>
         </w:rPr>
-        <w:t xml:space="preserve"> </w:t>
+        <w:t>3</w:t>
       </w:r>
-      <w:r>
-        <w:rPr>
-          <w:b/>
-          <w:bCs/>
-        </w:rPr>
-        <w:br/>
-      </w:r>
-      <w:r>
-        <w:t>M</w:t>
-      </w:r>
-      <w:r>
-        <w:t>encari 5 objek dan menjabarkan state dan behavior</w:t>
-      </w:r>
-    </w:p>
-    <w:p>
-      <w:pPr>
-        <w:pStyle w:val="ListParagraph"/>
-        <w:numPr>
-          <w:ilvl w:val="0"/>
-          <w:numId w:val="2"/>
-        </w:numPr>
-        <w:jc w:val="left"/>
-      </w:pPr>
-      <w:r>
-        <w:rPr>
-          <w:noProof/>
-        </w:rPr>
-        <w:drawing>
-          <wp:anchor distT="0" distB="0" distL="114300" distR="114300" simplePos="0" relativeHeight="251661312" behindDoc="0" locked="0" layoutInCell="1" allowOverlap="1" wp14:anchorId="743E7438" wp14:editId="4F4558D0">
-            <wp:simplePos x="0" y="0"/>
-            <wp:positionH relativeFrom="column">
-              <wp:posOffset>2441256</wp:posOffset>
-            </wp:positionH>
-            <wp:positionV relativeFrom="paragraph">
-              <wp:posOffset>71307</wp:posOffset>
-            </wp:positionV>
-            <wp:extent cx="2119505" cy="2119505"/>
-            <wp:effectExtent l="0" t="0" r="0" b="0"/>
-            <wp:wrapSquare wrapText="bothSides"/>
-            <wp:docPr id="929934216" name="Picture 2" descr="Pulpen Joyko Gel Cetek Q Gel G P-265 (1pak -12pcs)"/>
-            <wp:cNvGraphicFramePr>
-              <a:graphicFrameLocks xmlns:a="http://schemas.openxmlformats.org/drawingml/2006/main" noChangeAspect="1"/>
-            </wp:cNvGraphicFramePr>
-            <a:graphic xmlns:a="http://schemas.openxmlformats.org/drawingml/2006/main">
-              <a:graphicData uri="http://schemas.openxmlformats.org/drawingml/2006/picture">
-                <pic:pic xmlns:pic="http://schemas.openxmlformats.org/drawingml/2006/picture">
-                  <pic:nvPicPr>
-                    <pic:cNvPr id="0" name="Picture 3" descr="Pulpen Joyko Gel Cetek Q Gel G P-265 (1pak -12pcs)"/>
-                    <pic:cNvPicPr>
-                      <a:picLocks noChangeAspect="1" noChangeArrowheads="1"/>
-                    </pic:cNvPicPr>
-                  </pic:nvPicPr>
-                  <pic:blipFill>
-                    <a:blip r:embed="rId6" cstate="print">
-                      <a:extLst>
-                        <a:ext uri="{28A0092B-C50C-407E-A947-70E740481C1C}">
-                          <a14:useLocalDpi xmlns:a14="http://schemas.microsoft.com/office/drawing/2010/main" val="0"/>
-                        </a:ext>
-                      </a:extLst>
-                    </a:blip>
-                    <a:srcRect/>
-                    <a:stretch>
-                      <a:fillRect/>
-                    </a:stretch>
-                  </pic:blipFill>
-                  <pic:spPr bwMode="auto">
-                    <a:xfrm>
-                      <a:off x="0" y="0"/>
-                      <a:ext cx="2119505" cy="2119505"/>
-                    </a:xfrm>
-                    <a:prstGeom prst="rect">
-                      <a:avLst/>
-                    </a:prstGeom>
-                    <a:noFill/>
-                    <a:ln>
-                      <a:noFill/>
-                    </a:ln>
-                  </pic:spPr>
-                </pic:pic>
-              </a:graphicData>
-            </a:graphic>
-            <wp14:sizeRelH relativeFrom="page">
-              <wp14:pctWidth>0</wp14:pctWidth>
-            </wp14:sizeRelH>
-            <wp14:sizeRelV relativeFrom="page">
-              <wp14:pctHeight>0</wp14:pctHeight>
-            </wp14:sizeRelV>
-          </wp:anchor>
-        </w:drawing>
-      </w:r>
-      <w:r>
-        <w:t>Pulpen</w:t>
-      </w:r>
-    </w:p>
-    <w:p>
-      <w:pPr>
-        <w:pStyle w:val="ListParagraph"/>
-        <w:numPr>
-          <w:ilvl w:val="0"/>
-          <w:numId w:val="3"/>
-        </w:numPr>
-        <w:ind w:left="1080"/>
-        <w:jc w:val="left"/>
-      </w:pPr>
-      <w:r>
-        <w:t>State</w:t>
-      </w:r>
-    </w:p>
-    <w:p>
-      <w:pPr>
-        <w:ind w:left="1080" w:firstLine="0"/>
-        <w:jc w:val="left"/>
-      </w:pPr>
-      <w:r>
-        <w:t xml:space="preserve">- </w:t>
-      </w:r>
-      <w:r>
-        <w:t>m</w:t>
-      </w:r>
-      <w:r>
-        <w:t>erek</w:t>
-      </w:r>
-    </w:p>
-    <w:p>
-      <w:pPr>
-        <w:ind w:left="1080" w:firstLine="0"/>
-        <w:jc w:val="left"/>
-      </w:pPr>
-      <w:r>
-        <w:t>- warna</w:t>
-      </w:r>
-      <w:r>
-        <w:t xml:space="preserve"> </w:t>
-      </w:r>
-      <w:r>
-        <w:t>tinta</w:t>
-      </w:r>
-    </w:p>
-    <w:p>
-      <w:pPr>
-        <w:ind w:left="1080" w:firstLine="0"/>
-        <w:jc w:val="left"/>
-      </w:pPr>
-      <w:r>
-        <w:t xml:space="preserve">- </w:t>
-      </w:r>
-      <w:r>
-        <w:t>b</w:t>
-      </w:r>
-      <w:r>
-        <w:t>entuk</w:t>
-      </w:r>
-    </w:p>
-    <w:p>
-      <w:pPr>
-        <w:ind w:left="1080" w:firstLine="0"/>
-        <w:jc w:val="left"/>
-      </w:pPr>
-      <w:r>
-        <w:t xml:space="preserve">- </w:t>
-      </w:r>
-      <w:r>
-        <w:t>k</w:t>
-      </w:r>
-      <w:r>
-        <w:t xml:space="preserve">ode </w:t>
-      </w:r>
-      <w:r>
-        <w:t>b</w:t>
-      </w:r>
-      <w:r>
-        <w:t>arang</w:t>
-      </w:r>
-    </w:p>
-    <w:p>
-      <w:pPr>
-        <w:pStyle w:val="ListParagraph"/>
-        <w:numPr>
-          <w:ilvl w:val="0"/>
-          <w:numId w:val="3"/>
-        </w:numPr>
-        <w:ind w:left="1080"/>
-        <w:jc w:val="left"/>
-      </w:pPr>
-      <w:r>
-        <w:t>Behavior</w:t>
-      </w:r>
-    </w:p>
-    <w:p>
-      <w:pPr>
-        <w:ind w:left="1260" w:hanging="180"/>
-        <w:jc w:val="left"/>
-      </w:pPr>
-      <w:r>
-        <w:t>- Menulis</w:t>
-      </w:r>
-    </w:p>
-    <w:p>
-      <w:pPr>
-        <w:ind w:left="1260" w:hanging="180"/>
-        <w:jc w:val="left"/>
-      </w:pPr>
-      <w:r>
-        <w:t>- Membuka Tutup</w:t>
-      </w:r>
-    </w:p>
-    <w:p>
-      <w:pPr>
-        <w:ind w:left="1260" w:hanging="180"/>
-        <w:jc w:val="left"/>
-      </w:pPr>
-      <w:r>
-        <w:t>- Menggambar</w:t>
-      </w:r>
-    </w:p>
-    <w:p>
-      <w:pPr>
-        <w:ind w:left="1260" w:hanging="180"/>
-        <w:jc w:val="left"/>
-      </w:pPr>
-    </w:p>
-    <w:p>
-      <w:pPr>
-        <w:pStyle w:val="ListParagraph"/>
-        <w:numPr>
-          <w:ilvl w:val="0"/>
-          <w:numId w:val="2"/>
-        </w:numPr>
-        <w:jc w:val="left"/>
-      </w:pPr>
-      <w:r>
-        <w:rPr>
-          <w:noProof/>
-        </w:rPr>
-        <w:drawing>
-          <wp:anchor distT="0" distB="0" distL="114300" distR="114300" simplePos="0" relativeHeight="251663360" behindDoc="0" locked="0" layoutInCell="1" allowOverlap="1" wp14:anchorId="160FFAE5" wp14:editId="68842734">
-            <wp:simplePos x="0" y="0"/>
-            <wp:positionH relativeFrom="column">
-              <wp:posOffset>2610485</wp:posOffset>
-            </wp:positionH>
-            <wp:positionV relativeFrom="paragraph">
-              <wp:posOffset>107315</wp:posOffset>
-            </wp:positionV>
-            <wp:extent cx="1913255" cy="1913255"/>
-            <wp:effectExtent l="0" t="0" r="0" b="0"/>
-            <wp:wrapSquare wrapText="bothSides"/>
-            <wp:docPr id="1174261044" name="Picture 5" descr="Rexus Keyboard Office Membrane K278"/>
-            <wp:cNvGraphicFramePr>
-              <a:graphicFrameLocks xmlns:a="http://schemas.openxmlformats.org/drawingml/2006/main" noChangeAspect="1"/>
-            </wp:cNvGraphicFramePr>
-            <a:graphic xmlns:a="http://schemas.openxmlformats.org/drawingml/2006/main">
-              <a:graphicData uri="http://schemas.openxmlformats.org/drawingml/2006/picture">
-                <pic:pic xmlns:pic="http://schemas.openxmlformats.org/drawingml/2006/picture">
-                  <pic:nvPicPr>
-                    <pic:cNvPr id="0" name="Picture 9" descr="Rexus Keyboard Office Membrane K278"/>
-                    <pic:cNvPicPr>
-                      <a:picLocks noChangeAspect="1" noChangeArrowheads="1"/>
-                    </pic:cNvPicPr>
-                  </pic:nvPicPr>
-                  <pic:blipFill>
-                    <a:blip r:embed="rId7" cstate="print">
-                      <a:extLst>
-                        <a:ext uri="{28A0092B-C50C-407E-A947-70E740481C1C}">
-                          <a14:useLocalDpi xmlns:a14="http://schemas.microsoft.com/office/drawing/2010/main" val="0"/>
-                        </a:ext>
-                      </a:extLst>
-                    </a:blip>
-                    <a:srcRect/>
-                    <a:stretch>
-                      <a:fillRect/>
-                    </a:stretch>
-                  </pic:blipFill>
-                  <pic:spPr bwMode="auto">
-                    <a:xfrm>
-                      <a:off x="0" y="0"/>
-                      <a:ext cx="1913255" cy="1913255"/>
-                    </a:xfrm>
-                    <a:prstGeom prst="rect">
-                      <a:avLst/>
-                    </a:prstGeom>
-                    <a:noFill/>
-                    <a:ln>
-                      <a:noFill/>
-                    </a:ln>
-                  </pic:spPr>
-                </pic:pic>
-              </a:graphicData>
-            </a:graphic>
-          </wp:anchor>
-        </w:drawing>
-      </w:r>
-      <w:r>
-        <w:t>Keyboard</w:t>
-      </w:r>
-    </w:p>
-    <w:p>
-      <w:pPr>
-        <w:pStyle w:val="ListParagraph"/>
-        <w:numPr>
-          <w:ilvl w:val="0"/>
-          <w:numId w:val="6"/>
-        </w:numPr>
-        <w:ind w:left="1170" w:hanging="450"/>
-        <w:jc w:val="left"/>
-      </w:pPr>
-      <w:r>
-        <w:t>State</w:t>
-      </w:r>
-    </w:p>
-    <w:p>
-      <w:pPr>
-        <w:ind w:left="1080" w:firstLine="0"/>
-        <w:jc w:val="left"/>
-      </w:pPr>
-      <w:r>
-        <w:t xml:space="preserve">- </w:t>
-      </w:r>
-      <w:r>
-        <w:t>M</w:t>
-      </w:r>
-      <w:r>
-        <w:t>erek</w:t>
-      </w:r>
-    </w:p>
-    <w:p>
-      <w:pPr>
-        <w:ind w:left="1080" w:firstLine="0"/>
-        <w:jc w:val="left"/>
-      </w:pPr>
-      <w:r>
-        <w:t>- Warna</w:t>
-      </w:r>
-    </w:p>
-    <w:p>
-      <w:pPr>
-        <w:ind w:left="1080" w:firstLine="0"/>
-        <w:jc w:val="left"/>
-      </w:pPr>
-      <w:r>
-        <w:t>- Tipe</w:t>
-      </w:r>
-    </w:p>
-    <w:p>
-      <w:pPr>
-        <w:pStyle w:val="ListParagraph"/>
-        <w:numPr>
-          <w:ilvl w:val="0"/>
-          <w:numId w:val="6"/>
-        </w:numPr>
-        <w:ind w:left="1170"/>
-        <w:jc w:val="left"/>
-      </w:pPr>
-      <w:r>
-        <w:t>Behavior</w:t>
-      </w:r>
-    </w:p>
-    <w:p>
-      <w:pPr>
-        <w:ind w:left="1080" w:firstLine="0"/>
-        <w:jc w:val="left"/>
-      </w:pPr>
-      <w:r>
-        <w:t>- mengetik</w:t>
-      </w:r>
-    </w:p>
-    <w:p>
-      <w:pPr>
-        <w:ind w:left="1080" w:firstLine="0"/>
-        <w:jc w:val="left"/>
-      </w:pPr>
-      <w:r>
-        <w:t>- menghapus teks</w:t>
-      </w:r>
-    </w:p>
-    <w:p>
-      <w:pPr>
-        <w:ind w:left="1080" w:firstLine="0"/>
-        <w:jc w:val="left"/>
-      </w:pPr>
-      <w:r>
-        <w:t>- capslock</w:t>
-      </w:r>
-    </w:p>
-    <w:p>
-      <w:pPr>
-        <w:ind w:left="1080" w:firstLine="0"/>
-        <w:jc w:val="left"/>
-      </w:pPr>
-    </w:p>
-    <w:p>
-      <w:pPr>
-        <w:pStyle w:val="ListParagraph"/>
-        <w:numPr>
-          <w:ilvl w:val="0"/>
-          <w:numId w:val="8"/>
-        </w:numPr>
-        <w:jc w:val="left"/>
-      </w:pPr>
-      <w:r>
-        <w:t>Kartu ATM</w:t>
-      </w:r>
-    </w:p>
-    <w:p>
-      <w:pPr>
-        <w:pStyle w:val="ListParagraph"/>
-        <w:numPr>
-          <w:ilvl w:val="0"/>
-          <w:numId w:val="9"/>
-        </w:numPr>
-        <w:jc w:val="left"/>
-      </w:pPr>
-      <w:r>
-        <w:t>State</w:t>
-      </w:r>
-    </w:p>
-    <w:p>
-      <w:pPr>
-        <w:tabs>
-          <w:tab w:val="left" w:pos="1260"/>
-        </w:tabs>
-        <w:ind w:left="1170" w:firstLine="0"/>
-        <w:jc w:val="left"/>
-      </w:pPr>
-      <w:r>
-        <w:t xml:space="preserve">- </w:t>
-      </w:r>
-      <w:r>
-        <w:t>J</w:t>
-      </w:r>
-      <w:r>
-        <w:t>enis Kartu</w:t>
-      </w:r>
-    </w:p>
-    <w:p>
-      <w:pPr>
-        <w:tabs>
-          <w:tab w:val="left" w:pos="1260"/>
-        </w:tabs>
-        <w:ind w:left="1170" w:firstLine="0"/>
-        <w:jc w:val="left"/>
-      </w:pPr>
-      <w:r>
-        <w:t xml:space="preserve">- </w:t>
-      </w:r>
-      <w:r>
-        <w:t>Nama Bank</w:t>
-      </w:r>
-    </w:p>
-    <w:p>
-      <w:pPr>
-        <w:tabs>
-          <w:tab w:val="left" w:pos="1260"/>
-        </w:tabs>
-        <w:ind w:left="1170" w:firstLine="0"/>
-        <w:jc w:val="left"/>
-      </w:pPr>
-      <w:r>
-        <w:lastRenderedPageBreak/>
-        <w:t>- Jenis Tabungan</w:t>
-      </w:r>
-    </w:p>
-    <w:p>
-      <w:pPr>
-        <w:tabs>
-          <w:tab w:val="left" w:pos="1260"/>
-        </w:tabs>
-        <w:ind w:left="1170" w:firstLine="0"/>
-        <w:jc w:val="left"/>
-      </w:pPr>
-      <w:r>
-        <w:rPr>
-          <w:noProof/>
-        </w:rPr>
-        <w:drawing>
-          <wp:anchor distT="0" distB="0" distL="114300" distR="114300" simplePos="0" relativeHeight="251664384" behindDoc="1" locked="0" layoutInCell="1" allowOverlap="1" wp14:anchorId="122EF388" wp14:editId="7FCA89A2">
-            <wp:simplePos x="0" y="0"/>
-            <wp:positionH relativeFrom="column">
-              <wp:posOffset>3081020</wp:posOffset>
-            </wp:positionH>
-            <wp:positionV relativeFrom="paragraph">
-              <wp:posOffset>146050</wp:posOffset>
-            </wp:positionV>
-            <wp:extent cx="1939290" cy="1442720"/>
-            <wp:effectExtent l="0" t="0" r="3810" b="5080"/>
-            <wp:wrapTight wrapText="bothSides">
-              <wp:wrapPolygon edited="0">
-                <wp:start x="2758" y="0"/>
-                <wp:lineTo x="637" y="9127"/>
-                <wp:lineTo x="637" y="9982"/>
-                <wp:lineTo x="4031" y="13690"/>
-                <wp:lineTo x="2546" y="14831"/>
-                <wp:lineTo x="1910" y="16257"/>
-                <wp:lineTo x="2758" y="18254"/>
-                <wp:lineTo x="2758" y="20250"/>
-                <wp:lineTo x="6790" y="21106"/>
-                <wp:lineTo x="15277" y="21391"/>
-                <wp:lineTo x="18672" y="21391"/>
-                <wp:lineTo x="21430" y="20820"/>
-                <wp:lineTo x="21430" y="16827"/>
-                <wp:lineTo x="18460" y="13690"/>
-                <wp:lineTo x="18035" y="9127"/>
-                <wp:lineTo x="17399" y="7701"/>
-                <wp:lineTo x="15701" y="4278"/>
-                <wp:lineTo x="7426" y="856"/>
-                <wp:lineTo x="4880" y="0"/>
-                <wp:lineTo x="2758" y="0"/>
-              </wp:wrapPolygon>
-            </wp:wrapTight>
-            <wp:docPr id="1223658847" name="Picture 6" descr="Kartu ATM/Debit Bina - Binadigital"/>
-            <wp:cNvGraphicFramePr>
-              <a:graphicFrameLocks xmlns:a="http://schemas.openxmlformats.org/drawingml/2006/main" noChangeAspect="1"/>
-            </wp:cNvGraphicFramePr>
-            <a:graphic xmlns:a="http://schemas.openxmlformats.org/drawingml/2006/main">
-              <a:graphicData uri="http://schemas.openxmlformats.org/drawingml/2006/picture">
-                <pic:pic xmlns:pic="http://schemas.openxmlformats.org/drawingml/2006/picture">
-                  <pic:nvPicPr>
-                    <pic:cNvPr id="0" name="Picture 11" descr="Kartu ATM/Debit Bina - Binadigital"/>
-                    <pic:cNvPicPr>
-                      <a:picLocks noChangeAspect="1" noChangeArrowheads="1"/>
-                    </pic:cNvPicPr>
-                  </pic:nvPicPr>
-                  <pic:blipFill>
-                    <a:blip r:embed="rId8" cstate="print">
-                      <a:extLst>
-                        <a:ext uri="{28A0092B-C50C-407E-A947-70E740481C1C}">
-                          <a14:useLocalDpi xmlns:a14="http://schemas.microsoft.com/office/drawing/2010/main" val="0"/>
-                        </a:ext>
-                      </a:extLst>
-                    </a:blip>
-                    <a:srcRect/>
-                    <a:stretch>
-                      <a:fillRect/>
-                    </a:stretch>
-                  </pic:blipFill>
-                  <pic:spPr bwMode="auto">
-                    <a:xfrm>
-                      <a:off x="0" y="0"/>
-                      <a:ext cx="1939290" cy="1442720"/>
-                    </a:xfrm>
-                    <a:prstGeom prst="rect">
-                      <a:avLst/>
-                    </a:prstGeom>
-                    <a:noFill/>
-                    <a:ln>
-                      <a:noFill/>
-                    </a:ln>
-                  </pic:spPr>
-                </pic:pic>
-              </a:graphicData>
-            </a:graphic>
-          </wp:anchor>
-        </w:drawing>
-      </w:r>
-      <w:r>
-        <w:t xml:space="preserve">- </w:t>
-      </w:r>
-      <w:r>
-        <w:t>Chip (pd kartu)</w:t>
-      </w:r>
-    </w:p>
-    <w:p>
-      <w:pPr>
-        <w:ind w:left="1350" w:hanging="180"/>
-        <w:jc w:val="left"/>
-      </w:pPr>
-      <w:r>
-        <w:t xml:space="preserve">- </w:t>
-      </w:r>
-      <w:r>
-        <w:t>No. Seri</w:t>
-      </w:r>
-    </w:p>
-    <w:p>
-      <w:pPr>
-        <w:ind w:left="1350" w:hanging="180"/>
-        <w:jc w:val="left"/>
-      </w:pPr>
-      <w:r>
-        <w:t xml:space="preserve">- </w:t>
-      </w:r>
-      <w:r>
-        <w:t>Tanda Tanyan Pemilik</w:t>
-      </w:r>
-    </w:p>
-    <w:p>
-      <w:pPr>
-        <w:pStyle w:val="ListParagraph"/>
-        <w:numPr>
-          <w:ilvl w:val="0"/>
-          <w:numId w:val="9"/>
-        </w:numPr>
-        <w:jc w:val="left"/>
-      </w:pPr>
-      <w:r>
-        <w:t>Behavior</w:t>
-      </w:r>
-    </w:p>
-    <w:p>
-      <w:pPr>
-        <w:pStyle w:val="ListParagraph"/>
-        <w:numPr>
-          <w:ilvl w:val="0"/>
-          <w:numId w:val="16"/>
-        </w:numPr>
-        <w:ind w:left="1530"/>
-        <w:jc w:val="left"/>
-      </w:pPr>
-      <w:r>
-        <w:t>Tarik tunai</w:t>
-      </w:r>
-    </w:p>
-    <w:p>
-      <w:pPr>
-        <w:pStyle w:val="ListParagraph"/>
-        <w:numPr>
-          <w:ilvl w:val="0"/>
-          <w:numId w:val="16"/>
-        </w:numPr>
-        <w:ind w:left="1530"/>
-        <w:jc w:val="left"/>
-      </w:pPr>
-      <w:r>
-        <w:t>Setor tunai</w:t>
-      </w:r>
-    </w:p>
-    <w:p>
-      <w:pPr>
-        <w:pStyle w:val="ListParagraph"/>
-        <w:numPr>
-          <w:ilvl w:val="0"/>
-          <w:numId w:val="16"/>
-        </w:numPr>
-        <w:ind w:left="1530"/>
-        <w:jc w:val="left"/>
-      </w:pPr>
-      <w:r>
-        <w:t>Cek saldo</w:t>
-      </w:r>
-    </w:p>
-    <w:p>
-      <w:pPr>
-        <w:pStyle w:val="ListParagraph"/>
-        <w:numPr>
-          <w:ilvl w:val="0"/>
-          <w:numId w:val="16"/>
-        </w:numPr>
-        <w:ind w:left="1530"/>
-        <w:jc w:val="left"/>
-      </w:pPr>
-      <w:r>
-        <w:t>Pembayaran</w:t>
-      </w:r>
-    </w:p>
-    <w:p>
-      <w:pPr>
-        <w:pStyle w:val="ListParagraph"/>
-        <w:numPr>
-          <w:ilvl w:val="0"/>
-          <w:numId w:val="16"/>
-        </w:numPr>
-        <w:ind w:left="1530"/>
-        <w:jc w:val="left"/>
-      </w:pPr>
-      <w:r>
-        <w:t>Terima Uang (Transfer)</w:t>
-      </w:r>
-    </w:p>
-    <w:p>
-      <w:pPr>
-        <w:ind w:firstLine="0"/>
-        <w:jc w:val="left"/>
-      </w:pPr>
-    </w:p>
-    <w:p>
-      <w:pPr>
-        <w:pStyle w:val="ListParagraph"/>
-        <w:numPr>
-          <w:ilvl w:val="0"/>
-          <w:numId w:val="8"/>
-        </w:numPr>
-        <w:jc w:val="left"/>
-      </w:pPr>
-      <w:r>
-        <w:t>Tas</w:t>
-      </w:r>
-    </w:p>
-    <w:p>
-      <w:pPr>
-        <w:pStyle w:val="ListParagraph"/>
-        <w:numPr>
-          <w:ilvl w:val="0"/>
-          <w:numId w:val="11"/>
-        </w:numPr>
-        <w:ind w:left="1170"/>
-        <w:jc w:val="left"/>
-      </w:pPr>
-      <w:r>
-        <w:t>State</w:t>
-      </w:r>
-    </w:p>
-    <w:p>
-      <w:pPr>
-        <w:ind w:left="1080" w:firstLine="0"/>
-        <w:jc w:val="left"/>
-      </w:pPr>
-      <w:r>
-        <w:rPr>
-          <w:noProof/>
-        </w:rPr>
-        <w:drawing>
-          <wp:anchor distT="0" distB="0" distL="114300" distR="114300" simplePos="0" relativeHeight="251662336" behindDoc="0" locked="0" layoutInCell="1" allowOverlap="1" wp14:anchorId="28132195" wp14:editId="4818F061">
-            <wp:simplePos x="0" y="0"/>
-            <wp:positionH relativeFrom="margin">
-              <wp:posOffset>3503930</wp:posOffset>
-            </wp:positionH>
-            <wp:positionV relativeFrom="paragraph">
-              <wp:posOffset>56515</wp:posOffset>
-            </wp:positionV>
-            <wp:extent cx="2008505" cy="2008505"/>
-            <wp:effectExtent l="0" t="0" r="0" b="0"/>
-            <wp:wrapThrough wrapText="bothSides">
-              <wp:wrapPolygon edited="0">
-                <wp:start x="0" y="0"/>
-                <wp:lineTo x="0" y="21306"/>
-                <wp:lineTo x="21306" y="21306"/>
-                <wp:lineTo x="21306" y="0"/>
-                <wp:lineTo x="0" y="0"/>
-              </wp:wrapPolygon>
-            </wp:wrapThrough>
-            <wp:docPr id="1328302748" name="Picture 3" descr="bk"/>
-            <wp:cNvGraphicFramePr>
-              <a:graphicFrameLocks xmlns:a="http://schemas.openxmlformats.org/drawingml/2006/main" noChangeAspect="1"/>
-            </wp:cNvGraphicFramePr>
-            <a:graphic xmlns:a="http://schemas.openxmlformats.org/drawingml/2006/main">
-              <a:graphicData uri="http://schemas.openxmlformats.org/drawingml/2006/picture">
-                <pic:pic xmlns:pic="http://schemas.openxmlformats.org/drawingml/2006/picture">
-                  <pic:nvPicPr>
-                    <pic:cNvPr id="0" name="Picture 5" descr="bk"/>
-                    <pic:cNvPicPr>
-                      <a:picLocks noChangeAspect="1" noChangeArrowheads="1"/>
-                    </pic:cNvPicPr>
-                  </pic:nvPicPr>
-                  <pic:blipFill>
-                    <a:blip r:embed="rId9" cstate="print">
-                      <a:extLst>
-                        <a:ext uri="{28A0092B-C50C-407E-A947-70E740481C1C}">
-                          <a14:useLocalDpi xmlns:a14="http://schemas.microsoft.com/office/drawing/2010/main" val="0"/>
-                        </a:ext>
-                      </a:extLst>
-                    </a:blip>
-                    <a:srcRect/>
-                    <a:stretch>
-                      <a:fillRect/>
-                    </a:stretch>
-                  </pic:blipFill>
-                  <pic:spPr bwMode="auto">
-                    <a:xfrm>
-                      <a:off x="0" y="0"/>
-                      <a:ext cx="2008505" cy="2008505"/>
-                    </a:xfrm>
-                    <a:prstGeom prst="rect">
-                      <a:avLst/>
-                    </a:prstGeom>
-                    <a:noFill/>
-                    <a:ln>
-                      <a:noFill/>
-                    </a:ln>
-                  </pic:spPr>
-                </pic:pic>
-              </a:graphicData>
-            </a:graphic>
-            <wp14:sizeRelH relativeFrom="margin">
-              <wp14:pctWidth>0</wp14:pctWidth>
-            </wp14:sizeRelH>
-            <wp14:sizeRelV relativeFrom="margin">
-              <wp14:pctHeight>0</wp14:pctHeight>
-            </wp14:sizeRelV>
-          </wp:anchor>
-        </w:drawing>
-      </w:r>
-      <w:r>
-        <w:t>- Merek</w:t>
-      </w:r>
-    </w:p>
-    <w:p>
-      <w:pPr>
-        <w:ind w:left="1080" w:firstLine="0"/>
-        <w:jc w:val="left"/>
-      </w:pPr>
-      <w:r>
-        <w:t xml:space="preserve">- </w:t>
-      </w:r>
-      <w:r>
-        <w:t>Bentuk</w:t>
-      </w:r>
-    </w:p>
-    <w:p>
-      <w:pPr>
-        <w:ind w:left="1080" w:firstLine="0"/>
-        <w:jc w:val="left"/>
-      </w:pPr>
-      <w:r>
-        <w:t>- Warna</w:t>
-      </w:r>
-    </w:p>
-    <w:p>
-      <w:pPr>
-        <w:ind w:left="1080" w:firstLine="0"/>
-        <w:jc w:val="left"/>
-      </w:pPr>
-      <w:r>
-        <w:t>- Jenis</w:t>
-      </w:r>
-    </w:p>
-    <w:p>
-      <w:pPr>
-        <w:ind w:left="1080" w:firstLine="0"/>
-        <w:jc w:val="left"/>
-      </w:pPr>
-      <w:r>
-        <w:t>- Kapasitas</w:t>
-      </w:r>
-    </w:p>
-    <w:p>
-      <w:pPr>
-        <w:pStyle w:val="ListParagraph"/>
-        <w:numPr>
-          <w:ilvl w:val="0"/>
-          <w:numId w:val="11"/>
-        </w:numPr>
-        <w:ind w:left="1170"/>
-        <w:jc w:val="left"/>
-      </w:pPr>
-      <w:r>
-        <w:t>Behavior</w:t>
-      </w:r>
-    </w:p>
-    <w:p>
-      <w:pPr>
-        <w:ind w:left="990" w:firstLine="0"/>
-        <w:jc w:val="left"/>
-      </w:pPr>
-      <w:r>
-        <w:t>- Menampung/Menambah barang</w:t>
-      </w:r>
-    </w:p>
-    <w:p>
-      <w:pPr>
-        <w:ind w:left="990" w:firstLine="0"/>
-        <w:jc w:val="left"/>
-      </w:pPr>
-      <w:r>
-        <w:t>- Mengurangi/mengeluarkan Barang</w:t>
-      </w:r>
-    </w:p>
-    <w:p>
-      <w:pPr>
-        <w:ind w:left="990" w:firstLine="0"/>
-        <w:jc w:val="left"/>
-      </w:pPr>
-      <w:r>
-        <w:t>- Menjaga Barang</w:t>
-      </w:r>
-    </w:p>
-    <w:p>
-      <w:pPr>
-        <w:ind w:left="990" w:firstLine="0"/>
-        <w:jc w:val="left"/>
-      </w:pPr>
-      <w:r>
-        <w:t>-</w:t>
-      </w:r>
-      <w:r>
-        <w:t xml:space="preserve"> </w:t>
-      </w:r>
-      <w:r>
-        <w:t>Memendekkan Tali/selempang</w:t>
-      </w:r>
-    </w:p>
-    <w:p>
-      <w:pPr>
-        <w:ind w:firstLine="0"/>
-        <w:jc w:val="left"/>
-      </w:pPr>
-    </w:p>
-    <w:p>
-      <w:pPr>
-        <w:pStyle w:val="ListParagraph"/>
-        <w:numPr>
-          <w:ilvl w:val="0"/>
-          <w:numId w:val="8"/>
-        </w:numPr>
-        <w:jc w:val="left"/>
-      </w:pPr>
-      <w:r>
-        <w:t>Dompet</w:t>
-      </w:r>
-    </w:p>
-    <w:p>
-      <w:pPr>
-        <w:pStyle w:val="ListParagraph"/>
-        <w:numPr>
-          <w:ilvl w:val="0"/>
-          <w:numId w:val="13"/>
-        </w:numPr>
-        <w:ind w:left="1260"/>
-        <w:jc w:val="left"/>
-      </w:pPr>
-      <w:r>
-        <w:t>State</w:t>
-      </w:r>
-    </w:p>
-    <w:p>
-      <w:pPr>
-        <w:ind w:left="1080" w:firstLine="0"/>
-        <w:jc w:val="left"/>
-      </w:pPr>
-      <w:r>
-        <w:t>-</w:t>
-      </w:r>
-      <w:r>
-        <w:t xml:space="preserve"> </w:t>
-      </w:r>
-      <w:r>
-        <w:t>merek</w:t>
-      </w:r>
-    </w:p>
-    <w:p>
-      <w:pPr>
-        <w:ind w:left="1080" w:firstLine="0"/>
-        <w:jc w:val="left"/>
-      </w:pPr>
-      <w:r>
-        <w:rPr>
-          <w:noProof/>
-        </w:rPr>
-        <w:drawing>
-          <wp:anchor distT="0" distB="0" distL="114300" distR="114300" simplePos="0" relativeHeight="251665408" behindDoc="1" locked="0" layoutInCell="1" allowOverlap="1" wp14:anchorId="5755ED98" wp14:editId="709134C8">
-            <wp:simplePos x="0" y="0"/>
-            <wp:positionH relativeFrom="column">
-              <wp:posOffset>3081020</wp:posOffset>
-            </wp:positionH>
-            <wp:positionV relativeFrom="paragraph">
-              <wp:posOffset>15240</wp:posOffset>
-            </wp:positionV>
-            <wp:extent cx="2225040" cy="2225040"/>
-            <wp:effectExtent l="0" t="0" r="3810" b="3810"/>
-            <wp:wrapTight wrapText="bothSides">
-              <wp:wrapPolygon edited="0">
-                <wp:start x="0" y="0"/>
-                <wp:lineTo x="0" y="21452"/>
-                <wp:lineTo x="21452" y="21452"/>
-                <wp:lineTo x="21452" y="0"/>
-                <wp:lineTo x="0" y="0"/>
-              </wp:wrapPolygon>
-            </wp:wrapTight>
-            <wp:docPr id="42992108" name="Picture 7" descr="VONA Jet Wallet - Dompet Lipat 2 - Vona.id"/>
-            <wp:cNvGraphicFramePr>
-              <a:graphicFrameLocks xmlns:a="http://schemas.openxmlformats.org/drawingml/2006/main" noChangeAspect="1"/>
-            </wp:cNvGraphicFramePr>
-            <a:graphic xmlns:a="http://schemas.openxmlformats.org/drawingml/2006/main">
-              <a:graphicData uri="http://schemas.openxmlformats.org/drawingml/2006/picture">
-                <pic:pic xmlns:pic="http://schemas.openxmlformats.org/drawingml/2006/picture">
-                  <pic:nvPicPr>
-                    <pic:cNvPr id="0" name="Picture 13" descr="VONA Jet Wallet - Dompet Lipat 2 - Vona.id"/>
-                    <pic:cNvPicPr>
-                      <a:picLocks noChangeAspect="1" noChangeArrowheads="1"/>
-                    </pic:cNvPicPr>
-                  </pic:nvPicPr>
-                  <pic:blipFill>
-                    <a:blip r:embed="rId10" cstate="print">
-                      <a:extLst>
-                        <a:ext uri="{28A0092B-C50C-407E-A947-70E740481C1C}">
-                          <a14:useLocalDpi xmlns:a14="http://schemas.microsoft.com/office/drawing/2010/main" val="0"/>
-                        </a:ext>
-                      </a:extLst>
-                    </a:blip>
-                    <a:srcRect/>
-                    <a:stretch>
-                      <a:fillRect/>
-                    </a:stretch>
-                  </pic:blipFill>
-                  <pic:spPr bwMode="auto">
-                    <a:xfrm>
-                      <a:off x="0" y="0"/>
-                      <a:ext cx="2225040" cy="2225040"/>
-                    </a:xfrm>
-                    <a:prstGeom prst="rect">
-                      <a:avLst/>
-                    </a:prstGeom>
-                    <a:noFill/>
-                    <a:ln>
-                      <a:noFill/>
-                    </a:ln>
-                  </pic:spPr>
-                </pic:pic>
-              </a:graphicData>
-            </a:graphic>
-          </wp:anchor>
-        </w:drawing>
-      </w:r>
-      <w:r>
-        <w:t xml:space="preserve">- </w:t>
-      </w:r>
-      <w:r>
-        <w:t>Bentuk</w:t>
-      </w:r>
-    </w:p>
-    <w:p>
-      <w:pPr>
-        <w:ind w:left="1080" w:firstLine="0"/>
-        <w:jc w:val="left"/>
-      </w:pPr>
-      <w:r>
-        <w:t xml:space="preserve">- </w:t>
-      </w:r>
-      <w:r>
-        <w:t>Warna</w:t>
-      </w:r>
-    </w:p>
-    <w:p>
-      <w:pPr>
-        <w:ind w:left="1080" w:firstLine="0"/>
-        <w:jc w:val="left"/>
-      </w:pPr>
-      <w:r>
-        <w:t xml:space="preserve">- </w:t>
-      </w:r>
-      <w:r>
-        <w:t>Jenis Bahan yg dipakai</w:t>
-      </w:r>
-    </w:p>
-    <w:p>
-      <w:pPr>
-        <w:ind w:left="1080" w:firstLine="0"/>
-        <w:jc w:val="left"/>
-      </w:pPr>
-      <w:r>
-        <w:t xml:space="preserve">- </w:t>
-      </w:r>
-      <w:r>
-        <w:t>ukuran</w:t>
-      </w:r>
-    </w:p>
-    <w:p>
-      <w:pPr>
-        <w:ind w:left="1080" w:firstLine="0"/>
-        <w:jc w:val="left"/>
-      </w:pPr>
-      <w:r>
-        <w:t>-</w:t>
-      </w:r>
-      <w:r>
-        <w:t xml:space="preserve"> </w:t>
-      </w:r>
-      <w:r>
-        <w:t>Tipe</w:t>
-      </w:r>
-    </w:p>
-    <w:p>
-      <w:pPr>
-        <w:ind w:left="1080" w:firstLine="0"/>
-        <w:jc w:val="left"/>
-      </w:pPr>
-      <w:r>
-        <w:t xml:space="preserve">- </w:t>
-      </w:r>
-      <w:r>
-        <w:t>Tempat Pembuatan</w:t>
-      </w:r>
-    </w:p>
-    <w:p>
-      <w:pPr>
-        <w:pStyle w:val="ListParagraph"/>
-        <w:numPr>
-          <w:ilvl w:val="0"/>
-          <w:numId w:val="13"/>
-        </w:numPr>
-        <w:ind w:left="1170"/>
-        <w:jc w:val="left"/>
-      </w:pPr>
-      <w:r>
-        <w:t>Behavior</w:t>
-      </w:r>
-    </w:p>
-    <w:p>
-      <w:pPr>
-        <w:pStyle w:val="ListParagraph"/>
-        <w:numPr>
-          <w:ilvl w:val="0"/>
-          <w:numId w:val="15"/>
-        </w:numPr>
-        <w:ind w:left="1440"/>
-        <w:jc w:val="left"/>
-      </w:pPr>
-      <w:r>
-        <w:t>Menampung kartu, uang</w:t>
-      </w:r>
-    </w:p>
-    <w:p>
-      <w:pPr>
-        <w:pStyle w:val="ListParagraph"/>
-        <w:numPr>
-          <w:ilvl w:val="0"/>
-          <w:numId w:val="15"/>
-        </w:numPr>
-        <w:ind w:left="1440"/>
-        <w:jc w:val="left"/>
-      </w:pPr>
-      <w:r>
-        <w:t>mengamankan uang, kartu</w:t>
-      </w:r>
-    </w:p>
-    <w:p>
-      <w:pPr>
-        <w:pStyle w:val="ListParagraph"/>
-        <w:numPr>
-          <w:ilvl w:val="0"/>
-          <w:numId w:val="15"/>
-        </w:numPr>
-        <w:ind w:left="1440"/>
-        <w:jc w:val="left"/>
-      </w:pPr>
-      <w:r>
-        <w:t>menyimpan kartu</w:t>
-      </w:r>
-    </w:p>
-    <w:p>
-      <w:pPr>
-        <w:pStyle w:val="ListParagraph"/>
-        <w:numPr>
-          <w:ilvl w:val="0"/>
-          <w:numId w:val="15"/>
-        </w:numPr>
-        <w:ind w:left="1440"/>
-        <w:jc w:val="left"/>
-      </w:pPr>
-      <w:r>
-        <w:t>dibuka</w:t>
-      </w:r>
-    </w:p>
-    <w:p>
-      <w:pPr>
-        <w:pStyle w:val="ListParagraph"/>
-        <w:numPr>
-          <w:ilvl w:val="0"/>
-          <w:numId w:val="15"/>
-        </w:numPr>
-        <w:ind w:left="1440"/>
-        <w:jc w:val="left"/>
-      </w:pPr>
-      <w:r>
-        <w:t>ditutup</w:t>
-      </w:r>
-    </w:p>
-    <w:p>
-      <w:pPr>
-        <w:pStyle w:val="ListParagraph"/>
-        <w:numPr>
-          <w:ilvl w:val="0"/>
-          <w:numId w:val="15"/>
-        </w:numPr>
-        <w:ind w:left="1440"/>
-        <w:jc w:val="left"/>
-      </w:pPr>
-      <w:r>
-        <w:lastRenderedPageBreak/>
-        <w:t>dibawa</w:t>
-      </w:r>
-    </w:p>
-    <w:p>
-      <w:pPr>
-        <w:ind w:firstLine="0"/>
-        <w:jc w:val="left"/>
-        <w:rPr>
-          <w:b/>
-          <w:bCs/>
-        </w:rPr>
-      </w:pPr>
-    </w:p>
-    <w:p>
-      <w:pPr>
-        <w:ind w:firstLine="0"/>
-        <w:rPr>
-          <w:b/>
-          <w:bCs/>
-        </w:rPr>
-      </w:pPr>
-      <w:r>
-        <w:rPr>
-          <w:b/>
-          <w:bCs/>
-        </w:rPr>
-        <w:t>Tugas 2</w:t>
-      </w:r>
-    </w:p>
-    <w:p>
-      <w:pPr>
-        <w:numPr>
-          <w:ilvl w:val="0"/>
-          <w:numId w:val="1"/>
-        </w:numPr>
-      </w:pPr>
-      <w:r>
-        <w:rPr>
-          <w:lang w:val="en-US"/>
-        </w:rPr>
-        <w:t>Buatlah class diagram untuk setiap class yang dibuat pada Tugas 01 (pertemuan pertama) .</w:t>
-      </w:r>
-    </w:p>
-    <w:p>
-      <w:pPr>
-        <w:numPr>
-          <w:ilvl w:val="0"/>
-          <w:numId w:val="1"/>
-        </w:numPr>
-      </w:pPr>
-      <w:r>
-        <w:rPr>
-          <w:lang w:val="en-US"/>
-        </w:rPr>
-        <w:t>Perhatikan best practice penamaan class, method, dan atribut (kata benda/sifat/kerja dan huruf kapital).</w:t>
-      </w:r>
-    </w:p>
-    <w:p>
-      <w:pPr>
-        <w:numPr>
-          <w:ilvl w:val="0"/>
-          <w:numId w:val="1"/>
-        </w:numPr>
-      </w:pPr>
-      <w:r>
-        <w:rPr>
-          <w:lang w:val="en-US"/>
-        </w:rPr>
-        <w:t xml:space="preserve"> Cari 1 contoh class diagram yang kalian anggap betul.</w:t>
-      </w:r>
-    </w:p>
-    <w:tbl>
-      <w:tblPr>
-        <w:tblStyle w:val="TableGrid"/>
-        <w:tblW w:w="0" w:type="auto"/>
-        <w:tblInd w:w="-5" w:type="dxa"/>
-        <w:tblLook w:val="04A0" w:firstRow="1" w:lastRow="0" w:firstColumn="1" w:lastColumn="0" w:noHBand="0" w:noVBand="1"/>
-      </w:tblPr>
-      <w:tblGrid>
-        <w:gridCol w:w="8716"/>
-      </w:tblGrid>
-      <w:tr>
-        <w:trPr>
-          <w:trHeight w:val="269"/>
-        </w:trPr>
-        <w:tc>
-          <w:tcPr>
-            <w:tcW w:w="8716" w:type="dxa"/>
-          </w:tcPr>
-          <w:p>
-            <w:pPr>
-              <w:spacing w:line="240" w:lineRule="auto"/>
-              <w:ind w:firstLine="0"/>
-              <w:jc w:val="center"/>
-              <w:rPr>
-                <w:rFonts w:cs="Times New Roman"/>
-                <w:szCs w:val="24"/>
-              </w:rPr>
-            </w:pPr>
-            <w:r>
-              <w:rPr>
-                <w:rStyle w:val="Strong"/>
-                <w:rFonts w:cs="Times New Roman"/>
-              </w:rPr>
-              <w:t>Pulpen</w:t>
-            </w:r>
-          </w:p>
-        </w:tc>
-      </w:tr>
-      <w:tr>
-        <w:trPr>
-          <w:trHeight w:val="318"/>
-        </w:trPr>
-        <w:tc>
-          <w:tcPr>
-            <w:tcW w:w="8716" w:type="dxa"/>
-          </w:tcPr>
-          <w:p>
-            <w:pPr>
-              <w:ind w:firstLine="0"/>
-              <w:rPr>
-                <w:rFonts w:cs="Times New Roman"/>
-                <w:lang w:val="en-ID"/>
-              </w:rPr>
-            </w:pPr>
-            <w:r>
-              <w:rPr>
-                <w:rFonts w:cs="Times New Roman"/>
-                <w:lang w:val="en-ID"/>
-              </w:rPr>
-              <w:t>m</w:t>
-            </w:r>
-            <w:r>
-              <w:rPr>
-                <w:rFonts w:cs="Times New Roman"/>
-                <w:lang w:val="en-ID"/>
-              </w:rPr>
-              <w:t>erek: String</w:t>
-            </w:r>
-          </w:p>
-          <w:p>
-            <w:pPr>
-              <w:ind w:firstLine="0"/>
-              <w:rPr>
-                <w:rFonts w:cs="Times New Roman"/>
-                <w:lang w:val="en-ID"/>
-              </w:rPr>
-            </w:pPr>
-            <w:r>
-              <w:rPr>
-                <w:rFonts w:cs="Times New Roman"/>
-                <w:lang w:val="en-ID"/>
-              </w:rPr>
-              <w:t>w</w:t>
-            </w:r>
-            <w:r>
-              <w:rPr>
-                <w:rFonts w:cs="Times New Roman"/>
-                <w:lang w:val="en-ID"/>
-              </w:rPr>
-              <w:t>arnaTinta: String</w:t>
-            </w:r>
-          </w:p>
-          <w:p>
-            <w:pPr>
-              <w:ind w:firstLine="0"/>
-              <w:rPr>
-                <w:rFonts w:cs="Times New Roman"/>
-                <w:lang w:val="en-ID"/>
-              </w:rPr>
-            </w:pPr>
-            <w:r>
-              <w:rPr>
-                <w:rFonts w:cs="Times New Roman"/>
-                <w:lang w:val="en-ID"/>
-              </w:rPr>
-              <w:t>bentuk: String</w:t>
-            </w:r>
-          </w:p>
-          <w:p>
-            <w:pPr>
-              <w:ind w:firstLine="0"/>
-              <w:rPr>
-                <w:rFonts w:cs="Times New Roman"/>
-                <w:lang w:val="en-ID"/>
-              </w:rPr>
-            </w:pPr>
-            <w:r>
-              <w:rPr>
-                <w:rFonts w:cs="Times New Roman"/>
-                <w:lang w:val="en-ID"/>
-              </w:rPr>
-              <w:t>kodeBarang: String</w:t>
-            </w:r>
-          </w:p>
-          <w:p>
-            <w:pPr>
-              <w:ind w:firstLine="0"/>
-              <w:rPr>
-                <w:rFonts w:cs="Times New Roman"/>
-                <w:lang w:val="en-ID"/>
-              </w:rPr>
-            </w:pPr>
-            <w:r>
-              <w:rPr>
-                <w:rFonts w:cs="Times New Roman"/>
-                <w:lang w:val="en-ID"/>
-              </w:rPr>
-              <w:t>isTutupTerbuka: boolean</w:t>
-            </w:r>
-          </w:p>
-        </w:tc>
-      </w:tr>
-      <w:tr>
-        <w:trPr>
-          <w:trHeight w:val="331"/>
-        </w:trPr>
-        <w:tc>
-          <w:tcPr>
-            <w:tcW w:w="8716" w:type="dxa"/>
-          </w:tcPr>
-          <w:p>
-            <w:pPr>
-              <w:ind w:firstLine="0"/>
-              <w:rPr>
-                <w:rFonts w:cs="Times New Roman"/>
-                <w:lang w:val="en-ID"/>
-              </w:rPr>
-            </w:pPr>
-            <w:r>
-              <w:rPr>
-                <w:rFonts w:cs="Times New Roman"/>
-                <w:lang w:val="en-ID"/>
-              </w:rPr>
-              <w:t>bukaTutup(): void</w:t>
-            </w:r>
-          </w:p>
-          <w:p>
-            <w:pPr>
-              <w:ind w:firstLine="0"/>
-              <w:rPr>
-                <w:rFonts w:cs="Times New Roman"/>
-                <w:lang w:val="en-ID"/>
-              </w:rPr>
-            </w:pPr>
-            <w:r>
-              <w:rPr>
-                <w:rFonts w:cs="Times New Roman"/>
-                <w:lang w:val="en-ID"/>
-              </w:rPr>
-              <w:t>menulis(teks: String): void</w:t>
-            </w:r>
-          </w:p>
-          <w:p>
-            <w:pPr>
-              <w:ind w:firstLine="0"/>
-              <w:rPr>
-                <w:rFonts w:cs="Times New Roman"/>
-                <w:lang w:val="en-ID"/>
-              </w:rPr>
-            </w:pPr>
-            <w:r>
-              <w:rPr>
-                <w:rFonts w:cs="Times New Roman"/>
-                <w:lang w:val="en-ID"/>
-              </w:rPr>
-              <w:t>menggambar(objek: String): void</w:t>
-            </w:r>
-          </w:p>
-        </w:tc>
-      </w:tr>
-    </w:tbl>
-    <w:p>
-      <w:pPr>
-        <w:ind w:firstLine="0"/>
-      </w:pPr>
     </w:p>
     <w:tbl>
       <w:tblPr>
@@ -2068,7 +625,7 @@
         <w:tblLook w:val="04A0" w:firstRow="1" w:lastRow="0" w:firstColumn="1" w:lastColumn="0" w:noHBand="0" w:noVBand="1"/>
       </w:tblPr>
       <w:tblGrid>
-        <w:gridCol w:w="8688"/>
+        <w:gridCol w:w="8995"/>
       </w:tblGrid>
       <w:tr>
         <w:trPr>
@@ -2076,7 +633,7 @@
         </w:trPr>
         <w:tc>
           <w:tcPr>
-            <w:tcW w:w="8688" w:type="dxa"/>
+            <w:tcW w:w="8995" w:type="dxa"/>
           </w:tcPr>
           <w:p>
             <w:pPr>
@@ -2104,11 +661,16 @@
         </w:trPr>
         <w:tc>
           <w:tcPr>
-            <w:tcW w:w="8688" w:type="dxa"/>
-          </w:tcPr>
-          <w:p>
-            <w:pPr>
-              <w:ind w:firstLine="0"/>
+            <w:tcW w:w="8995" w:type="dxa"/>
+          </w:tcPr>
+          <w:p>
+            <w:pPr>
+              <w:pStyle w:val="ListParagraph"/>
+              <w:numPr>
+                <w:ilvl w:val="0"/>
+                <w:numId w:val="17"/>
+              </w:numPr>
+              <w:ind w:left="426" w:hanging="270"/>
               <w:rPr>
                 <w:lang w:val="en-ID"/>
               </w:rPr>
@@ -2125,9 +687,13 @@
           </w:p>
           <w:p>
             <w:pPr>
-              <w:ind w:firstLine="0"/>
-              <w:rPr>
-                <w:rFonts w:cs="Times New Roman"/>
+              <w:pStyle w:val="ListParagraph"/>
+              <w:numPr>
+                <w:ilvl w:val="0"/>
+                <w:numId w:val="17"/>
+              </w:numPr>
+              <w:ind w:left="426" w:hanging="270"/>
+              <w:rPr>
                 <w:lang w:val="en-ID"/>
               </w:rPr>
             </w:pPr>
@@ -2141,9 +707,13 @@
           </w:p>
           <w:p>
             <w:pPr>
-              <w:ind w:firstLine="0"/>
-              <w:rPr>
-                <w:rFonts w:cs="Times New Roman"/>
+              <w:pStyle w:val="ListParagraph"/>
+              <w:numPr>
+                <w:ilvl w:val="0"/>
+                <w:numId w:val="17"/>
+              </w:numPr>
+              <w:ind w:left="426" w:hanging="270"/>
+              <w:rPr>
                 <w:lang w:val="en-ID"/>
               </w:rPr>
             </w:pPr>
@@ -2157,9 +727,13 @@
           </w:p>
           <w:p>
             <w:pPr>
-              <w:ind w:firstLine="0"/>
-              <w:rPr>
-                <w:rFonts w:cs="Times New Roman"/>
+              <w:pStyle w:val="ListParagraph"/>
+              <w:numPr>
+                <w:ilvl w:val="0"/>
+                <w:numId w:val="17"/>
+              </w:numPr>
+              <w:ind w:left="426" w:hanging="270"/>
+              <w:rPr>
                 <w:lang w:val="en-ID"/>
               </w:rPr>
             </w:pPr>
@@ -2173,9 +747,13 @@
           </w:p>
           <w:p>
             <w:pPr>
-              <w:ind w:firstLine="0"/>
-              <w:rPr>
-                <w:rFonts w:cs="Times New Roman"/>
+              <w:pStyle w:val="ListParagraph"/>
+              <w:numPr>
+                <w:ilvl w:val="0"/>
+                <w:numId w:val="17"/>
+              </w:numPr>
+              <w:ind w:left="426" w:hanging="270"/>
+              <w:rPr>
                 <w:lang w:val="en-ID"/>
               </w:rPr>
             </w:pPr>
@@ -2189,9 +767,13 @@
           </w:p>
           <w:p>
             <w:pPr>
-              <w:ind w:firstLine="0"/>
-              <w:rPr>
-                <w:rFonts w:cs="Times New Roman"/>
+              <w:pStyle w:val="ListParagraph"/>
+              <w:numPr>
+                <w:ilvl w:val="0"/>
+                <w:numId w:val="17"/>
+              </w:numPr>
+              <w:ind w:left="426" w:hanging="270"/>
+              <w:rPr>
                 <w:lang w:val="en-ID"/>
               </w:rPr>
             </w:pPr>
@@ -2211,93 +793,451 @@
         </w:trPr>
         <w:tc>
           <w:tcPr>
-            <w:tcW w:w="8688" w:type="dxa"/>
-          </w:tcPr>
-          <w:p>
-            <w:pPr>
-              <w:ind w:firstLine="0"/>
-              <w:rPr>
-                <w:rFonts w:cs="Times New Roman"/>
-                <w:lang w:val="en-ID"/>
-              </w:rPr>
-            </w:pPr>
-            <w:r>
-              <w:rPr>
-                <w:rFonts w:cs="Times New Roman"/>
-                <w:lang w:val="en-ID"/>
-              </w:rPr>
-              <w:t>t</w:t>
-            </w:r>
-            <w:r>
-              <w:rPr>
-                <w:rFonts w:cs="Times New Roman"/>
-                <w:lang w:val="en-ID"/>
-              </w:rPr>
-              <w:t>arikTunai(nominal: double): boolean</w:t>
-            </w:r>
-          </w:p>
-          <w:p>
-            <w:pPr>
-              <w:ind w:firstLine="0"/>
-              <w:rPr>
-                <w:rFonts w:cs="Times New Roman"/>
-                <w:lang w:val="en-ID"/>
-              </w:rPr>
-            </w:pPr>
-            <w:r>
-              <w:rPr>
-                <w:rFonts w:cs="Times New Roman"/>
-                <w:lang w:val="en-ID"/>
-              </w:rPr>
-              <w:t>setorTunai(nominal: double): void</w:t>
-            </w:r>
-          </w:p>
-          <w:p>
-            <w:pPr>
-              <w:ind w:firstLine="0"/>
-              <w:rPr>
-                <w:rFonts w:cs="Times New Roman"/>
-                <w:lang w:val="en-ID"/>
-              </w:rPr>
-            </w:pPr>
-            <w:r>
-              <w:rPr>
-                <w:rFonts w:cs="Times New Roman"/>
-                <w:lang w:val="en-ID"/>
-              </w:rPr>
-              <w:t>cekSaldo(): double</w:t>
-            </w:r>
-          </w:p>
-          <w:p>
-            <w:pPr>
-              <w:ind w:firstLine="0"/>
-              <w:rPr>
-                <w:rFonts w:cs="Times New Roman"/>
-                <w:lang w:val="en-ID"/>
-              </w:rPr>
-            </w:pPr>
-            <w:r>
-              <w:rPr>
-                <w:rFonts w:cs="Times New Roman"/>
-                <w:lang w:val="en-ID"/>
-              </w:rPr>
-              <w:t>lakukanPembayaran(nominal: double): boolean</w:t>
-            </w:r>
-          </w:p>
-          <w:p>
-            <w:pPr>
-              <w:ind w:firstLine="0"/>
-              <w:rPr>
-                <w:rFonts w:cs="Times New Roman"/>
-                <w:lang w:val="en-ID"/>
-              </w:rPr>
-            </w:pPr>
-            <w:r>
-              <w:rPr>
-                <w:rFonts w:cs="Times New Roman"/>
-                <w:lang w:val="en-ID"/>
-              </w:rPr>
-              <w:t>terimaTransfer(nominal: double): void</w:t>
+            <w:tcW w:w="8995" w:type="dxa"/>
+          </w:tcPr>
+          <w:p>
+            <w:pPr>
+              <w:pStyle w:val="ListParagraph"/>
+              <w:numPr>
+                <w:ilvl w:val="0"/>
+                <w:numId w:val="18"/>
+              </w:numPr>
+              <w:ind w:left="426" w:hanging="270"/>
+              <w:rPr>
+                <w:rFonts w:cs="Times New Roman"/>
+                <w:lang w:val="en-ID"/>
+              </w:rPr>
+            </w:pPr>
+            <w:proofErr w:type="gramStart"/>
+            <w:r>
+              <w:rPr>
+                <w:rFonts w:cs="Times New Roman"/>
+                <w:lang w:val="en-ID"/>
+              </w:rPr>
+              <w:t>set</w:t>
+            </w:r>
+            <w:r>
+              <w:rPr>
+                <w:rFonts w:cs="Times New Roman"/>
+                <w:lang w:val="en-ID"/>
+              </w:rPr>
+              <w:t>KartuAtm(</w:t>
+            </w:r>
+            <w:proofErr w:type="gramEnd"/>
+            <w:r>
+              <w:rPr>
+                <w:rFonts w:cs="Times New Roman"/>
+                <w:lang w:val="en-ID"/>
+              </w:rPr>
+              <w:t>jenisKartu: String, namaBank: String, noSeri: String, namaPemilik: String, saldo: long, hasChip: boolean)</w:t>
+            </w:r>
+            <w:r>
+              <w:rPr>
+                <w:rFonts w:cs="Times New Roman"/>
+                <w:lang w:val="en-ID"/>
+              </w:rPr>
+              <w:t xml:space="preserve"> </w:t>
+            </w:r>
+            <w:r>
+              <w:rPr>
+                <w:rFonts w:cs="Times New Roman"/>
+                <w:i/>
+                <w:iCs/>
+                <w:color w:val="D9D9D9" w:themeColor="background1" w:themeShade="D9"/>
+                <w:lang w:val="en-ID"/>
+              </w:rPr>
+              <w:t>constructor</w:t>
+            </w:r>
+          </w:p>
+          <w:p>
+            <w:pPr>
+              <w:pStyle w:val="ListParagraph"/>
+              <w:numPr>
+                <w:ilvl w:val="0"/>
+                <w:numId w:val="18"/>
+              </w:numPr>
+              <w:ind w:left="426" w:hanging="270"/>
+              <w:rPr>
+                <w:rFonts w:cs="Times New Roman"/>
+                <w:i/>
+                <w:iCs/>
+                <w:lang w:val="en-ID"/>
+              </w:rPr>
+            </w:pPr>
+            <w:proofErr w:type="gramStart"/>
+            <w:r>
+              <w:rPr>
+                <w:rFonts w:cs="Times New Roman"/>
+                <w:lang w:val="en-ID"/>
+              </w:rPr>
+              <w:t>getPemilik</w:t>
+            </w:r>
+            <w:r>
+              <w:rPr>
+                <w:rFonts w:cs="Times New Roman"/>
+                <w:lang w:val="en-ID"/>
+              </w:rPr>
+              <w:t>()</w:t>
+            </w:r>
+            <w:r>
+              <w:rPr>
+                <w:rFonts w:cs="Times New Roman"/>
+                <w:lang w:val="en-ID"/>
+              </w:rPr>
+              <w:t xml:space="preserve"> :</w:t>
+            </w:r>
+            <w:proofErr w:type="gramEnd"/>
+            <w:r>
+              <w:rPr>
+                <w:rFonts w:cs="Times New Roman"/>
+                <w:lang w:val="en-ID"/>
+              </w:rPr>
+              <w:t xml:space="preserve"> String</w:t>
+            </w:r>
+            <w:r>
+              <w:rPr>
+                <w:rFonts w:cs="Times New Roman"/>
+                <w:lang w:val="en-ID"/>
+              </w:rPr>
+              <w:t xml:space="preserve"> </w:t>
+            </w:r>
+            <w:r>
+              <w:rPr>
+                <w:rFonts w:cs="Times New Roman"/>
+                <w:i/>
+                <w:iCs/>
+                <w:color w:val="D9D9D9" w:themeColor="background1" w:themeShade="D9"/>
+                <w:lang w:val="en-ID"/>
+              </w:rPr>
+              <w:t>read-only</w:t>
+            </w:r>
+          </w:p>
+          <w:p>
+            <w:pPr>
+              <w:pStyle w:val="ListParagraph"/>
+              <w:numPr>
+                <w:ilvl w:val="0"/>
+                <w:numId w:val="18"/>
+              </w:numPr>
+              <w:ind w:left="426" w:hanging="270"/>
+              <w:rPr>
+                <w:rFonts w:cs="Times New Roman"/>
+                <w:lang w:val="en-ID"/>
+              </w:rPr>
+            </w:pPr>
+            <w:proofErr w:type="gramStart"/>
+            <w:r>
+              <w:rPr>
+                <w:rFonts w:cs="Times New Roman"/>
+                <w:lang w:val="en-ID"/>
+              </w:rPr>
+              <w:t>getSaldo</w:t>
+            </w:r>
+            <w:r>
+              <w:rPr>
+                <w:rFonts w:cs="Times New Roman"/>
+                <w:lang w:val="en-ID"/>
+              </w:rPr>
+              <w:t>()</w:t>
+            </w:r>
+            <w:r>
+              <w:rPr>
+                <w:rFonts w:cs="Times New Roman"/>
+                <w:lang w:val="en-ID"/>
+              </w:rPr>
+              <w:t xml:space="preserve"> :</w:t>
+            </w:r>
+            <w:proofErr w:type="gramEnd"/>
+            <w:r>
+              <w:rPr>
+                <w:rFonts w:cs="Times New Roman"/>
+                <w:lang w:val="en-ID"/>
+              </w:rPr>
+              <w:t xml:space="preserve"> </w:t>
+            </w:r>
+            <w:r>
+              <w:rPr>
+                <w:rFonts w:cs="Times New Roman"/>
+                <w:lang w:val="en-ID"/>
+              </w:rPr>
+              <w:t>long</w:t>
+            </w:r>
+            <w:r>
+              <w:rPr>
+                <w:rFonts w:cs="Times New Roman"/>
+                <w:lang w:val="en-ID"/>
+              </w:rPr>
+              <w:t xml:space="preserve"> </w:t>
+            </w:r>
+            <w:r>
+              <w:rPr>
+                <w:rFonts w:cs="Times New Roman"/>
+                <w:i/>
+                <w:iCs/>
+                <w:color w:val="D9D9D9" w:themeColor="background1" w:themeShade="D9"/>
+                <w:lang w:val="en-ID"/>
+              </w:rPr>
+              <w:t>read-only</w:t>
+            </w:r>
+          </w:p>
+          <w:p>
+            <w:pPr>
+              <w:pStyle w:val="ListParagraph"/>
+              <w:numPr>
+                <w:ilvl w:val="0"/>
+                <w:numId w:val="18"/>
+              </w:numPr>
+              <w:ind w:left="426" w:hanging="270"/>
+              <w:rPr>
+                <w:rFonts w:cs="Times New Roman"/>
+                <w:lang w:val="en-ID"/>
+              </w:rPr>
+            </w:pPr>
+            <w:proofErr w:type="gramStart"/>
+            <w:r>
+              <w:rPr>
+                <w:rFonts w:cs="Times New Roman"/>
+                <w:lang w:val="en-ID"/>
+              </w:rPr>
+              <w:t>setT</w:t>
+            </w:r>
+            <w:r>
+              <w:rPr>
+                <w:rFonts w:cs="Times New Roman"/>
+                <w:lang w:val="en-ID"/>
+              </w:rPr>
+              <w:t>arikTunai(</w:t>
+            </w:r>
+            <w:proofErr w:type="gramEnd"/>
+            <w:r>
+              <w:rPr>
+                <w:rFonts w:cs="Times New Roman"/>
+                <w:lang w:val="en-ID"/>
+              </w:rPr>
+              <w:t xml:space="preserve">nominal: </w:t>
+            </w:r>
+            <w:proofErr w:type="gramStart"/>
+            <w:r>
+              <w:rPr>
+                <w:rFonts w:cs="Times New Roman"/>
+                <w:lang w:val="en-ID"/>
+              </w:rPr>
+              <w:t>long</w:t>
+            </w:r>
+            <w:r>
+              <w:rPr>
+                <w:rFonts w:cs="Times New Roman"/>
+                <w:lang w:val="en-ID"/>
+              </w:rPr>
+              <w:t xml:space="preserve"> </w:t>
+            </w:r>
+            <w:r>
+              <w:rPr>
+                <w:rFonts w:cs="Times New Roman"/>
+                <w:lang w:val="en-ID"/>
+              </w:rPr>
+              <w:t>)</w:t>
+            </w:r>
+            <w:proofErr w:type="gramEnd"/>
+            <w:r>
+              <w:rPr>
+                <w:rFonts w:cs="Times New Roman"/>
+                <w:lang w:val="en-ID"/>
+              </w:rPr>
+              <w:t xml:space="preserve">: </w:t>
+            </w:r>
+            <w:r>
+              <w:rPr>
+                <w:rFonts w:cs="Times New Roman"/>
+                <w:lang w:val="en-ID"/>
+              </w:rPr>
+              <w:t>Boolean</w:t>
+            </w:r>
+          </w:p>
+          <w:p>
+            <w:pPr>
+              <w:pStyle w:val="ListParagraph"/>
+              <w:numPr>
+                <w:ilvl w:val="0"/>
+                <w:numId w:val="18"/>
+              </w:numPr>
+              <w:ind w:left="426" w:hanging="270"/>
+              <w:rPr>
+                <w:rFonts w:cs="Times New Roman"/>
+                <w:lang w:val="en-ID"/>
+              </w:rPr>
+            </w:pPr>
+            <w:proofErr w:type="gramStart"/>
+            <w:r>
+              <w:rPr>
+                <w:rFonts w:cs="Times New Roman"/>
+                <w:lang w:val="en-ID"/>
+              </w:rPr>
+              <w:t>setS</w:t>
+            </w:r>
+            <w:r>
+              <w:rPr>
+                <w:rFonts w:cs="Times New Roman"/>
+                <w:lang w:val="en-ID"/>
+              </w:rPr>
+              <w:t>etorTunai(</w:t>
+            </w:r>
+            <w:proofErr w:type="gramEnd"/>
+            <w:r>
+              <w:rPr>
+                <w:rFonts w:cs="Times New Roman"/>
+                <w:lang w:val="en-ID"/>
+              </w:rPr>
+              <w:t xml:space="preserve">nominal: </w:t>
+            </w:r>
+            <w:r>
+              <w:rPr>
+                <w:rFonts w:cs="Times New Roman"/>
+                <w:lang w:val="en-ID"/>
+              </w:rPr>
+              <w:t>long</w:t>
+            </w:r>
+            <w:r>
+              <w:rPr>
+                <w:rFonts w:cs="Times New Roman"/>
+                <w:lang w:val="en-ID"/>
+              </w:rPr>
+              <w:t>): void</w:t>
+            </w:r>
+          </w:p>
+          <w:p>
+            <w:pPr>
+              <w:pStyle w:val="ListParagraph"/>
+              <w:numPr>
+                <w:ilvl w:val="0"/>
+                <w:numId w:val="18"/>
+              </w:numPr>
+              <w:ind w:left="426" w:hanging="270"/>
+              <w:rPr>
+                <w:rFonts w:cs="Times New Roman"/>
+              </w:rPr>
+            </w:pPr>
+            <w:proofErr w:type="gramStart"/>
+            <w:r>
+              <w:rPr>
+                <w:rFonts w:cs="Times New Roman"/>
+                <w:lang w:val="en-ID"/>
+              </w:rPr>
+              <w:t>setL</w:t>
+            </w:r>
+            <w:r>
+              <w:rPr>
+                <w:rFonts w:cs="Times New Roman"/>
+                <w:lang w:val="en-ID"/>
+              </w:rPr>
+              <w:t>akukanPembayaran(</w:t>
+            </w:r>
+            <w:proofErr w:type="gramEnd"/>
+            <w:r>
+              <w:rPr>
+                <w:rFonts w:cs="Times New Roman"/>
+              </w:rPr>
+              <w:t>double nominal, String keterangan</w:t>
+            </w:r>
+            <w:r>
+              <w:rPr>
+                <w:rFonts w:cs="Times New Roman"/>
+                <w:lang w:val="en-ID"/>
+              </w:rPr>
+              <w:t xml:space="preserve">): </w:t>
+            </w:r>
+            <w:r>
+              <w:rPr>
+                <w:rFonts w:cs="Times New Roman"/>
+                <w:lang w:val="en-ID"/>
+              </w:rPr>
+              <w:t>Boolean</w:t>
+            </w:r>
+          </w:p>
+          <w:p>
+            <w:pPr>
+              <w:pStyle w:val="ListParagraph"/>
+              <w:numPr>
+                <w:ilvl w:val="0"/>
+                <w:numId w:val="18"/>
+              </w:numPr>
+              <w:ind w:left="426" w:hanging="270"/>
+              <w:rPr>
+                <w:rFonts w:cs="Times New Roman"/>
+              </w:rPr>
+            </w:pPr>
+            <w:proofErr w:type="gramStart"/>
+            <w:r>
+              <w:rPr>
+                <w:rFonts w:cs="Times New Roman"/>
+                <w:lang w:val="en-ID"/>
+              </w:rPr>
+              <w:t>setT</w:t>
+            </w:r>
+            <w:r>
+              <w:rPr>
+                <w:rFonts w:cs="Times New Roman"/>
+                <w:lang w:val="en-ID"/>
+              </w:rPr>
+              <w:t>erimaTransfer(</w:t>
+            </w:r>
+            <w:proofErr w:type="gramEnd"/>
+            <w:r>
+              <w:rPr>
+                <w:rFonts w:cs="Times New Roman"/>
+              </w:rPr>
+              <w:t>double nominal</w:t>
+            </w:r>
+            <w:r>
+              <w:rPr>
+                <w:rFonts w:cs="Times New Roman"/>
+                <w:lang w:val="en-ID"/>
+              </w:rPr>
+              <w:t>): void</w:t>
+            </w:r>
+          </w:p>
+          <w:p>
+            <w:pPr>
+              <w:pStyle w:val="ListParagraph"/>
+              <w:numPr>
+                <w:ilvl w:val="0"/>
+                <w:numId w:val="18"/>
+              </w:numPr>
+              <w:ind w:left="426" w:hanging="270"/>
+              <w:rPr>
+                <w:rFonts w:cs="Times New Roman"/>
+                <w:lang w:val="en-ID"/>
+              </w:rPr>
+            </w:pPr>
+            <w:proofErr w:type="gramStart"/>
+            <w:r>
+              <w:rPr>
+                <w:rFonts w:cs="Times New Roman"/>
+                <w:lang w:val="en-ID"/>
+              </w:rPr>
+              <w:t>c</w:t>
+            </w:r>
+            <w:r>
+              <w:rPr>
+                <w:rFonts w:cs="Times New Roman"/>
+                <w:lang w:val="en-ID"/>
+              </w:rPr>
+              <w:t>etakInfo</w:t>
+            </w:r>
+            <w:r>
+              <w:rPr>
+                <w:rFonts w:cs="Times New Roman"/>
+                <w:lang w:val="en-ID"/>
+              </w:rPr>
+              <w:t>(</w:t>
+            </w:r>
+            <w:proofErr w:type="gramEnd"/>
+            <w:r>
+              <w:rPr>
+                <w:rFonts w:cs="Times New Roman"/>
+                <w:lang w:val="en-ID"/>
+              </w:rPr>
+              <w:t>): void</w:t>
             </w:r>
           </w:p>
         </w:tc>
@@ -2307,366 +1247,957 @@
       <w:pPr>
         <w:ind w:firstLine="0"/>
       </w:pPr>
+      <w:proofErr w:type="gramStart"/>
+      <w:r>
+        <w:t xml:space="preserve">Alasan </w:t>
+      </w:r>
+      <w:r>
+        <w:t>:</w:t>
+      </w:r>
+      <w:proofErr w:type="gramEnd"/>
+    </w:p>
+    <w:p>
+      <w:pPr>
+        <w:pStyle w:val="ListParagraph"/>
+        <w:numPr>
+          <w:ilvl w:val="0"/>
+          <w:numId w:val="19"/>
+        </w:numPr>
+      </w:pPr>
+      <w:r>
+        <w:t xml:space="preserve">Private </w:t>
+      </w:r>
+      <w:proofErr w:type="gramStart"/>
+      <w:r>
+        <w:t>Atribut :</w:t>
+      </w:r>
+      <w:proofErr w:type="gramEnd"/>
+      <w:r>
+        <w:t xml:space="preserve"> A</w:t>
+      </w:r>
+      <w:r>
+        <w:t>tribut</w:t>
+      </w:r>
+      <w:r>
+        <w:t xml:space="preserve"> </w:t>
+      </w:r>
+      <w:r>
+        <w:t>seperti saldo dan noSeri diset private untuk menerapkan perlindungan data</w:t>
+      </w:r>
+      <w:r>
+        <w:t xml:space="preserve">. </w:t>
+      </w:r>
+      <w:r>
+        <w:t>Ini</w:t>
+      </w:r>
+      <w:r>
+        <w:t xml:space="preserve"> dilakukan untuk</w:t>
+      </w:r>
+      <w:r>
+        <w:t xml:space="preserve"> mencegah pihak luar memanipulasi saldo rekening secara langsung dan sembarangan tanpa melalui prosedur transaksi yang sah.</w:t>
+      </w:r>
     </w:p>
     <w:tbl>
       <w:tblPr>
         <w:tblStyle w:val="TableGrid"/>
-        <w:tblpPr w:leftFromText="180" w:rightFromText="180" w:vertAnchor="text" w:horzAnchor="margin" w:tblpY="120"/>
-        <w:tblW w:w="0" w:type="auto"/>
+        <w:tblW w:w="8310" w:type="dxa"/>
+        <w:tblInd w:w="685" w:type="dxa"/>
         <w:tblLook w:val="04A0" w:firstRow="1" w:lastRow="0" w:firstColumn="1" w:lastColumn="0" w:noHBand="0" w:noVBand="1"/>
       </w:tblPr>
       <w:tblGrid>
-        <w:gridCol w:w="8635"/>
+        <w:gridCol w:w="1439"/>
+        <w:gridCol w:w="1561"/>
+        <w:gridCol w:w="5310"/>
       </w:tblGrid>
       <w:tr>
-        <w:trPr>
-          <w:trHeight w:val="278"/>
-        </w:trPr>
-        <w:tc>
-          <w:tcPr>
-            <w:tcW w:w="8635" w:type="dxa"/>
-          </w:tcPr>
-          <w:p>
-            <w:pPr>
-              <w:spacing w:line="240" w:lineRule="auto"/>
+        <w:tc>
+          <w:tcPr>
+            <w:tcW w:w="0" w:type="auto"/>
+            <w:hideMark/>
+          </w:tcPr>
+          <w:p>
+            <w:pPr>
               <w:ind w:firstLine="0"/>
-              <w:jc w:val="center"/>
-              <w:rPr>
-                <w:rFonts w:cs="Times New Roman"/>
-                <w:szCs w:val="24"/>
-              </w:rPr>
-            </w:pPr>
-            <w:r>
-              <w:rPr>
-                <w:rFonts w:cs="Times New Roman"/>
+              <w:jc w:val="left"/>
+            </w:pPr>
+            <w:r>
+              <w:rPr>
                 <w:b/>
                 <w:bCs/>
-                <w:lang w:val="en-ID"/>
-              </w:rPr>
-              <w:t>Tas</w:t>
+              </w:rPr>
+              <w:t>Nama Atribut</w:t>
+            </w:r>
+          </w:p>
+        </w:tc>
+        <w:tc>
+          <w:tcPr>
+            <w:tcW w:w="1561" w:type="dxa"/>
+            <w:hideMark/>
+          </w:tcPr>
+          <w:p>
+            <w:pPr>
+              <w:ind w:firstLine="0"/>
+              <w:jc w:val="left"/>
+            </w:pPr>
+            <w:r>
+              <w:rPr>
+                <w:b/>
+                <w:bCs/>
+              </w:rPr>
+              <w:t>Modifier</w:t>
+            </w:r>
+          </w:p>
+        </w:tc>
+        <w:tc>
+          <w:tcPr>
+            <w:tcW w:w="5310" w:type="dxa"/>
+            <w:hideMark/>
+          </w:tcPr>
+          <w:p>
+            <w:pPr>
+              <w:ind w:firstLine="0"/>
+              <w:jc w:val="left"/>
+            </w:pPr>
+            <w:r>
+              <w:rPr>
+                <w:b/>
+                <w:bCs/>
+              </w:rPr>
+              <w:t>Alasan Hak Akses</w:t>
             </w:r>
           </w:p>
         </w:tc>
       </w:tr>
       <w:tr>
-        <w:trPr>
-          <w:trHeight w:val="328"/>
-        </w:trPr>
-        <w:tc>
-          <w:tcPr>
-            <w:tcW w:w="8635" w:type="dxa"/>
+        <w:tc>
+          <w:tcPr>
+            <w:tcW w:w="0" w:type="auto"/>
+            <w:hideMark/>
           </w:tcPr>
           <w:p>
             <w:pPr>
               <w:ind w:firstLine="0"/>
-              <w:rPr>
-                <w:rFonts w:cs="Times New Roman"/>
-              </w:rPr>
-            </w:pPr>
-            <w:r>
-              <w:rPr>
-                <w:rFonts w:cs="Times New Roman"/>
-              </w:rPr>
-              <w:t>merek: String</w:t>
-            </w:r>
-          </w:p>
+              <w:jc w:val="left"/>
+            </w:pPr>
+            <w:r>
+              <w:t>saldo</w:t>
+            </w:r>
+          </w:p>
+        </w:tc>
+        <w:tc>
+          <w:tcPr>
+            <w:tcW w:w="1561" w:type="dxa"/>
+            <w:hideMark/>
+          </w:tcPr>
           <w:p>
             <w:pPr>
               <w:ind w:firstLine="0"/>
-              <w:rPr>
-                <w:rFonts w:cs="Times New Roman"/>
-              </w:rPr>
-            </w:pPr>
-            <w:r>
-              <w:rPr>
-                <w:rFonts w:cs="Times New Roman"/>
-              </w:rPr>
-              <w:t>warna: String</w:t>
-            </w:r>
-          </w:p>
+              <w:jc w:val="left"/>
+            </w:pPr>
+            <w:r>
+              <w:t>private (-)</w:t>
+            </w:r>
+          </w:p>
+        </w:tc>
+        <w:tc>
+          <w:tcPr>
+            <w:tcW w:w="5310" w:type="dxa"/>
+            <w:hideMark/>
+          </w:tcPr>
           <w:p>
             <w:pPr>
               <w:ind w:firstLine="0"/>
-              <w:rPr>
-                <w:rFonts w:cs="Times New Roman"/>
-              </w:rPr>
-            </w:pPr>
-            <w:r>
-              <w:rPr>
-                <w:rFonts w:cs="Times New Roman"/>
-              </w:rPr>
-              <w:t>jenis: String</w:t>
-            </w:r>
-          </w:p>
-          <w:p>
-            <w:pPr>
-              <w:ind w:firstLine="0"/>
-              <w:rPr>
-                <w:rFonts w:cs="Times New Roman"/>
-              </w:rPr>
-            </w:pPr>
-            <w:r>
-              <w:rPr>
-                <w:rFonts w:cs="Times New Roman"/>
-              </w:rPr>
-              <w:t>kapasitasMaksimal: double</w:t>
-            </w:r>
-          </w:p>
-          <w:p>
-            <w:pPr>
-              <w:ind w:firstLine="0"/>
-              <w:rPr>
-                <w:rFonts w:cs="Times New Roman"/>
-              </w:rPr>
-            </w:pPr>
-            <w:r>
-              <w:rPr>
-                <w:rFonts w:cs="Times New Roman"/>
-              </w:rPr>
-              <w:t>isiSaatIni: double</w:t>
-            </w:r>
-          </w:p>
-          <w:p>
-            <w:pPr>
-              <w:ind w:firstLine="0"/>
-              <w:rPr>
-                <w:rFonts w:cs="Times New Roman"/>
-              </w:rPr>
-            </w:pPr>
-            <w:r>
-              <w:rPr>
-                <w:rFonts w:cs="Times New Roman"/>
-              </w:rPr>
-              <w:t>panjangTali: in</w:t>
+              <w:jc w:val="left"/>
+            </w:pPr>
+            <w:r>
+              <w:t xml:space="preserve">Sangat krusial. Mencegah sistem luar menambah atau mengurangi uang secara sembarangan tanpa melalui logika transaksi yang sah. Atribut ini dibuat </w:t>
+            </w:r>
+            <w:r>
+              <w:rPr>
+                <w:i/>
+                <w:iCs/>
+              </w:rPr>
+              <w:t>read-only</w:t>
+            </w:r>
+            <w:r>
+              <w:t xml:space="preserve"> dari luar.</w:t>
             </w:r>
           </w:p>
         </w:tc>
       </w:tr>
       <w:tr>
-        <w:trPr>
-          <w:trHeight w:val="342"/>
-        </w:trPr>
-        <w:tc>
-          <w:tcPr>
-            <w:tcW w:w="8635" w:type="dxa"/>
+        <w:tc>
+          <w:tcPr>
+            <w:tcW w:w="0" w:type="auto"/>
+            <w:hideMark/>
           </w:tcPr>
           <w:p>
             <w:pPr>
               <w:ind w:firstLine="0"/>
-              <w:rPr>
-                <w:rFonts w:cs="Times New Roman"/>
-              </w:rPr>
-            </w:pPr>
-            <w:r>
-              <w:rPr>
-                <w:rFonts w:cs="Times New Roman"/>
-              </w:rPr>
-              <w:t>t</w:t>
-            </w:r>
-            <w:r>
-              <w:rPr>
-                <w:rFonts w:cs="Times New Roman"/>
-              </w:rPr>
-              <w:t>ambahBarang(berat: double): boolean</w:t>
-            </w:r>
-          </w:p>
+              <w:jc w:val="left"/>
+            </w:pPr>
+            <w:r>
+              <w:lastRenderedPageBreak/>
+              <w:t>noSeri</w:t>
+            </w:r>
+          </w:p>
+        </w:tc>
+        <w:tc>
+          <w:tcPr>
+            <w:tcW w:w="1561" w:type="dxa"/>
+            <w:hideMark/>
+          </w:tcPr>
           <w:p>
             <w:pPr>
               <w:ind w:firstLine="0"/>
-              <w:rPr>
-                <w:rFonts w:cs="Times New Roman"/>
-              </w:rPr>
-            </w:pPr>
-            <w:r>
-              <w:rPr>
-                <w:rFonts w:cs="Times New Roman"/>
-              </w:rPr>
-              <w:t>keluarkanBarang(berat: double): void</w:t>
-            </w:r>
-          </w:p>
+              <w:jc w:val="left"/>
+            </w:pPr>
+            <w:r>
+              <w:t>private (-)</w:t>
+            </w:r>
+          </w:p>
+        </w:tc>
+        <w:tc>
+          <w:tcPr>
+            <w:tcW w:w="5310" w:type="dxa"/>
+            <w:hideMark/>
+          </w:tcPr>
           <w:p>
             <w:pPr>
               <w:ind w:firstLine="0"/>
-              <w:rPr>
-                <w:rFonts w:cs="Times New Roman"/>
-              </w:rPr>
-            </w:pPr>
-            <w:r>
-              <w:rPr>
-                <w:rFonts w:cs="Times New Roman"/>
-              </w:rPr>
-              <w:lastRenderedPageBreak/>
-              <w:t>aturPanjangTali(panjangBaru: int): void</w:t>
+              <w:jc w:val="left"/>
+            </w:pPr>
+            <w:r>
+              <w:t>Menjaga kerahasiaan dan integritas nomor unik kartu agar tidak bisa dipalsukan, ditimpa, atau diubah oleh pihak/sistem luar.</w:t>
+            </w:r>
+          </w:p>
+        </w:tc>
+      </w:tr>
+      <w:tr>
+        <w:tc>
+          <w:tcPr>
+            <w:tcW w:w="0" w:type="auto"/>
+            <w:hideMark/>
+          </w:tcPr>
+          <w:p>
+            <w:pPr>
+              <w:ind w:firstLine="0"/>
+              <w:jc w:val="left"/>
+            </w:pPr>
+            <w:r>
+              <w:t>jenisKartu</w:t>
+            </w:r>
+          </w:p>
+        </w:tc>
+        <w:tc>
+          <w:tcPr>
+            <w:tcW w:w="1561" w:type="dxa"/>
+            <w:hideMark/>
+          </w:tcPr>
+          <w:p>
+            <w:pPr>
+              <w:ind w:firstLine="0"/>
+              <w:jc w:val="left"/>
+            </w:pPr>
+            <w:r>
+              <w:t>private (-)</w:t>
+            </w:r>
+          </w:p>
+        </w:tc>
+        <w:tc>
+          <w:tcPr>
+            <w:tcW w:w="5310" w:type="dxa"/>
+            <w:hideMark/>
+          </w:tcPr>
+          <w:p>
+            <w:pPr>
+              <w:ind w:firstLine="0"/>
+              <w:jc w:val="left"/>
+            </w:pPr>
+            <w:r>
+              <w:t>Mencegah perubahan tipe kartu (misalnya dari "Debit" tiba-tiba diubah menjadi "Kredit") secara tidak sah setelah kartu dicetak.</w:t>
+            </w:r>
+          </w:p>
+        </w:tc>
+      </w:tr>
+      <w:tr>
+        <w:tc>
+          <w:tcPr>
+            <w:tcW w:w="0" w:type="auto"/>
+            <w:hideMark/>
+          </w:tcPr>
+          <w:p>
+            <w:pPr>
+              <w:ind w:firstLine="0"/>
+              <w:jc w:val="left"/>
+            </w:pPr>
+            <w:r>
+              <w:t>namaBank</w:t>
+            </w:r>
+          </w:p>
+        </w:tc>
+        <w:tc>
+          <w:tcPr>
+            <w:tcW w:w="1561" w:type="dxa"/>
+            <w:hideMark/>
+          </w:tcPr>
+          <w:p>
+            <w:pPr>
+              <w:ind w:firstLine="0"/>
+              <w:jc w:val="left"/>
+            </w:pPr>
+            <w:r>
+              <w:t>private (-)</w:t>
+            </w:r>
+          </w:p>
+        </w:tc>
+        <w:tc>
+          <w:tcPr>
+            <w:tcW w:w="5310" w:type="dxa"/>
+            <w:hideMark/>
+          </w:tcPr>
+          <w:p>
+            <w:pPr>
+              <w:ind w:firstLine="0"/>
+              <w:jc w:val="left"/>
+            </w:pPr>
+            <w:r>
+              <w:t xml:space="preserve">Melindungi identitas bank penerbit agar nilainya tetap (konsisten) dan tidak bisa diganti oleh </w:t>
+            </w:r>
+            <w:r>
+              <w:rPr>
+                <w:i/>
+                <w:iCs/>
+              </w:rPr>
+              <w:t>class</w:t>
+            </w:r>
+            <w:r>
+              <w:t xml:space="preserve"> lain.</w:t>
+            </w:r>
+          </w:p>
+        </w:tc>
+      </w:tr>
+      <w:tr>
+        <w:tc>
+          <w:tcPr>
+            <w:tcW w:w="0" w:type="auto"/>
+            <w:hideMark/>
+          </w:tcPr>
+          <w:p>
+            <w:pPr>
+              <w:ind w:firstLine="0"/>
+              <w:jc w:val="left"/>
+            </w:pPr>
+            <w:r>
+              <w:t>namaPemilik</w:t>
+            </w:r>
+          </w:p>
+        </w:tc>
+        <w:tc>
+          <w:tcPr>
+            <w:tcW w:w="1561" w:type="dxa"/>
+            <w:hideMark/>
+          </w:tcPr>
+          <w:p>
+            <w:pPr>
+              <w:ind w:firstLine="0"/>
+              <w:jc w:val="left"/>
+            </w:pPr>
+            <w:r>
+              <w:t>private (-)</w:t>
+            </w:r>
+          </w:p>
+        </w:tc>
+        <w:tc>
+          <w:tcPr>
+            <w:tcW w:w="5310" w:type="dxa"/>
+            <w:hideMark/>
+          </w:tcPr>
+          <w:p>
+            <w:pPr>
+              <w:ind w:firstLine="0"/>
+              <w:jc w:val="left"/>
+            </w:pPr>
+            <w:r>
+              <w:t>Melindungi data nama nasabah dari modifikasi pihak luar. Nama hanya boleh diisi saat kartu pertama kali dibuat.</w:t>
+            </w:r>
+          </w:p>
+        </w:tc>
+      </w:tr>
+      <w:tr>
+        <w:tc>
+          <w:tcPr>
+            <w:tcW w:w="0" w:type="auto"/>
+            <w:hideMark/>
+          </w:tcPr>
+          <w:p>
+            <w:pPr>
+              <w:ind w:firstLine="0"/>
+              <w:jc w:val="left"/>
+            </w:pPr>
+            <w:r>
+              <w:t>hasChip</w:t>
+            </w:r>
+          </w:p>
+        </w:tc>
+        <w:tc>
+          <w:tcPr>
+            <w:tcW w:w="1561" w:type="dxa"/>
+            <w:hideMark/>
+          </w:tcPr>
+          <w:p>
+            <w:pPr>
+              <w:ind w:firstLine="0"/>
+              <w:jc w:val="left"/>
+            </w:pPr>
+            <w:r>
+              <w:t>private (-)</w:t>
+            </w:r>
+          </w:p>
+        </w:tc>
+        <w:tc>
+          <w:tcPr>
+            <w:tcW w:w="5310" w:type="dxa"/>
+            <w:hideMark/>
+          </w:tcPr>
+          <w:p>
+            <w:pPr>
+              <w:ind w:firstLine="0"/>
+              <w:jc w:val="left"/>
+            </w:pPr>
+            <w:r>
+              <w:t>Mencegah status keamanan fisik kartu di-</w:t>
+            </w:r>
+            <w:r>
+              <w:rPr>
+                <w:i/>
+                <w:iCs/>
+              </w:rPr>
+              <w:t>bypass</w:t>
+            </w:r>
+            <w:r>
+              <w:t xml:space="preserve"> atau diubah statusnya oleh sistem eksternal.</w:t>
             </w:r>
           </w:p>
         </w:tc>
       </w:tr>
     </w:tbl>
+    <w:p/>
     <w:p>
       <w:pPr>
-        <w:ind w:firstLine="0"/>
-      </w:pPr>
+        <w:pStyle w:val="ListParagraph"/>
+        <w:numPr>
+          <w:ilvl w:val="0"/>
+          <w:numId w:val="19"/>
+        </w:numPr>
+      </w:pPr>
+      <w:r>
+        <w:t xml:space="preserve">Public </w:t>
+      </w:r>
+      <w:proofErr w:type="gramStart"/>
+      <w:r>
+        <w:t>Method :</w:t>
+      </w:r>
+      <w:proofErr w:type="gramEnd"/>
+      <w:r>
+        <w:t xml:space="preserve"> method yang dibuat public supaya bisa dipanggil dari luar kelas. Contohnya seperti </w:t>
+      </w:r>
+      <w:proofErr w:type="gramStart"/>
+      <w:r>
+        <w:t>setorTunai(</w:t>
+      </w:r>
+      <w:proofErr w:type="gramEnd"/>
+      <w:r>
+        <w:t xml:space="preserve">) dan </w:t>
+      </w:r>
+      <w:proofErr w:type="gramStart"/>
+      <w:r>
+        <w:t>tarikTunai(</w:t>
+      </w:r>
+      <w:proofErr w:type="gramEnd"/>
+      <w:r>
+        <w:t>). Method ini digunakan untuk mengubah saldo, tetapi sebelum saldo diubah, ada pengecekan terlebih dahulu. Misalnya, saat melakukan penarikan, sistem akan mengecek apakah saldo yang dimiliki cukup atau tidak.</w:t>
+      </w:r>
+      <w:r>
+        <w:t xml:space="preserve"> </w:t>
+      </w:r>
+      <w:r>
+        <w:t xml:space="preserve">Get Method seperti </w:t>
+      </w:r>
+      <w:proofErr w:type="gramStart"/>
+      <w:r>
+        <w:t>getSaldo(</w:t>
+      </w:r>
+      <w:proofErr w:type="gramEnd"/>
+      <w:r>
+        <w:t xml:space="preserve">) dan </w:t>
+      </w:r>
+      <w:proofErr w:type="gramStart"/>
+      <w:r>
+        <w:t>getPemilik(</w:t>
+      </w:r>
+      <w:proofErr w:type="gramEnd"/>
+      <w:r>
+        <w:t xml:space="preserve">) digunakan agar data saldo dan nama pemilik bisa ditampilkan di main class saat melakukan demo. Method ini hanya digunakan untuk </w:t>
+      </w:r>
+      <w:r>
+        <w:t>melihat atau mengambil data,</w:t>
+      </w:r>
+      <w:r>
+        <w:t xml:space="preserve"> bukan untuk mengubahnya, sehingga data tetap aman dan bersifat </w:t>
+      </w:r>
+      <w:r>
+        <w:rPr>
+          <w:i/>
+          <w:iCs/>
+        </w:rPr>
+        <w:t>read-only</w:t>
+      </w:r>
+      <w:r>
+        <w:t>.</w:t>
+      </w:r>
     </w:p>
     <w:tbl>
       <w:tblPr>
         <w:tblStyle w:val="TableGrid"/>
         <w:tblW w:w="0" w:type="auto"/>
-        <w:tblInd w:w="-5" w:type="dxa"/>
+        <w:tblInd w:w="715" w:type="dxa"/>
         <w:tblLook w:val="04A0" w:firstRow="1" w:lastRow="0" w:firstColumn="1" w:lastColumn="0" w:noHBand="0" w:noVBand="1"/>
       </w:tblPr>
       <w:tblGrid>
-        <w:gridCol w:w="8716"/>
+        <w:gridCol w:w="1842"/>
+        <w:gridCol w:w="1308"/>
+        <w:gridCol w:w="5151"/>
       </w:tblGrid>
       <w:tr>
-        <w:trPr>
-          <w:trHeight w:val="269"/>
-        </w:trPr>
-        <w:tc>
-          <w:tcPr>
-            <w:tcW w:w="8716" w:type="dxa"/>
-          </w:tcPr>
-          <w:p>
-            <w:pPr>
-              <w:spacing w:line="240" w:lineRule="auto"/>
+        <w:tc>
+          <w:tcPr>
+            <w:tcW w:w="1842" w:type="dxa"/>
+            <w:hideMark/>
+          </w:tcPr>
+          <w:p>
+            <w:pPr>
               <w:ind w:firstLine="0"/>
-              <w:jc w:val="center"/>
-              <w:rPr>
-                <w:rFonts w:cs="Times New Roman"/>
-                <w:szCs w:val="24"/>
-              </w:rPr>
-            </w:pPr>
-            <w:r>
-              <w:rPr>
-                <w:rFonts w:cs="Times New Roman"/>
+              <w:jc w:val="left"/>
+            </w:pPr>
+            <w:r>
+              <w:rPr>
                 <w:b/>
                 <w:bCs/>
-                <w:lang w:val="en-ID"/>
-              </w:rPr>
-              <w:t>Keyboard</w:t>
+              </w:rPr>
+              <w:t>Nama Method</w:t>
+            </w:r>
+          </w:p>
+        </w:tc>
+        <w:tc>
+          <w:tcPr>
+            <w:tcW w:w="1308" w:type="dxa"/>
+            <w:hideMark/>
+          </w:tcPr>
+          <w:p>
+            <w:pPr>
+              <w:ind w:firstLine="0"/>
+              <w:jc w:val="left"/>
+            </w:pPr>
+            <w:r>
+              <w:rPr>
+                <w:b/>
+                <w:bCs/>
+              </w:rPr>
+              <w:t>Modifier</w:t>
+            </w:r>
+          </w:p>
+        </w:tc>
+        <w:tc>
+          <w:tcPr>
+            <w:tcW w:w="5151" w:type="dxa"/>
+            <w:hideMark/>
+          </w:tcPr>
+          <w:p>
+            <w:pPr>
+              <w:ind w:firstLine="0"/>
+              <w:jc w:val="left"/>
+            </w:pPr>
+            <w:r>
+              <w:rPr>
+                <w:b/>
+                <w:bCs/>
+              </w:rPr>
+              <w:t>Penjelasan / Alasan Hak Akses</w:t>
             </w:r>
           </w:p>
         </w:tc>
       </w:tr>
       <w:tr>
-        <w:trPr>
-          <w:trHeight w:val="318"/>
-        </w:trPr>
-        <w:tc>
-          <w:tcPr>
-            <w:tcW w:w="8716" w:type="dxa"/>
+        <w:tc>
+          <w:tcPr>
+            <w:tcW w:w="1842" w:type="dxa"/>
+            <w:hideMark/>
           </w:tcPr>
           <w:p>
             <w:pPr>
               <w:ind w:firstLine="0"/>
-              <w:rPr>
-                <w:rFonts w:cs="Times New Roman"/>
-              </w:rPr>
-            </w:pPr>
-            <w:r>
-              <w:rPr>
-                <w:rFonts w:cs="Times New Roman"/>
-              </w:rPr>
-              <w:t>merek: String</w:t>
-            </w:r>
-          </w:p>
+              <w:jc w:val="left"/>
+            </w:pPr>
+            <w:r>
+              <w:t>set</w:t>
+            </w:r>
+            <w:r>
+              <w:t xml:space="preserve">KartuAtm(...) </w:t>
+            </w:r>
+            <w:r>
+              <w:rPr>
+                <w:i/>
+                <w:iCs/>
+                <w:color w:val="D9D9D9" w:themeColor="background1" w:themeShade="D9"/>
+              </w:rPr>
+              <w:t>(Constructor)</w:t>
+            </w:r>
+          </w:p>
+        </w:tc>
+        <w:tc>
+          <w:tcPr>
+            <w:tcW w:w="1308" w:type="dxa"/>
+            <w:hideMark/>
+          </w:tcPr>
           <w:p>
             <w:pPr>
               <w:ind w:firstLine="0"/>
-              <w:rPr>
-                <w:rFonts w:cs="Times New Roman"/>
-              </w:rPr>
-            </w:pPr>
-            <w:r>
-              <w:rPr>
-                <w:rFonts w:cs="Times New Roman"/>
-              </w:rPr>
-              <w:t>warna: String</w:t>
-            </w:r>
-          </w:p>
+              <w:jc w:val="left"/>
+            </w:pPr>
+            <w:r>
+              <w:t>public (+)</w:t>
+            </w:r>
+          </w:p>
+        </w:tc>
+        <w:tc>
+          <w:tcPr>
+            <w:tcW w:w="5151" w:type="dxa"/>
+            <w:hideMark/>
+          </w:tcPr>
           <w:p>
             <w:pPr>
               <w:ind w:firstLine="0"/>
-              <w:rPr>
-                <w:rFonts w:cs="Times New Roman"/>
-              </w:rPr>
-            </w:pPr>
-            <w:r>
-              <w:rPr>
-                <w:rFonts w:cs="Times New Roman"/>
-              </w:rPr>
-              <w:t>tipe: String</w:t>
-            </w:r>
-          </w:p>
-          <w:p>
-            <w:pPr>
-              <w:ind w:firstLine="0"/>
-              <w:rPr>
-                <w:rFonts w:cs="Times New Roman"/>
-              </w:rPr>
-            </w:pPr>
-            <w:r>
-              <w:rPr>
-                <w:rFonts w:cs="Times New Roman"/>
-              </w:rPr>
-              <w:t>isCapsLockOn: boolean</w:t>
+              <w:jc w:val="left"/>
+            </w:pPr>
+            <w:r>
+              <w:t xml:space="preserve">Memungkinkan instansiasi (pembuatan) objek KartuAtm baru dari </w:t>
+            </w:r>
+            <w:r>
+              <w:rPr>
+                <w:i/>
+                <w:iCs/>
+              </w:rPr>
+              <w:t>class</w:t>
+            </w:r>
+            <w:r>
+              <w:t xml:space="preserve"> atau </w:t>
+            </w:r>
+            <w:r>
+              <w:rPr>
+                <w:i/>
+                <w:iCs/>
+              </w:rPr>
+              <w:t>package</w:t>
+            </w:r>
+            <w:r>
+              <w:t xml:space="preserve"> lain, seperti saat bank mencetak kartu nasabah baru.</w:t>
             </w:r>
           </w:p>
         </w:tc>
       </w:tr>
       <w:tr>
-        <w:trPr>
-          <w:trHeight w:val="331"/>
-        </w:trPr>
-        <w:tc>
-          <w:tcPr>
-            <w:tcW w:w="8716" w:type="dxa"/>
+        <w:tc>
+          <w:tcPr>
+            <w:tcW w:w="1842" w:type="dxa"/>
+            <w:hideMark/>
           </w:tcPr>
           <w:p>
             <w:pPr>
               <w:ind w:firstLine="0"/>
-              <w:rPr>
-                <w:rFonts w:cs="Times New Roman"/>
-              </w:rPr>
-            </w:pPr>
-            <w:r>
-              <w:rPr>
-                <w:rFonts w:cs="Times New Roman"/>
-              </w:rPr>
-              <w:t>m</w:t>
-            </w:r>
-            <w:r>
-              <w:rPr>
-                <w:rFonts w:cs="Times New Roman"/>
-              </w:rPr>
-              <w:t>engetik(teks: String): void</w:t>
-            </w:r>
-          </w:p>
+              <w:jc w:val="left"/>
+            </w:pPr>
+            <w:r>
+              <w:t xml:space="preserve">getSaldo() </w:t>
+            </w:r>
+            <w:r>
+              <w:rPr>
+                <w:i/>
+                <w:iCs/>
+                <w:color w:val="D9D9D9" w:themeColor="background1" w:themeShade="D9"/>
+              </w:rPr>
+              <w:t>(Getter)</w:t>
+            </w:r>
+          </w:p>
+        </w:tc>
+        <w:tc>
+          <w:tcPr>
+            <w:tcW w:w="1308" w:type="dxa"/>
+            <w:hideMark/>
+          </w:tcPr>
           <w:p>
             <w:pPr>
               <w:ind w:firstLine="0"/>
-              <w:rPr>
-                <w:rFonts w:cs="Times New Roman"/>
-              </w:rPr>
-            </w:pPr>
-            <w:r>
-              <w:rPr>
-                <w:rFonts w:cs="Times New Roman"/>
-              </w:rPr>
-              <w:t>hapusTeks(jumlahKarakter: int): void</w:t>
-            </w:r>
-          </w:p>
+              <w:jc w:val="left"/>
+            </w:pPr>
+            <w:r>
+              <w:t>public (+)</w:t>
+            </w:r>
+          </w:p>
+        </w:tc>
+        <w:tc>
+          <w:tcPr>
+            <w:tcW w:w="5151" w:type="dxa"/>
+            <w:hideMark/>
+          </w:tcPr>
           <w:p>
             <w:pPr>
               <w:ind w:firstLine="0"/>
-              <w:rPr>
-                <w:rFonts w:cs="Times New Roman"/>
-              </w:rPr>
-            </w:pPr>
-            <w:r>
-              <w:rPr>
-                <w:rFonts w:cs="Times New Roman"/>
-              </w:rPr>
-              <w:t>tekanCapsLock(): void</w:t>
+              <w:jc w:val="left"/>
+            </w:pPr>
+            <w:r>
+              <w:t xml:space="preserve">Memberikan izin kepada sistem luar (seperti layar mesin ATM) untuk sekadar </w:t>
+            </w:r>
+            <w:r>
+              <w:t>membaca/menampilkan</w:t>
+            </w:r>
+            <w:r>
+              <w:t xml:space="preserve"> sisa uang, tanpa bisa mengubah nilainya.</w:t>
+            </w:r>
+          </w:p>
+        </w:tc>
+      </w:tr>
+      <w:tr>
+        <w:tc>
+          <w:tcPr>
+            <w:tcW w:w="1842" w:type="dxa"/>
+            <w:hideMark/>
+          </w:tcPr>
+          <w:p>
+            <w:pPr>
+              <w:ind w:firstLine="0"/>
+              <w:jc w:val="left"/>
+            </w:pPr>
+            <w:r>
+              <w:t xml:space="preserve">getNamaPemilik() </w:t>
+            </w:r>
+            <w:r>
+              <w:rPr>
+                <w:i/>
+                <w:iCs/>
+                <w:color w:val="D9D9D9" w:themeColor="background1" w:themeShade="D9"/>
+              </w:rPr>
+              <w:t>(Getter)</w:t>
+            </w:r>
+          </w:p>
+        </w:tc>
+        <w:tc>
+          <w:tcPr>
+            <w:tcW w:w="1308" w:type="dxa"/>
+            <w:hideMark/>
+          </w:tcPr>
+          <w:p>
+            <w:pPr>
+              <w:ind w:firstLine="0"/>
+              <w:jc w:val="left"/>
+            </w:pPr>
+            <w:r>
+              <w:t>public (+)</w:t>
+            </w:r>
+          </w:p>
+        </w:tc>
+        <w:tc>
+          <w:tcPr>
+            <w:tcW w:w="5151" w:type="dxa"/>
+            <w:hideMark/>
+          </w:tcPr>
+          <w:p>
+            <w:pPr>
+              <w:ind w:firstLine="0"/>
+              <w:jc w:val="left"/>
+            </w:pPr>
+            <w:r>
+              <w:t xml:space="preserve">Memberikan akses baca untuk menampilkan nama nasabah di layar untuk keperluan </w:t>
+            </w:r>
+            <w:r>
+              <w:rPr>
+                <w:i/>
+                <w:iCs/>
+              </w:rPr>
+              <w:t>display</w:t>
+            </w:r>
+            <w:r>
+              <w:t xml:space="preserve"> atau verifikasi data.</w:t>
+            </w:r>
+          </w:p>
+        </w:tc>
+      </w:tr>
+      <w:tr>
+        <w:tc>
+          <w:tcPr>
+            <w:tcW w:w="1842" w:type="dxa"/>
+            <w:hideMark/>
+          </w:tcPr>
+          <w:p>
+            <w:pPr>
+              <w:ind w:firstLine="0"/>
+              <w:jc w:val="left"/>
+            </w:pPr>
+            <w:r>
+              <w:t>setS</w:t>
+            </w:r>
+            <w:r>
+              <w:t>etorTunai(...)</w:t>
+            </w:r>
+          </w:p>
+        </w:tc>
+        <w:tc>
+          <w:tcPr>
+            <w:tcW w:w="1308" w:type="dxa"/>
+            <w:hideMark/>
+          </w:tcPr>
+          <w:p>
+            <w:pPr>
+              <w:ind w:firstLine="0"/>
+              <w:jc w:val="left"/>
+            </w:pPr>
+            <w:r>
+              <w:t>public (+)</w:t>
+            </w:r>
+          </w:p>
+        </w:tc>
+        <w:tc>
+          <w:tcPr>
+            <w:tcW w:w="5151" w:type="dxa"/>
+            <w:hideMark/>
+          </w:tcPr>
+          <w:p>
+            <w:pPr>
+              <w:ind w:firstLine="0"/>
+              <w:jc w:val="left"/>
+            </w:pPr>
+            <w:r>
+              <w:t xml:space="preserve">Menyediakan jalur resmi bagi </w:t>
+            </w:r>
+            <w:r>
+              <w:rPr>
+                <w:i/>
+                <w:iCs/>
+              </w:rPr>
+              <w:t>class</w:t>
+            </w:r>
+            <w:r>
+              <w:t xml:space="preserve"> luar untuk menambah nilai saldo secara aman, sistematis, dan terkontrol.</w:t>
+            </w:r>
+          </w:p>
+        </w:tc>
+      </w:tr>
+      <w:tr>
+        <w:tc>
+          <w:tcPr>
+            <w:tcW w:w="1842" w:type="dxa"/>
+            <w:hideMark/>
+          </w:tcPr>
+          <w:p>
+            <w:pPr>
+              <w:ind w:firstLine="0"/>
+              <w:jc w:val="left"/>
+            </w:pPr>
+            <w:r>
+              <w:t>setT</w:t>
+            </w:r>
+            <w:r>
+              <w:t>arikTunai(...)</w:t>
+            </w:r>
+          </w:p>
+        </w:tc>
+        <w:tc>
+          <w:tcPr>
+            <w:tcW w:w="1308" w:type="dxa"/>
+            <w:hideMark/>
+          </w:tcPr>
+          <w:p>
+            <w:pPr>
+              <w:ind w:firstLine="0"/>
+              <w:jc w:val="left"/>
+            </w:pPr>
+            <w:r>
+              <w:t>public (+)</w:t>
+            </w:r>
+          </w:p>
+        </w:tc>
+        <w:tc>
+          <w:tcPr>
+            <w:tcW w:w="5151" w:type="dxa"/>
+            <w:hideMark/>
+          </w:tcPr>
+          <w:p>
+            <w:pPr>
+              <w:ind w:firstLine="0"/>
+              <w:jc w:val="left"/>
+            </w:pPr>
+            <w:r>
+              <w:t>Menyediakan antarmuka resmi untuk mengurangi saldo. Logika validasi disembunyikan di sini untuk memastikan saldo tidak menjadi minus saat ditarik.</w:t>
+            </w:r>
+          </w:p>
+        </w:tc>
+      </w:tr>
+      <w:tr>
+        <w:tc>
+          <w:tcPr>
+            <w:tcW w:w="1842" w:type="dxa"/>
+            <w:hideMark/>
+          </w:tcPr>
+          <w:p>
+            <w:pPr>
+              <w:ind w:firstLine="0"/>
+              <w:jc w:val="left"/>
+            </w:pPr>
+            <w:r>
+              <w:t>c</w:t>
+            </w:r>
+            <w:r>
+              <w:t>etakInfo()</w:t>
+            </w:r>
+          </w:p>
+        </w:tc>
+        <w:tc>
+          <w:tcPr>
+            <w:tcW w:w="1308" w:type="dxa"/>
+            <w:hideMark/>
+          </w:tcPr>
+          <w:p>
+            <w:pPr>
+              <w:ind w:firstLine="0"/>
+              <w:jc w:val="left"/>
+            </w:pPr>
+            <w:r>
+              <w:t>public (+)</w:t>
+            </w:r>
+          </w:p>
+        </w:tc>
+        <w:tc>
+          <w:tcPr>
+            <w:tcW w:w="5151" w:type="dxa"/>
+            <w:hideMark/>
+          </w:tcPr>
+          <w:p>
+            <w:pPr>
+              <w:ind w:firstLine="0"/>
+              <w:jc w:val="left"/>
+            </w:pPr>
+            <w:r>
+              <w:t xml:space="preserve">Memudahkan </w:t>
+            </w:r>
+            <w:r>
+              <w:rPr>
+                <w:i/>
+                <w:iCs/>
+              </w:rPr>
+              <w:t>class</w:t>
+            </w:r>
+            <w:r>
+              <w:t xml:space="preserve"> luar untuk memanggil dan menampilkan ringkasan informasi kartu ke layar tanpa harus memanggil atributnya satu per satu.</w:t>
             </w:r>
           </w:p>
         </w:tc>
@@ -2676,290 +2207,6 @@
       <w:pPr>
         <w:ind w:firstLine="0"/>
       </w:pPr>
-    </w:p>
-    <w:tbl>
-      <w:tblPr>
-        <w:tblStyle w:val="TableGrid"/>
-        <w:tblW w:w="0" w:type="auto"/>
-        <w:tblInd w:w="-5" w:type="dxa"/>
-        <w:tblLook w:val="04A0" w:firstRow="1" w:lastRow="0" w:firstColumn="1" w:lastColumn="0" w:noHBand="0" w:noVBand="1"/>
-      </w:tblPr>
-      <w:tblGrid>
-        <w:gridCol w:w="8716"/>
-      </w:tblGrid>
-      <w:tr>
-        <w:trPr>
-          <w:trHeight w:val="269"/>
-        </w:trPr>
-        <w:tc>
-          <w:tcPr>
-            <w:tcW w:w="8716" w:type="dxa"/>
-          </w:tcPr>
-          <w:p>
-            <w:pPr>
-              <w:spacing w:line="240" w:lineRule="auto"/>
-              <w:ind w:firstLine="0"/>
-              <w:jc w:val="center"/>
-              <w:rPr>
-                <w:rFonts w:cs="Times New Roman"/>
-                <w:szCs w:val="24"/>
-              </w:rPr>
-            </w:pPr>
-            <w:r>
-              <w:rPr>
-                <w:rFonts w:cs="Times New Roman"/>
-                <w:b/>
-                <w:bCs/>
-                <w:lang w:val="en-ID"/>
-              </w:rPr>
-              <w:t>Dompet</w:t>
-            </w:r>
-          </w:p>
-        </w:tc>
-      </w:tr>
-      <w:tr>
-        <w:trPr>
-          <w:trHeight w:val="318"/>
-        </w:trPr>
-        <w:tc>
-          <w:tcPr>
-            <w:tcW w:w="8716" w:type="dxa"/>
-          </w:tcPr>
-          <w:p>
-            <w:pPr>
-              <w:ind w:firstLine="0"/>
-              <w:rPr>
-                <w:rFonts w:cs="Times New Roman"/>
-                <w:lang w:val="en-ID"/>
-              </w:rPr>
-            </w:pPr>
-            <w:r>
-              <w:rPr>
-                <w:rFonts w:cs="Times New Roman"/>
-                <w:lang w:val="en-ID"/>
-              </w:rPr>
-              <w:t>bahan: String</w:t>
-            </w:r>
-          </w:p>
-          <w:p>
-            <w:pPr>
-              <w:ind w:firstLine="0"/>
-              <w:rPr>
-                <w:rFonts w:cs="Times New Roman"/>
-                <w:lang w:val="en-ID"/>
-              </w:rPr>
-            </w:pPr>
-            <w:r>
-              <w:rPr>
-                <w:rFonts w:cs="Times New Roman"/>
-                <w:lang w:val="en-ID"/>
-              </w:rPr>
-              <w:t>warna: String</w:t>
-            </w:r>
-          </w:p>
-          <w:p>
-            <w:pPr>
-              <w:ind w:firstLine="0"/>
-              <w:rPr>
-                <w:rFonts w:cs="Times New Roman"/>
-                <w:lang w:val="en-ID"/>
-              </w:rPr>
-            </w:pPr>
-            <w:r>
-              <w:rPr>
-                <w:rFonts w:cs="Times New Roman"/>
-                <w:lang w:val="en-ID"/>
-              </w:rPr>
-              <w:t>isTerbuka: boolean</w:t>
-            </w:r>
-          </w:p>
-          <w:p>
-            <w:pPr>
-              <w:ind w:firstLine="0"/>
-              <w:rPr>
-                <w:rFonts w:cs="Times New Roman"/>
-                <w:lang w:val="en-ID"/>
-              </w:rPr>
-            </w:pPr>
-            <w:r>
-              <w:rPr>
-                <w:rFonts w:cs="Times New Roman"/>
-                <w:lang w:val="en-ID"/>
-              </w:rPr>
-              <w:t>totalUang: double</w:t>
-            </w:r>
-          </w:p>
-          <w:p>
-            <w:pPr>
-              <w:ind w:firstLine="0"/>
-              <w:rPr>
-                <w:rFonts w:cs="Times New Roman"/>
-                <w:lang w:val="en-ID"/>
-              </w:rPr>
-            </w:pPr>
-            <w:r>
-              <w:rPr>
-                <w:rFonts w:cs="Times New Roman"/>
-                <w:lang w:val="en-ID"/>
-              </w:rPr>
-              <w:t>jumlahKartu: int</w:t>
-            </w:r>
-          </w:p>
-        </w:tc>
-      </w:tr>
-      <w:tr>
-        <w:trPr>
-          <w:trHeight w:val="331"/>
-        </w:trPr>
-        <w:tc>
-          <w:tcPr>
-            <w:tcW w:w="8716" w:type="dxa"/>
-          </w:tcPr>
-          <w:p>
-            <w:pPr>
-              <w:ind w:firstLine="0"/>
-              <w:rPr>
-                <w:rFonts w:cs="Times New Roman"/>
-                <w:lang w:val="en-ID"/>
-              </w:rPr>
-            </w:pPr>
-            <w:r>
-              <w:rPr>
-                <w:rFonts w:cs="Times New Roman"/>
-                <w:lang w:val="en-ID"/>
-              </w:rPr>
-              <w:t>bukaDompet(): void</w:t>
-            </w:r>
-          </w:p>
-          <w:p>
-            <w:pPr>
-              <w:ind w:firstLine="0"/>
-              <w:rPr>
-                <w:rFonts w:cs="Times New Roman"/>
-                <w:lang w:val="en-ID"/>
-              </w:rPr>
-            </w:pPr>
-            <w:r>
-              <w:rPr>
-                <w:rFonts w:cs="Times New Roman"/>
-                <w:lang w:val="en-ID"/>
-              </w:rPr>
-              <w:t>tutupDompet(): void</w:t>
-            </w:r>
-          </w:p>
-          <w:p>
-            <w:pPr>
-              <w:ind w:firstLine="0"/>
-              <w:rPr>
-                <w:rFonts w:cs="Times New Roman"/>
-                <w:lang w:val="en-ID"/>
-              </w:rPr>
-            </w:pPr>
-            <w:r>
-              <w:rPr>
-                <w:rFonts w:cs="Times New Roman"/>
-                <w:lang w:val="en-ID"/>
-              </w:rPr>
-              <w:t>simpanUang(nominal: double): void</w:t>
-            </w:r>
-          </w:p>
-          <w:p>
-            <w:pPr>
-              <w:ind w:firstLine="0"/>
-              <w:rPr>
-                <w:rFonts w:cs="Times New Roman"/>
-                <w:lang w:val="en-ID"/>
-              </w:rPr>
-            </w:pPr>
-            <w:r>
-              <w:rPr>
-                <w:rFonts w:cs="Times New Roman"/>
-                <w:lang w:val="en-ID"/>
-              </w:rPr>
-              <w:t>ambilUang(nominal: double): boolean</w:t>
-            </w:r>
-          </w:p>
-          <w:p>
-            <w:pPr>
-              <w:ind w:firstLine="0"/>
-              <w:rPr>
-                <w:rFonts w:cs="Times New Roman"/>
-                <w:lang w:val="en-ID"/>
-              </w:rPr>
-            </w:pPr>
-            <w:r>
-              <w:rPr>
-                <w:rFonts w:cs="Times New Roman"/>
-                <w:lang w:val="en-ID"/>
-              </w:rPr>
-              <w:t>simpanKartu(): void</w:t>
-            </w:r>
-          </w:p>
-        </w:tc>
-      </w:tr>
-    </w:tbl>
-    <w:p>
-      <w:pPr>
-        <w:ind w:firstLine="0"/>
-      </w:pPr>
-    </w:p>
-    <w:p>
-      <w:pPr>
-        <w:ind w:firstLine="0"/>
-      </w:pPr>
-      <w:r>
-        <w:rPr>
-          <w:noProof/>
-        </w:rPr>
-        <w:drawing>
-          <wp:inline distT="0" distB="0" distL="0" distR="0" wp14:anchorId="25486AEC" wp14:editId="627D35F9">
-            <wp:extent cx="4762500" cy="3154045"/>
-            <wp:effectExtent l="0" t="0" r="0" b="8255"/>
-            <wp:docPr id="184675061" name="Picture 8" descr="Mengimplementasikan Class Diagram dengan Bahasa Java – ngopisek"/>
-            <wp:cNvGraphicFramePr>
-              <a:graphicFrameLocks xmlns:a="http://schemas.openxmlformats.org/drawingml/2006/main" noChangeAspect="1"/>
-            </wp:cNvGraphicFramePr>
-            <a:graphic xmlns:a="http://schemas.openxmlformats.org/drawingml/2006/main">
-              <a:graphicData uri="http://schemas.openxmlformats.org/drawingml/2006/picture">
-                <pic:pic xmlns:pic="http://schemas.openxmlformats.org/drawingml/2006/picture">
-                  <pic:nvPicPr>
-                    <pic:cNvPr id="0" name="Picture 15" descr="Mengimplementasikan Class Diagram dengan Bahasa Java – ngopisek"/>
-                    <pic:cNvPicPr>
-                      <a:picLocks noChangeAspect="1" noChangeArrowheads="1"/>
-                    </pic:cNvPicPr>
-                  </pic:nvPicPr>
-                  <pic:blipFill>
-                    <a:blip r:embed="rId11">
-                      <a:extLst>
-                        <a:ext uri="{28A0092B-C50C-407E-A947-70E740481C1C}">
-                          <a14:useLocalDpi xmlns:a14="http://schemas.microsoft.com/office/drawing/2010/main" val="0"/>
-                        </a:ext>
-                      </a:extLst>
-                    </a:blip>
-                    <a:srcRect/>
-                    <a:stretch>
-                      <a:fillRect/>
-                    </a:stretch>
-                  </pic:blipFill>
-                  <pic:spPr bwMode="auto">
-                    <a:xfrm>
-                      <a:off x="0" y="0"/>
-                      <a:ext cx="4762500" cy="3154045"/>
-                    </a:xfrm>
-                    <a:prstGeom prst="rect">
-                      <a:avLst/>
-                    </a:prstGeom>
-                    <a:noFill/>
-                    <a:ln>
-                      <a:noFill/>
-                    </a:ln>
-                  </pic:spPr>
-                </pic:pic>
-              </a:graphicData>
-            </a:graphic>
-          </wp:inline>
-        </w:drawing>
-      </w:r>
     </w:p>
     <w:sectPr>
       <w:pgSz w:w="11906" w:h="16838"/>
@@ -4289,6 +3536,119 @@
     </w:lvl>
   </w:abstractNum>
   <w:abstractNum w:abstractNumId="14" w15:restartNumberingAfterBreak="0">
+    <w:nsid w:val="71134787"/>
+    <w:multiLevelType w:val="hybridMultilevel"/>
+    <w:tmpl w:val="B6F678BA"/>
+    <w:lvl w:ilvl="0" w:tplc="4264533C">
+      <w:start w:val="1"/>
+      <w:numFmt w:val="bullet"/>
+      <w:lvlText w:val="+"/>
+      <w:lvlJc w:val="left"/>
+      <w:pPr>
+        <w:ind w:left="720" w:hanging="360"/>
+      </w:pPr>
+      <w:rPr>
+        <w:rFonts w:ascii="Sitka Small Semibold" w:hAnsi="Sitka Small Semibold" w:hint="default"/>
+      </w:rPr>
+    </w:lvl>
+    <w:lvl w:ilvl="1" w:tplc="38090003" w:tentative="1">
+      <w:start w:val="1"/>
+      <w:numFmt w:val="bullet"/>
+      <w:lvlText w:val="o"/>
+      <w:lvlJc w:val="left"/>
+      <w:pPr>
+        <w:ind w:left="1440" w:hanging="360"/>
+      </w:pPr>
+      <w:rPr>
+        <w:rFonts w:ascii="Courier New" w:hAnsi="Courier New" w:cs="Courier New" w:hint="default"/>
+      </w:rPr>
+    </w:lvl>
+    <w:lvl w:ilvl="2" w:tplc="38090005" w:tentative="1">
+      <w:start w:val="1"/>
+      <w:numFmt w:val="bullet"/>
+      <w:lvlText w:val=""/>
+      <w:lvlJc w:val="left"/>
+      <w:pPr>
+        <w:ind w:left="2160" w:hanging="360"/>
+      </w:pPr>
+      <w:rPr>
+        <w:rFonts w:ascii="Wingdings" w:hAnsi="Wingdings" w:hint="default"/>
+      </w:rPr>
+    </w:lvl>
+    <w:lvl w:ilvl="3" w:tplc="38090001" w:tentative="1">
+      <w:start w:val="1"/>
+      <w:numFmt w:val="bullet"/>
+      <w:lvlText w:val=""/>
+      <w:lvlJc w:val="left"/>
+      <w:pPr>
+        <w:ind w:left="2880" w:hanging="360"/>
+      </w:pPr>
+      <w:rPr>
+        <w:rFonts w:ascii="Symbol" w:hAnsi="Symbol" w:hint="default"/>
+      </w:rPr>
+    </w:lvl>
+    <w:lvl w:ilvl="4" w:tplc="38090003" w:tentative="1">
+      <w:start w:val="1"/>
+      <w:numFmt w:val="bullet"/>
+      <w:lvlText w:val="o"/>
+      <w:lvlJc w:val="left"/>
+      <w:pPr>
+        <w:ind w:left="3600" w:hanging="360"/>
+      </w:pPr>
+      <w:rPr>
+        <w:rFonts w:ascii="Courier New" w:hAnsi="Courier New" w:cs="Courier New" w:hint="default"/>
+      </w:rPr>
+    </w:lvl>
+    <w:lvl w:ilvl="5" w:tplc="38090005" w:tentative="1">
+      <w:start w:val="1"/>
+      <w:numFmt w:val="bullet"/>
+      <w:lvlText w:val=""/>
+      <w:lvlJc w:val="left"/>
+      <w:pPr>
+        <w:ind w:left="4320" w:hanging="360"/>
+      </w:pPr>
+      <w:rPr>
+        <w:rFonts w:ascii="Wingdings" w:hAnsi="Wingdings" w:hint="default"/>
+      </w:rPr>
+    </w:lvl>
+    <w:lvl w:ilvl="6" w:tplc="38090001" w:tentative="1">
+      <w:start w:val="1"/>
+      <w:numFmt w:val="bullet"/>
+      <w:lvlText w:val=""/>
+      <w:lvlJc w:val="left"/>
+      <w:pPr>
+        <w:ind w:left="5040" w:hanging="360"/>
+      </w:pPr>
+      <w:rPr>
+        <w:rFonts w:ascii="Symbol" w:hAnsi="Symbol" w:hint="default"/>
+      </w:rPr>
+    </w:lvl>
+    <w:lvl w:ilvl="7" w:tplc="38090003" w:tentative="1">
+      <w:start w:val="1"/>
+      <w:numFmt w:val="bullet"/>
+      <w:lvlText w:val="o"/>
+      <w:lvlJc w:val="left"/>
+      <w:pPr>
+        <w:ind w:left="5760" w:hanging="360"/>
+      </w:pPr>
+      <w:rPr>
+        <w:rFonts w:ascii="Courier New" w:hAnsi="Courier New" w:cs="Courier New" w:hint="default"/>
+      </w:rPr>
+    </w:lvl>
+    <w:lvl w:ilvl="8" w:tplc="38090005" w:tentative="1">
+      <w:start w:val="1"/>
+      <w:numFmt w:val="bullet"/>
+      <w:lvlText w:val=""/>
+      <w:lvlJc w:val="left"/>
+      <w:pPr>
+        <w:ind w:left="6480" w:hanging="360"/>
+      </w:pPr>
+      <w:rPr>
+        <w:rFonts w:ascii="Wingdings" w:hAnsi="Wingdings" w:hint="default"/>
+      </w:rPr>
+    </w:lvl>
+  </w:abstractNum>
+  <w:abstractNum w:abstractNumId="15" w15:restartNumberingAfterBreak="0">
     <w:nsid w:val="72493861"/>
     <w:multiLevelType w:val="hybridMultilevel"/>
     <w:tmpl w:val="40D2071A"/>
@@ -4374,7 +3734,208 @@
       </w:pPr>
     </w:lvl>
   </w:abstractNum>
-  <w:abstractNum w:abstractNumId="15" w15:restartNumberingAfterBreak="0">
+  <w:abstractNum w:abstractNumId="16" w15:restartNumberingAfterBreak="0">
+    <w:nsid w:val="74FB1283"/>
+    <w:multiLevelType w:val="hybridMultilevel"/>
+    <w:tmpl w:val="40C427F0"/>
+    <w:lvl w:ilvl="0" w:tplc="3809000F">
+      <w:start w:val="1"/>
+      <w:numFmt w:val="decimal"/>
+      <w:lvlText w:val="%1."/>
+      <w:lvlJc w:val="left"/>
+      <w:pPr>
+        <w:ind w:left="720" w:hanging="360"/>
+      </w:pPr>
+      <w:rPr>
+        <w:rFonts w:hint="default"/>
+      </w:rPr>
+    </w:lvl>
+    <w:lvl w:ilvl="1" w:tplc="38090019" w:tentative="1">
+      <w:start w:val="1"/>
+      <w:numFmt w:val="lowerLetter"/>
+      <w:lvlText w:val="%2."/>
+      <w:lvlJc w:val="left"/>
+      <w:pPr>
+        <w:ind w:left="1440" w:hanging="360"/>
+      </w:pPr>
+    </w:lvl>
+    <w:lvl w:ilvl="2" w:tplc="3809001B" w:tentative="1">
+      <w:start w:val="1"/>
+      <w:numFmt w:val="lowerRoman"/>
+      <w:lvlText w:val="%3."/>
+      <w:lvlJc w:val="right"/>
+      <w:pPr>
+        <w:ind w:left="2160" w:hanging="180"/>
+      </w:pPr>
+    </w:lvl>
+    <w:lvl w:ilvl="3" w:tplc="3809000F" w:tentative="1">
+      <w:start w:val="1"/>
+      <w:numFmt w:val="decimal"/>
+      <w:lvlText w:val="%4."/>
+      <w:lvlJc w:val="left"/>
+      <w:pPr>
+        <w:ind w:left="2880" w:hanging="360"/>
+      </w:pPr>
+    </w:lvl>
+    <w:lvl w:ilvl="4" w:tplc="38090019" w:tentative="1">
+      <w:start w:val="1"/>
+      <w:numFmt w:val="lowerLetter"/>
+      <w:lvlText w:val="%5."/>
+      <w:lvlJc w:val="left"/>
+      <w:pPr>
+        <w:ind w:left="3600" w:hanging="360"/>
+      </w:pPr>
+    </w:lvl>
+    <w:lvl w:ilvl="5" w:tplc="3809001B" w:tentative="1">
+      <w:start w:val="1"/>
+      <w:numFmt w:val="lowerRoman"/>
+      <w:lvlText w:val="%6."/>
+      <w:lvlJc w:val="right"/>
+      <w:pPr>
+        <w:ind w:left="4320" w:hanging="180"/>
+      </w:pPr>
+    </w:lvl>
+    <w:lvl w:ilvl="6" w:tplc="3809000F" w:tentative="1">
+      <w:start w:val="1"/>
+      <w:numFmt w:val="decimal"/>
+      <w:lvlText w:val="%7."/>
+      <w:lvlJc w:val="left"/>
+      <w:pPr>
+        <w:ind w:left="5040" w:hanging="360"/>
+      </w:pPr>
+    </w:lvl>
+    <w:lvl w:ilvl="7" w:tplc="38090019" w:tentative="1">
+      <w:start w:val="1"/>
+      <w:numFmt w:val="lowerLetter"/>
+      <w:lvlText w:val="%8."/>
+      <w:lvlJc w:val="left"/>
+      <w:pPr>
+        <w:ind w:left="5760" w:hanging="360"/>
+      </w:pPr>
+    </w:lvl>
+    <w:lvl w:ilvl="8" w:tplc="3809001B" w:tentative="1">
+      <w:start w:val="1"/>
+      <w:numFmt w:val="lowerRoman"/>
+      <w:lvlText w:val="%9."/>
+      <w:lvlJc w:val="right"/>
+      <w:pPr>
+        <w:ind w:left="6480" w:hanging="180"/>
+      </w:pPr>
+    </w:lvl>
+  </w:abstractNum>
+  <w:abstractNum w:abstractNumId="17" w15:restartNumberingAfterBreak="0">
+    <w:nsid w:val="79337505"/>
+    <w:multiLevelType w:val="hybridMultilevel"/>
+    <w:tmpl w:val="EC52B10C"/>
+    <w:lvl w:ilvl="0" w:tplc="EEE8E168">
+      <w:numFmt w:val="bullet"/>
+      <w:lvlText w:val="-"/>
+      <w:lvlJc w:val="left"/>
+      <w:pPr>
+        <w:ind w:left="720" w:hanging="360"/>
+      </w:pPr>
+      <w:rPr>
+        <w:rFonts w:ascii="Times New Roman" w:eastAsiaTheme="minorHAnsi" w:hAnsi="Times New Roman" w:cs="Times New Roman" w:hint="default"/>
+      </w:rPr>
+    </w:lvl>
+    <w:lvl w:ilvl="1" w:tplc="38090003" w:tentative="1">
+      <w:start w:val="1"/>
+      <w:numFmt w:val="bullet"/>
+      <w:lvlText w:val="o"/>
+      <w:lvlJc w:val="left"/>
+      <w:pPr>
+        <w:ind w:left="1440" w:hanging="360"/>
+      </w:pPr>
+      <w:rPr>
+        <w:rFonts w:ascii="Courier New" w:hAnsi="Courier New" w:cs="Courier New" w:hint="default"/>
+      </w:rPr>
+    </w:lvl>
+    <w:lvl w:ilvl="2" w:tplc="38090005" w:tentative="1">
+      <w:start w:val="1"/>
+      <w:numFmt w:val="bullet"/>
+      <w:lvlText w:val=""/>
+      <w:lvlJc w:val="left"/>
+      <w:pPr>
+        <w:ind w:left="2160" w:hanging="360"/>
+      </w:pPr>
+      <w:rPr>
+        <w:rFonts w:ascii="Wingdings" w:hAnsi="Wingdings" w:hint="default"/>
+      </w:rPr>
+    </w:lvl>
+    <w:lvl w:ilvl="3" w:tplc="38090001" w:tentative="1">
+      <w:start w:val="1"/>
+      <w:numFmt w:val="bullet"/>
+      <w:lvlText w:val=""/>
+      <w:lvlJc w:val="left"/>
+      <w:pPr>
+        <w:ind w:left="2880" w:hanging="360"/>
+      </w:pPr>
+      <w:rPr>
+        <w:rFonts w:ascii="Symbol" w:hAnsi="Symbol" w:hint="default"/>
+      </w:rPr>
+    </w:lvl>
+    <w:lvl w:ilvl="4" w:tplc="38090003" w:tentative="1">
+      <w:start w:val="1"/>
+      <w:numFmt w:val="bullet"/>
+      <w:lvlText w:val="o"/>
+      <w:lvlJc w:val="left"/>
+      <w:pPr>
+        <w:ind w:left="3600" w:hanging="360"/>
+      </w:pPr>
+      <w:rPr>
+        <w:rFonts w:ascii="Courier New" w:hAnsi="Courier New" w:cs="Courier New" w:hint="default"/>
+      </w:rPr>
+    </w:lvl>
+    <w:lvl w:ilvl="5" w:tplc="38090005" w:tentative="1">
+      <w:start w:val="1"/>
+      <w:numFmt w:val="bullet"/>
+      <w:lvlText w:val=""/>
+      <w:lvlJc w:val="left"/>
+      <w:pPr>
+        <w:ind w:left="4320" w:hanging="360"/>
+      </w:pPr>
+      <w:rPr>
+        <w:rFonts w:ascii="Wingdings" w:hAnsi="Wingdings" w:hint="default"/>
+      </w:rPr>
+    </w:lvl>
+    <w:lvl w:ilvl="6" w:tplc="38090001" w:tentative="1">
+      <w:start w:val="1"/>
+      <w:numFmt w:val="bullet"/>
+      <w:lvlText w:val=""/>
+      <w:lvlJc w:val="left"/>
+      <w:pPr>
+        <w:ind w:left="5040" w:hanging="360"/>
+      </w:pPr>
+      <w:rPr>
+        <w:rFonts w:ascii="Symbol" w:hAnsi="Symbol" w:hint="default"/>
+      </w:rPr>
+    </w:lvl>
+    <w:lvl w:ilvl="7" w:tplc="38090003" w:tentative="1">
+      <w:start w:val="1"/>
+      <w:numFmt w:val="bullet"/>
+      <w:lvlText w:val="o"/>
+      <w:lvlJc w:val="left"/>
+      <w:pPr>
+        <w:ind w:left="5760" w:hanging="360"/>
+      </w:pPr>
+      <w:rPr>
+        <w:rFonts w:ascii="Courier New" w:hAnsi="Courier New" w:cs="Courier New" w:hint="default"/>
+      </w:rPr>
+    </w:lvl>
+    <w:lvl w:ilvl="8" w:tplc="38090005" w:tentative="1">
+      <w:start w:val="1"/>
+      <w:numFmt w:val="bullet"/>
+      <w:lvlText w:val=""/>
+      <w:lvlJc w:val="left"/>
+      <w:pPr>
+        <w:ind w:left="6480" w:hanging="360"/>
+      </w:pPr>
+      <w:rPr>
+        <w:rFonts w:ascii="Wingdings" w:hAnsi="Wingdings" w:hint="default"/>
+      </w:rPr>
+    </w:lvl>
+  </w:abstractNum>
+  <w:abstractNum w:abstractNumId="18" w15:restartNumberingAfterBreak="0">
     <w:nsid w:val="794645AE"/>
     <w:multiLevelType w:val="hybridMultilevel"/>
     <w:tmpl w:val="2C1C954A"/>
@@ -4464,7 +4025,7 @@
     <w:abstractNumId w:val="1"/>
   </w:num>
   <w:num w:numId="2" w16cid:durableId="437215915">
-    <w:abstractNumId w:val="15"/>
+    <w:abstractNumId w:val="18"/>
   </w:num>
   <w:num w:numId="3" w16cid:durableId="271595141">
     <w:abstractNumId w:val="9"/>
@@ -4497,7 +4058,7 @@
     <w:abstractNumId w:val="7"/>
   </w:num>
   <w:num w:numId="13" w16cid:durableId="1565945008">
-    <w:abstractNumId w:val="14"/>
+    <w:abstractNumId w:val="15"/>
   </w:num>
   <w:num w:numId="14" w16cid:durableId="862207783">
     <w:abstractNumId w:val="3"/>
@@ -4507,6 +4068,15 @@
   </w:num>
   <w:num w:numId="16" w16cid:durableId="21515913">
     <w:abstractNumId w:val="5"/>
+  </w:num>
+  <w:num w:numId="17" w16cid:durableId="45570597">
+    <w:abstractNumId w:val="17"/>
+  </w:num>
+  <w:num w:numId="18" w16cid:durableId="1586571509">
+    <w:abstractNumId w:val="14"/>
+  </w:num>
+  <w:num w:numId="19" w16cid:durableId="1414425911">
+    <w:abstractNumId w:val="16"/>
   </w:num>
 </w:numbering>
 </file>

--- a/254107060052_Rachmah Nur Chotimah.docx
+++ b/254107060052_Rachmah Nur Chotimah.docx
@@ -13,7 +13,7 @@
           <w14:ligatures w14:val="none"/>
         </w:rPr>
         <w:drawing>
-          <wp:anchor distT="0" distB="0" distL="114300" distR="114300" simplePos="0" relativeHeight="251659264" behindDoc="0" locked="0" layoutInCell="1" allowOverlap="1" wp14:anchorId="16C34C8F" wp14:editId="3DFCEEAF">
+          <wp:anchor distT="0" distB="0" distL="114300" distR="114300" simplePos="0" relativeHeight="251659264" behindDoc="0" locked="0" layoutInCell="1" allowOverlap="1" wp14:anchorId="16C34C8F" wp14:editId="58FBF118">
             <wp:simplePos x="0" y="0"/>
             <wp:positionH relativeFrom="column">
               <wp:posOffset>-3810</wp:posOffset>
@@ -587,7 +587,12 @@
       <w:pPr>
         <w:ind w:firstLine="0"/>
         <w:jc w:val="left"/>
-      </w:pPr>
+        <w:rPr>
+          <w:b/>
+          <w:bCs/>
+        </w:rPr>
+      </w:pPr>
+      <w:proofErr w:type="spellStart"/>
       <w:r>
         <w:rPr>
           <w:b/>
@@ -602,6 +607,7 @@
         </w:rPr>
         <w:t>s</w:t>
       </w:r>
+      <w:proofErr w:type="spellEnd"/>
       <w:r>
         <w:rPr>
           <w:b/>
@@ -614,1599 +620,60 @@
           <w:b/>
           <w:bCs/>
         </w:rPr>
-        <w:t>3</w:t>
+        <w:t>4</w:t>
       </w:r>
     </w:p>
-    <w:tbl>
-      <w:tblPr>
-        <w:tblStyle w:val="TableGrid"/>
-        <w:tblpPr w:leftFromText="180" w:rightFromText="180" w:vertAnchor="text" w:horzAnchor="margin" w:tblpY="157"/>
-        <w:tblW w:w="0" w:type="auto"/>
-        <w:tblLook w:val="04A0" w:firstRow="1" w:lastRow="0" w:firstColumn="1" w:lastColumn="0" w:noHBand="0" w:noVBand="1"/>
-      </w:tblPr>
-      <w:tblGrid>
-        <w:gridCol w:w="8995"/>
-      </w:tblGrid>
-      <w:tr>
-        <w:trPr>
-          <w:trHeight w:val="263"/>
-        </w:trPr>
-        <w:tc>
-          <w:tcPr>
-            <w:tcW w:w="8995" w:type="dxa"/>
-          </w:tcPr>
-          <w:p>
-            <w:pPr>
-              <w:spacing w:line="240" w:lineRule="auto"/>
-              <w:ind w:firstLine="0"/>
-              <w:jc w:val="center"/>
-              <w:rPr>
-                <w:rFonts w:cs="Times New Roman"/>
-                <w:szCs w:val="24"/>
-              </w:rPr>
-            </w:pPr>
-            <w:r>
-              <w:rPr>
-                <w:rStyle w:val="Strong"/>
-                <w:rFonts w:cs="Times New Roman"/>
-              </w:rPr>
-              <w:t>KartuAtm</w:t>
-            </w:r>
-          </w:p>
-        </w:tc>
-      </w:tr>
-      <w:tr>
-        <w:trPr>
-          <w:trHeight w:val="311"/>
-        </w:trPr>
-        <w:tc>
-          <w:tcPr>
-            <w:tcW w:w="8995" w:type="dxa"/>
-          </w:tcPr>
-          <w:p>
-            <w:pPr>
-              <w:pStyle w:val="ListParagraph"/>
-              <w:numPr>
-                <w:ilvl w:val="0"/>
-                <w:numId w:val="17"/>
-              </w:numPr>
-              <w:ind w:left="426" w:hanging="270"/>
-              <w:rPr>
-                <w:lang w:val="en-ID"/>
-              </w:rPr>
-            </w:pPr>
-            <w:r>
-              <w:t>na</w:t>
-            </w:r>
-            <w:r>
-              <w:rPr>
-                <w:lang w:val="en-ID"/>
-              </w:rPr>
-              <w:t>maBank: String</w:t>
-            </w:r>
-          </w:p>
-          <w:p>
-            <w:pPr>
-              <w:pStyle w:val="ListParagraph"/>
-              <w:numPr>
-                <w:ilvl w:val="0"/>
-                <w:numId w:val="17"/>
-              </w:numPr>
-              <w:ind w:left="426" w:hanging="270"/>
-              <w:rPr>
-                <w:lang w:val="en-ID"/>
-              </w:rPr>
-            </w:pPr>
-            <w:r>
-              <w:rPr>
-                <w:rFonts w:cs="Times New Roman"/>
-                <w:lang w:val="en-ID"/>
-              </w:rPr>
-              <w:t>jenisTabungan: String</w:t>
-            </w:r>
-          </w:p>
-          <w:p>
-            <w:pPr>
-              <w:pStyle w:val="ListParagraph"/>
-              <w:numPr>
-                <w:ilvl w:val="0"/>
-                <w:numId w:val="17"/>
-              </w:numPr>
-              <w:ind w:left="426" w:hanging="270"/>
-              <w:rPr>
-                <w:lang w:val="en-ID"/>
-              </w:rPr>
-            </w:pPr>
-            <w:r>
-              <w:rPr>
-                <w:rFonts w:cs="Times New Roman"/>
-                <w:lang w:val="en-ID"/>
-              </w:rPr>
-              <w:t>noSeri: String</w:t>
-            </w:r>
-          </w:p>
-          <w:p>
-            <w:pPr>
-              <w:pStyle w:val="ListParagraph"/>
-              <w:numPr>
-                <w:ilvl w:val="0"/>
-                <w:numId w:val="17"/>
-              </w:numPr>
-              <w:ind w:left="426" w:hanging="270"/>
-              <w:rPr>
-                <w:lang w:val="en-ID"/>
-              </w:rPr>
-            </w:pPr>
-            <w:r>
-              <w:rPr>
-                <w:rFonts w:cs="Times New Roman"/>
-                <w:lang w:val="en-ID"/>
-              </w:rPr>
-              <w:t>namaPemilik: String</w:t>
-            </w:r>
-          </w:p>
-          <w:p>
-            <w:pPr>
-              <w:pStyle w:val="ListParagraph"/>
-              <w:numPr>
-                <w:ilvl w:val="0"/>
-                <w:numId w:val="17"/>
-              </w:numPr>
-              <w:ind w:left="426" w:hanging="270"/>
-              <w:rPr>
-                <w:lang w:val="en-ID"/>
-              </w:rPr>
-            </w:pPr>
-            <w:r>
-              <w:rPr>
-                <w:rFonts w:cs="Times New Roman"/>
-                <w:lang w:val="en-ID"/>
-              </w:rPr>
-              <w:t>saldo: double</w:t>
-            </w:r>
-          </w:p>
-          <w:p>
-            <w:pPr>
-              <w:pStyle w:val="ListParagraph"/>
-              <w:numPr>
-                <w:ilvl w:val="0"/>
-                <w:numId w:val="17"/>
-              </w:numPr>
-              <w:ind w:left="426" w:hanging="270"/>
-              <w:rPr>
-                <w:lang w:val="en-ID"/>
-              </w:rPr>
-            </w:pPr>
-            <w:r>
-              <w:rPr>
-                <w:rFonts w:cs="Times New Roman"/>
-                <w:lang w:val="en-ID"/>
-              </w:rPr>
-              <w:t>hasChip: boolean</w:t>
-            </w:r>
-          </w:p>
-        </w:tc>
-      </w:tr>
-      <w:tr>
-        <w:trPr>
-          <w:trHeight w:val="324"/>
-        </w:trPr>
-        <w:tc>
-          <w:tcPr>
-            <w:tcW w:w="8995" w:type="dxa"/>
-          </w:tcPr>
-          <w:p>
-            <w:pPr>
-              <w:pStyle w:val="ListParagraph"/>
-              <w:numPr>
-                <w:ilvl w:val="0"/>
-                <w:numId w:val="18"/>
-              </w:numPr>
-              <w:ind w:left="426" w:hanging="270"/>
-              <w:rPr>
-                <w:rFonts w:cs="Times New Roman"/>
-                <w:lang w:val="en-ID"/>
-              </w:rPr>
-            </w:pPr>
-            <w:proofErr w:type="gramStart"/>
-            <w:r>
-              <w:rPr>
-                <w:rFonts w:cs="Times New Roman"/>
-                <w:lang w:val="en-ID"/>
-              </w:rPr>
-              <w:t>set</w:t>
-            </w:r>
-            <w:r>
-              <w:rPr>
-                <w:rFonts w:cs="Times New Roman"/>
-                <w:lang w:val="en-ID"/>
-              </w:rPr>
-              <w:t>KartuAtm(</w:t>
-            </w:r>
-            <w:proofErr w:type="gramEnd"/>
-            <w:r>
-              <w:rPr>
-                <w:rFonts w:cs="Times New Roman"/>
-                <w:lang w:val="en-ID"/>
-              </w:rPr>
-              <w:t>jenisKartu: String, namaBank: String, noSeri: String, namaPemilik: String, saldo: long, hasChip: boolean)</w:t>
-            </w:r>
-            <w:r>
-              <w:rPr>
-                <w:rFonts w:cs="Times New Roman"/>
-                <w:lang w:val="en-ID"/>
-              </w:rPr>
-              <w:t xml:space="preserve"> </w:t>
-            </w:r>
-            <w:r>
-              <w:rPr>
-                <w:rFonts w:cs="Times New Roman"/>
-                <w:i/>
-                <w:iCs/>
-                <w:color w:val="D9D9D9" w:themeColor="background1" w:themeShade="D9"/>
-                <w:lang w:val="en-ID"/>
-              </w:rPr>
-              <w:t>constructor</w:t>
-            </w:r>
-          </w:p>
-          <w:p>
-            <w:pPr>
-              <w:pStyle w:val="ListParagraph"/>
-              <w:numPr>
-                <w:ilvl w:val="0"/>
-                <w:numId w:val="18"/>
-              </w:numPr>
-              <w:ind w:left="426" w:hanging="270"/>
-              <w:rPr>
-                <w:rFonts w:cs="Times New Roman"/>
-                <w:i/>
-                <w:iCs/>
-                <w:lang w:val="en-ID"/>
-              </w:rPr>
-            </w:pPr>
-            <w:proofErr w:type="gramStart"/>
-            <w:r>
-              <w:rPr>
-                <w:rFonts w:cs="Times New Roman"/>
-                <w:lang w:val="en-ID"/>
-              </w:rPr>
-              <w:t>getPemilik</w:t>
-            </w:r>
-            <w:r>
-              <w:rPr>
-                <w:rFonts w:cs="Times New Roman"/>
-                <w:lang w:val="en-ID"/>
-              </w:rPr>
-              <w:t>()</w:t>
-            </w:r>
-            <w:r>
-              <w:rPr>
-                <w:rFonts w:cs="Times New Roman"/>
-                <w:lang w:val="en-ID"/>
-              </w:rPr>
-              <w:t xml:space="preserve"> :</w:t>
-            </w:r>
-            <w:proofErr w:type="gramEnd"/>
-            <w:r>
-              <w:rPr>
-                <w:rFonts w:cs="Times New Roman"/>
-                <w:lang w:val="en-ID"/>
-              </w:rPr>
-              <w:t xml:space="preserve"> String</w:t>
-            </w:r>
-            <w:r>
-              <w:rPr>
-                <w:rFonts w:cs="Times New Roman"/>
-                <w:lang w:val="en-ID"/>
-              </w:rPr>
-              <w:t xml:space="preserve"> </w:t>
-            </w:r>
-            <w:r>
-              <w:rPr>
-                <w:rFonts w:cs="Times New Roman"/>
-                <w:i/>
-                <w:iCs/>
-                <w:color w:val="D9D9D9" w:themeColor="background1" w:themeShade="D9"/>
-                <w:lang w:val="en-ID"/>
-              </w:rPr>
-              <w:t>read-only</w:t>
-            </w:r>
-          </w:p>
-          <w:p>
-            <w:pPr>
-              <w:pStyle w:val="ListParagraph"/>
-              <w:numPr>
-                <w:ilvl w:val="0"/>
-                <w:numId w:val="18"/>
-              </w:numPr>
-              <w:ind w:left="426" w:hanging="270"/>
-              <w:rPr>
-                <w:rFonts w:cs="Times New Roman"/>
-                <w:lang w:val="en-ID"/>
-              </w:rPr>
-            </w:pPr>
-            <w:proofErr w:type="gramStart"/>
-            <w:r>
-              <w:rPr>
-                <w:rFonts w:cs="Times New Roman"/>
-                <w:lang w:val="en-ID"/>
-              </w:rPr>
-              <w:t>getSaldo</w:t>
-            </w:r>
-            <w:r>
-              <w:rPr>
-                <w:rFonts w:cs="Times New Roman"/>
-                <w:lang w:val="en-ID"/>
-              </w:rPr>
-              <w:t>()</w:t>
-            </w:r>
-            <w:r>
-              <w:rPr>
-                <w:rFonts w:cs="Times New Roman"/>
-                <w:lang w:val="en-ID"/>
-              </w:rPr>
-              <w:t xml:space="preserve"> :</w:t>
-            </w:r>
-            <w:proofErr w:type="gramEnd"/>
-            <w:r>
-              <w:rPr>
-                <w:rFonts w:cs="Times New Roman"/>
-                <w:lang w:val="en-ID"/>
-              </w:rPr>
-              <w:t xml:space="preserve"> </w:t>
-            </w:r>
-            <w:r>
-              <w:rPr>
-                <w:rFonts w:cs="Times New Roman"/>
-                <w:lang w:val="en-ID"/>
-              </w:rPr>
-              <w:t>long</w:t>
-            </w:r>
-            <w:r>
-              <w:rPr>
-                <w:rFonts w:cs="Times New Roman"/>
-                <w:lang w:val="en-ID"/>
-              </w:rPr>
-              <w:t xml:space="preserve"> </w:t>
-            </w:r>
-            <w:r>
-              <w:rPr>
-                <w:rFonts w:cs="Times New Roman"/>
-                <w:i/>
-                <w:iCs/>
-                <w:color w:val="D9D9D9" w:themeColor="background1" w:themeShade="D9"/>
-                <w:lang w:val="en-ID"/>
-              </w:rPr>
-              <w:t>read-only</w:t>
-            </w:r>
-          </w:p>
-          <w:p>
-            <w:pPr>
-              <w:pStyle w:val="ListParagraph"/>
-              <w:numPr>
-                <w:ilvl w:val="0"/>
-                <w:numId w:val="18"/>
-              </w:numPr>
-              <w:ind w:left="426" w:hanging="270"/>
-              <w:rPr>
-                <w:rFonts w:cs="Times New Roman"/>
-                <w:lang w:val="en-ID"/>
-              </w:rPr>
-            </w:pPr>
-            <w:proofErr w:type="gramStart"/>
-            <w:r>
-              <w:rPr>
-                <w:rFonts w:cs="Times New Roman"/>
-                <w:lang w:val="en-ID"/>
-              </w:rPr>
-              <w:t>setT</w:t>
-            </w:r>
-            <w:r>
-              <w:rPr>
-                <w:rFonts w:cs="Times New Roman"/>
-                <w:lang w:val="en-ID"/>
-              </w:rPr>
-              <w:t>arikTunai(</w:t>
-            </w:r>
-            <w:proofErr w:type="gramEnd"/>
-            <w:r>
-              <w:rPr>
-                <w:rFonts w:cs="Times New Roman"/>
-                <w:lang w:val="en-ID"/>
-              </w:rPr>
-              <w:t xml:space="preserve">nominal: </w:t>
-            </w:r>
-            <w:proofErr w:type="gramStart"/>
-            <w:r>
-              <w:rPr>
-                <w:rFonts w:cs="Times New Roman"/>
-                <w:lang w:val="en-ID"/>
-              </w:rPr>
-              <w:t>long</w:t>
-            </w:r>
-            <w:r>
-              <w:rPr>
-                <w:rFonts w:cs="Times New Roman"/>
-                <w:lang w:val="en-ID"/>
-              </w:rPr>
-              <w:t xml:space="preserve"> </w:t>
-            </w:r>
-            <w:r>
-              <w:rPr>
-                <w:rFonts w:cs="Times New Roman"/>
-                <w:lang w:val="en-ID"/>
-              </w:rPr>
-              <w:t>)</w:t>
-            </w:r>
-            <w:proofErr w:type="gramEnd"/>
-            <w:r>
-              <w:rPr>
-                <w:rFonts w:cs="Times New Roman"/>
-                <w:lang w:val="en-ID"/>
-              </w:rPr>
-              <w:t xml:space="preserve">: </w:t>
-            </w:r>
-            <w:r>
-              <w:rPr>
-                <w:rFonts w:cs="Times New Roman"/>
-                <w:lang w:val="en-ID"/>
-              </w:rPr>
-              <w:t>Boolean</w:t>
-            </w:r>
-          </w:p>
-          <w:p>
-            <w:pPr>
-              <w:pStyle w:val="ListParagraph"/>
-              <w:numPr>
-                <w:ilvl w:val="0"/>
-                <w:numId w:val="18"/>
-              </w:numPr>
-              <w:ind w:left="426" w:hanging="270"/>
-              <w:rPr>
-                <w:rFonts w:cs="Times New Roman"/>
-                <w:lang w:val="en-ID"/>
-              </w:rPr>
-            </w:pPr>
-            <w:proofErr w:type="gramStart"/>
-            <w:r>
-              <w:rPr>
-                <w:rFonts w:cs="Times New Roman"/>
-                <w:lang w:val="en-ID"/>
-              </w:rPr>
-              <w:t>setS</w:t>
-            </w:r>
-            <w:r>
-              <w:rPr>
-                <w:rFonts w:cs="Times New Roman"/>
-                <w:lang w:val="en-ID"/>
-              </w:rPr>
-              <w:t>etorTunai(</w:t>
-            </w:r>
-            <w:proofErr w:type="gramEnd"/>
-            <w:r>
-              <w:rPr>
-                <w:rFonts w:cs="Times New Roman"/>
-                <w:lang w:val="en-ID"/>
-              </w:rPr>
-              <w:t xml:space="preserve">nominal: </w:t>
-            </w:r>
-            <w:r>
-              <w:rPr>
-                <w:rFonts w:cs="Times New Roman"/>
-                <w:lang w:val="en-ID"/>
-              </w:rPr>
-              <w:t>long</w:t>
-            </w:r>
-            <w:r>
-              <w:rPr>
-                <w:rFonts w:cs="Times New Roman"/>
-                <w:lang w:val="en-ID"/>
-              </w:rPr>
-              <w:t>): void</w:t>
-            </w:r>
-          </w:p>
-          <w:p>
-            <w:pPr>
-              <w:pStyle w:val="ListParagraph"/>
-              <w:numPr>
-                <w:ilvl w:val="0"/>
-                <w:numId w:val="18"/>
-              </w:numPr>
-              <w:ind w:left="426" w:hanging="270"/>
-              <w:rPr>
-                <w:rFonts w:cs="Times New Roman"/>
-              </w:rPr>
-            </w:pPr>
-            <w:proofErr w:type="gramStart"/>
-            <w:r>
-              <w:rPr>
-                <w:rFonts w:cs="Times New Roman"/>
-                <w:lang w:val="en-ID"/>
-              </w:rPr>
-              <w:t>setL</w:t>
-            </w:r>
-            <w:r>
-              <w:rPr>
-                <w:rFonts w:cs="Times New Roman"/>
-                <w:lang w:val="en-ID"/>
-              </w:rPr>
-              <w:t>akukanPembayaran(</w:t>
-            </w:r>
-            <w:proofErr w:type="gramEnd"/>
-            <w:r>
-              <w:rPr>
-                <w:rFonts w:cs="Times New Roman"/>
-              </w:rPr>
-              <w:t>double nominal, String keterangan</w:t>
-            </w:r>
-            <w:r>
-              <w:rPr>
-                <w:rFonts w:cs="Times New Roman"/>
-                <w:lang w:val="en-ID"/>
-              </w:rPr>
-              <w:t xml:space="preserve">): </w:t>
-            </w:r>
-            <w:r>
-              <w:rPr>
-                <w:rFonts w:cs="Times New Roman"/>
-                <w:lang w:val="en-ID"/>
-              </w:rPr>
-              <w:t>Boolean</w:t>
-            </w:r>
-          </w:p>
-          <w:p>
-            <w:pPr>
-              <w:pStyle w:val="ListParagraph"/>
-              <w:numPr>
-                <w:ilvl w:val="0"/>
-                <w:numId w:val="18"/>
-              </w:numPr>
-              <w:ind w:left="426" w:hanging="270"/>
-              <w:rPr>
-                <w:rFonts w:cs="Times New Roman"/>
-              </w:rPr>
-            </w:pPr>
-            <w:proofErr w:type="gramStart"/>
-            <w:r>
-              <w:rPr>
-                <w:rFonts w:cs="Times New Roman"/>
-                <w:lang w:val="en-ID"/>
-              </w:rPr>
-              <w:t>setT</w:t>
-            </w:r>
-            <w:r>
-              <w:rPr>
-                <w:rFonts w:cs="Times New Roman"/>
-                <w:lang w:val="en-ID"/>
-              </w:rPr>
-              <w:t>erimaTransfer(</w:t>
-            </w:r>
-            <w:proofErr w:type="gramEnd"/>
-            <w:r>
-              <w:rPr>
-                <w:rFonts w:cs="Times New Roman"/>
-              </w:rPr>
-              <w:t>double nominal</w:t>
-            </w:r>
-            <w:r>
-              <w:rPr>
-                <w:rFonts w:cs="Times New Roman"/>
-                <w:lang w:val="en-ID"/>
-              </w:rPr>
-              <w:t>): void</w:t>
-            </w:r>
-          </w:p>
-          <w:p>
-            <w:pPr>
-              <w:pStyle w:val="ListParagraph"/>
-              <w:numPr>
-                <w:ilvl w:val="0"/>
-                <w:numId w:val="18"/>
-              </w:numPr>
-              <w:ind w:left="426" w:hanging="270"/>
-              <w:rPr>
-                <w:rFonts w:cs="Times New Roman"/>
-                <w:lang w:val="en-ID"/>
-              </w:rPr>
-            </w:pPr>
-            <w:proofErr w:type="gramStart"/>
-            <w:r>
-              <w:rPr>
-                <w:rFonts w:cs="Times New Roman"/>
-                <w:lang w:val="en-ID"/>
-              </w:rPr>
-              <w:t>c</w:t>
-            </w:r>
-            <w:r>
-              <w:rPr>
-                <w:rFonts w:cs="Times New Roman"/>
-                <w:lang w:val="en-ID"/>
-              </w:rPr>
-              <w:t>etakInfo</w:t>
-            </w:r>
-            <w:r>
-              <w:rPr>
-                <w:rFonts w:cs="Times New Roman"/>
-                <w:lang w:val="en-ID"/>
-              </w:rPr>
-              <w:t>(</w:t>
-            </w:r>
-            <w:proofErr w:type="gramEnd"/>
-            <w:r>
-              <w:rPr>
-                <w:rFonts w:cs="Times New Roman"/>
-                <w:lang w:val="en-ID"/>
-              </w:rPr>
-              <w:t>): void</w:t>
-            </w:r>
-          </w:p>
-        </w:tc>
-      </w:tr>
-    </w:tbl>
     <w:p>
       <w:pPr>
         <w:ind w:firstLine="0"/>
-      </w:pPr>
-      <w:proofErr w:type="gramStart"/>
-      <w:r>
-        <w:t xml:space="preserve">Alasan </w:t>
-      </w:r>
-      <w:r>
-        <w:t>:</w:t>
-      </w:r>
-      <w:proofErr w:type="gramEnd"/>
-    </w:p>
-    <w:p>
-      <w:pPr>
-        <w:pStyle w:val="ListParagraph"/>
-        <w:numPr>
-          <w:ilvl w:val="0"/>
-          <w:numId w:val="19"/>
-        </w:numPr>
-      </w:pPr>
-      <w:r>
-        <w:t xml:space="preserve">Private </w:t>
-      </w:r>
-      <w:proofErr w:type="gramStart"/>
-      <w:r>
-        <w:t>Atribut :</w:t>
-      </w:r>
-      <w:proofErr w:type="gramEnd"/>
-      <w:r>
-        <w:t xml:space="preserve"> A</w:t>
-      </w:r>
-      <w:r>
-        <w:t>tribut</w:t>
-      </w:r>
-      <w:r>
-        <w:t xml:space="preserve"> </w:t>
-      </w:r>
-      <w:r>
-        <w:t>seperti saldo dan noSeri diset private untuk menerapkan perlindungan data</w:t>
-      </w:r>
-      <w:r>
-        <w:t xml:space="preserve">. </w:t>
-      </w:r>
-      <w:r>
-        <w:t>Ini</w:t>
-      </w:r>
-      <w:r>
-        <w:t xml:space="preserve"> dilakukan untuk</w:t>
-      </w:r>
-      <w:r>
-        <w:t xml:space="preserve"> mencegah pihak luar memanipulasi saldo rekening secara langsung dan sembarangan tanpa melalui prosedur transaksi yang sah.</w:t>
-      </w:r>
-    </w:p>
-    <w:tbl>
-      <w:tblPr>
-        <w:tblStyle w:val="TableGrid"/>
-        <w:tblW w:w="8310" w:type="dxa"/>
-        <w:tblInd w:w="685" w:type="dxa"/>
-        <w:tblLook w:val="04A0" w:firstRow="1" w:lastRow="0" w:firstColumn="1" w:lastColumn="0" w:noHBand="0" w:noVBand="1"/>
-      </w:tblPr>
-      <w:tblGrid>
-        <w:gridCol w:w="1439"/>
-        <w:gridCol w:w="1561"/>
-        <w:gridCol w:w="5310"/>
-      </w:tblGrid>
-      <w:tr>
-        <w:tc>
-          <w:tcPr>
-            <w:tcW w:w="0" w:type="auto"/>
-            <w:hideMark/>
-          </w:tcPr>
-          <w:p>
-            <w:pPr>
-              <w:ind w:firstLine="0"/>
-              <w:jc w:val="left"/>
-            </w:pPr>
-            <w:r>
-              <w:rPr>
-                <w:b/>
-                <w:bCs/>
-              </w:rPr>
-              <w:t>Nama Atribut</w:t>
-            </w:r>
-          </w:p>
-        </w:tc>
-        <w:tc>
-          <w:tcPr>
-            <w:tcW w:w="1561" w:type="dxa"/>
-            <w:hideMark/>
-          </w:tcPr>
-          <w:p>
-            <w:pPr>
-              <w:ind w:firstLine="0"/>
-              <w:jc w:val="left"/>
-            </w:pPr>
-            <w:r>
-              <w:rPr>
-                <w:b/>
-                <w:bCs/>
-              </w:rPr>
-              <w:t>Modifier</w:t>
-            </w:r>
-          </w:p>
-        </w:tc>
-        <w:tc>
-          <w:tcPr>
-            <w:tcW w:w="5310" w:type="dxa"/>
-            <w:hideMark/>
-          </w:tcPr>
-          <w:p>
-            <w:pPr>
-              <w:ind w:firstLine="0"/>
-              <w:jc w:val="left"/>
-            </w:pPr>
-            <w:r>
-              <w:rPr>
-                <w:b/>
-                <w:bCs/>
-              </w:rPr>
-              <w:t>Alasan Hak Akses</w:t>
-            </w:r>
-          </w:p>
-        </w:tc>
-      </w:tr>
-      <w:tr>
-        <w:tc>
-          <w:tcPr>
-            <w:tcW w:w="0" w:type="auto"/>
-            <w:hideMark/>
-          </w:tcPr>
-          <w:p>
-            <w:pPr>
-              <w:ind w:firstLine="0"/>
-              <w:jc w:val="left"/>
-            </w:pPr>
-            <w:r>
-              <w:t>saldo</w:t>
-            </w:r>
-          </w:p>
-        </w:tc>
-        <w:tc>
-          <w:tcPr>
-            <w:tcW w:w="1561" w:type="dxa"/>
-            <w:hideMark/>
-          </w:tcPr>
-          <w:p>
-            <w:pPr>
-              <w:ind w:firstLine="0"/>
-              <w:jc w:val="left"/>
-            </w:pPr>
-            <w:r>
-              <w:t>private (-)</w:t>
-            </w:r>
-          </w:p>
-        </w:tc>
-        <w:tc>
-          <w:tcPr>
-            <w:tcW w:w="5310" w:type="dxa"/>
-            <w:hideMark/>
-          </w:tcPr>
-          <w:p>
-            <w:pPr>
-              <w:ind w:firstLine="0"/>
-              <w:jc w:val="left"/>
-            </w:pPr>
-            <w:r>
-              <w:t xml:space="preserve">Sangat krusial. Mencegah sistem luar menambah atau mengurangi uang secara sembarangan tanpa melalui logika transaksi yang sah. Atribut ini dibuat </w:t>
-            </w:r>
-            <w:r>
-              <w:rPr>
-                <w:i/>
-                <w:iCs/>
-              </w:rPr>
-              <w:t>read-only</w:t>
-            </w:r>
-            <w:r>
-              <w:t xml:space="preserve"> dari luar.</w:t>
-            </w:r>
-          </w:p>
-        </w:tc>
-      </w:tr>
-      <w:tr>
-        <w:tc>
-          <w:tcPr>
-            <w:tcW w:w="0" w:type="auto"/>
-            <w:hideMark/>
-          </w:tcPr>
-          <w:p>
-            <w:pPr>
-              <w:ind w:firstLine="0"/>
-              <w:jc w:val="left"/>
-            </w:pPr>
-            <w:r>
-              <w:lastRenderedPageBreak/>
-              <w:t>noSeri</w:t>
-            </w:r>
-          </w:p>
-        </w:tc>
-        <w:tc>
-          <w:tcPr>
-            <w:tcW w:w="1561" w:type="dxa"/>
-            <w:hideMark/>
-          </w:tcPr>
-          <w:p>
-            <w:pPr>
-              <w:ind w:firstLine="0"/>
-              <w:jc w:val="left"/>
-            </w:pPr>
-            <w:r>
-              <w:t>private (-)</w:t>
-            </w:r>
-          </w:p>
-        </w:tc>
-        <w:tc>
-          <w:tcPr>
-            <w:tcW w:w="5310" w:type="dxa"/>
-            <w:hideMark/>
-          </w:tcPr>
-          <w:p>
-            <w:pPr>
-              <w:ind w:firstLine="0"/>
-              <w:jc w:val="left"/>
-            </w:pPr>
-            <w:r>
-              <w:t>Menjaga kerahasiaan dan integritas nomor unik kartu agar tidak bisa dipalsukan, ditimpa, atau diubah oleh pihak/sistem luar.</w:t>
-            </w:r>
-          </w:p>
-        </w:tc>
-      </w:tr>
-      <w:tr>
-        <w:tc>
-          <w:tcPr>
-            <w:tcW w:w="0" w:type="auto"/>
-            <w:hideMark/>
-          </w:tcPr>
-          <w:p>
-            <w:pPr>
-              <w:ind w:firstLine="0"/>
-              <w:jc w:val="left"/>
-            </w:pPr>
-            <w:r>
-              <w:t>jenisKartu</w:t>
-            </w:r>
-          </w:p>
-        </w:tc>
-        <w:tc>
-          <w:tcPr>
-            <w:tcW w:w="1561" w:type="dxa"/>
-            <w:hideMark/>
-          </w:tcPr>
-          <w:p>
-            <w:pPr>
-              <w:ind w:firstLine="0"/>
-              <w:jc w:val="left"/>
-            </w:pPr>
-            <w:r>
-              <w:t>private (-)</w:t>
-            </w:r>
-          </w:p>
-        </w:tc>
-        <w:tc>
-          <w:tcPr>
-            <w:tcW w:w="5310" w:type="dxa"/>
-            <w:hideMark/>
-          </w:tcPr>
-          <w:p>
-            <w:pPr>
-              <w:ind w:firstLine="0"/>
-              <w:jc w:val="left"/>
-            </w:pPr>
-            <w:r>
-              <w:t>Mencegah perubahan tipe kartu (misalnya dari "Debit" tiba-tiba diubah menjadi "Kredit") secara tidak sah setelah kartu dicetak.</w:t>
-            </w:r>
-          </w:p>
-        </w:tc>
-      </w:tr>
-      <w:tr>
-        <w:tc>
-          <w:tcPr>
-            <w:tcW w:w="0" w:type="auto"/>
-            <w:hideMark/>
-          </w:tcPr>
-          <w:p>
-            <w:pPr>
-              <w:ind w:firstLine="0"/>
-              <w:jc w:val="left"/>
-            </w:pPr>
-            <w:r>
-              <w:t>namaBank</w:t>
-            </w:r>
-          </w:p>
-        </w:tc>
-        <w:tc>
-          <w:tcPr>
-            <w:tcW w:w="1561" w:type="dxa"/>
-            <w:hideMark/>
-          </w:tcPr>
-          <w:p>
-            <w:pPr>
-              <w:ind w:firstLine="0"/>
-              <w:jc w:val="left"/>
-            </w:pPr>
-            <w:r>
-              <w:t>private (-)</w:t>
-            </w:r>
-          </w:p>
-        </w:tc>
-        <w:tc>
-          <w:tcPr>
-            <w:tcW w:w="5310" w:type="dxa"/>
-            <w:hideMark/>
-          </w:tcPr>
-          <w:p>
-            <w:pPr>
-              <w:ind w:firstLine="0"/>
-              <w:jc w:val="left"/>
-            </w:pPr>
-            <w:r>
-              <w:t xml:space="preserve">Melindungi identitas bank penerbit agar nilainya tetap (konsisten) dan tidak bisa diganti oleh </w:t>
-            </w:r>
-            <w:r>
-              <w:rPr>
-                <w:i/>
-                <w:iCs/>
-              </w:rPr>
-              <w:t>class</w:t>
-            </w:r>
-            <w:r>
-              <w:t xml:space="preserve"> lain.</w:t>
-            </w:r>
-          </w:p>
-        </w:tc>
-      </w:tr>
-      <w:tr>
-        <w:tc>
-          <w:tcPr>
-            <w:tcW w:w="0" w:type="auto"/>
-            <w:hideMark/>
-          </w:tcPr>
-          <w:p>
-            <w:pPr>
-              <w:ind w:firstLine="0"/>
-              <w:jc w:val="left"/>
-            </w:pPr>
-            <w:r>
-              <w:t>namaPemilik</w:t>
-            </w:r>
-          </w:p>
-        </w:tc>
-        <w:tc>
-          <w:tcPr>
-            <w:tcW w:w="1561" w:type="dxa"/>
-            <w:hideMark/>
-          </w:tcPr>
-          <w:p>
-            <w:pPr>
-              <w:ind w:firstLine="0"/>
-              <w:jc w:val="left"/>
-            </w:pPr>
-            <w:r>
-              <w:t>private (-)</w:t>
-            </w:r>
-          </w:p>
-        </w:tc>
-        <w:tc>
-          <w:tcPr>
-            <w:tcW w:w="5310" w:type="dxa"/>
-            <w:hideMark/>
-          </w:tcPr>
-          <w:p>
-            <w:pPr>
-              <w:ind w:firstLine="0"/>
-              <w:jc w:val="left"/>
-            </w:pPr>
-            <w:r>
-              <w:t>Melindungi data nama nasabah dari modifikasi pihak luar. Nama hanya boleh diisi saat kartu pertama kali dibuat.</w:t>
-            </w:r>
-          </w:p>
-        </w:tc>
-      </w:tr>
-      <w:tr>
-        <w:tc>
-          <w:tcPr>
-            <w:tcW w:w="0" w:type="auto"/>
-            <w:hideMark/>
-          </w:tcPr>
-          <w:p>
-            <w:pPr>
-              <w:ind w:firstLine="0"/>
-              <w:jc w:val="left"/>
-            </w:pPr>
-            <w:r>
-              <w:t>hasChip</w:t>
-            </w:r>
-          </w:p>
-        </w:tc>
-        <w:tc>
-          <w:tcPr>
-            <w:tcW w:w="1561" w:type="dxa"/>
-            <w:hideMark/>
-          </w:tcPr>
-          <w:p>
-            <w:pPr>
-              <w:ind w:firstLine="0"/>
-              <w:jc w:val="left"/>
-            </w:pPr>
-            <w:r>
-              <w:t>private (-)</w:t>
-            </w:r>
-          </w:p>
-        </w:tc>
-        <w:tc>
-          <w:tcPr>
-            <w:tcW w:w="5310" w:type="dxa"/>
-            <w:hideMark/>
-          </w:tcPr>
-          <w:p>
-            <w:pPr>
-              <w:ind w:firstLine="0"/>
-              <w:jc w:val="left"/>
-            </w:pPr>
-            <w:r>
-              <w:t>Mencegah status keamanan fisik kartu di-</w:t>
-            </w:r>
-            <w:r>
-              <w:rPr>
-                <w:i/>
-                <w:iCs/>
-              </w:rPr>
-              <w:t>bypass</w:t>
-            </w:r>
-            <w:r>
-              <w:t xml:space="preserve"> atau diubah statusnya oleh sistem eksternal.</w:t>
-            </w:r>
-          </w:p>
-        </w:tc>
-      </w:tr>
-    </w:tbl>
-    <w:p/>
-    <w:p>
-      <w:pPr>
-        <w:pStyle w:val="ListParagraph"/>
-        <w:numPr>
-          <w:ilvl w:val="0"/>
-          <w:numId w:val="19"/>
-        </w:numPr>
-      </w:pPr>
-      <w:r>
-        <w:t xml:space="preserve">Public </w:t>
-      </w:r>
-      <w:proofErr w:type="gramStart"/>
-      <w:r>
-        <w:t>Method :</w:t>
-      </w:r>
-      <w:proofErr w:type="gramEnd"/>
-      <w:r>
-        <w:t xml:space="preserve"> method yang dibuat public supaya bisa dipanggil dari luar kelas. Contohnya seperti </w:t>
-      </w:r>
-      <w:proofErr w:type="gramStart"/>
-      <w:r>
-        <w:t>setorTunai(</w:t>
-      </w:r>
-      <w:proofErr w:type="gramEnd"/>
-      <w:r>
-        <w:t xml:space="preserve">) dan </w:t>
-      </w:r>
-      <w:proofErr w:type="gramStart"/>
-      <w:r>
-        <w:t>tarikTunai(</w:t>
-      </w:r>
-      <w:proofErr w:type="gramEnd"/>
-      <w:r>
-        <w:t>). Method ini digunakan untuk mengubah saldo, tetapi sebelum saldo diubah, ada pengecekan terlebih dahulu. Misalnya, saat melakukan penarikan, sistem akan mengecek apakah saldo yang dimiliki cukup atau tidak.</w:t>
-      </w:r>
-      <w:r>
-        <w:t xml:space="preserve"> </w:t>
-      </w:r>
-      <w:r>
-        <w:t xml:space="preserve">Get Method seperti </w:t>
-      </w:r>
-      <w:proofErr w:type="gramStart"/>
-      <w:r>
-        <w:t>getSaldo(</w:t>
-      </w:r>
-      <w:proofErr w:type="gramEnd"/>
-      <w:r>
-        <w:t xml:space="preserve">) dan </w:t>
-      </w:r>
-      <w:proofErr w:type="gramStart"/>
-      <w:r>
-        <w:t>getPemilik(</w:t>
-      </w:r>
-      <w:proofErr w:type="gramEnd"/>
-      <w:r>
-        <w:t xml:space="preserve">) digunakan agar data saldo dan nama pemilik bisa ditampilkan di main class saat melakukan demo. Method ini hanya digunakan untuk </w:t>
-      </w:r>
-      <w:r>
-        <w:t>melihat atau mengambil data,</w:t>
-      </w:r>
-      <w:r>
-        <w:t xml:space="preserve"> bukan untuk mengubahnya, sehingga data tetap aman dan bersifat </w:t>
-      </w:r>
+        <w:jc w:val="left"/>
+      </w:pPr>
       <w:r>
         <w:rPr>
-          <w:i/>
-          <w:iCs/>
+          <w:noProof/>
         </w:rPr>
-        <w:t>read-only</w:t>
+        <w:drawing>
+          <wp:inline distT="0" distB="0" distL="0" distR="0" wp14:anchorId="6A495988" wp14:editId="363C4EA3">
+            <wp:extent cx="5731510" cy="5280025"/>
+            <wp:effectExtent l="0" t="0" r="2540" b="0"/>
+            <wp:docPr id="528003310" name="Picture 2"/>
+            <wp:cNvGraphicFramePr>
+              <a:graphicFrameLocks xmlns:a="http://schemas.openxmlformats.org/drawingml/2006/main" noChangeAspect="1"/>
+            </wp:cNvGraphicFramePr>
+            <a:graphic xmlns:a="http://schemas.openxmlformats.org/drawingml/2006/main">
+              <a:graphicData uri="http://schemas.openxmlformats.org/drawingml/2006/picture">
+                <pic:pic xmlns:pic="http://schemas.openxmlformats.org/drawingml/2006/picture">
+                  <pic:nvPicPr>
+                    <pic:cNvPr id="528003310" name="Picture 528003310"/>
+                    <pic:cNvPicPr/>
+                  </pic:nvPicPr>
+                  <pic:blipFill>
+                    <a:blip r:embed="rId6">
+                      <a:extLst>
+                        <a:ext uri="{28A0092B-C50C-407E-A947-70E740481C1C}">
+                          <a14:useLocalDpi xmlns:a14="http://schemas.microsoft.com/office/drawing/2010/main" val="0"/>
+                        </a:ext>
+                      </a:extLst>
+                    </a:blip>
+                    <a:stretch>
+                      <a:fillRect/>
+                    </a:stretch>
+                  </pic:blipFill>
+                  <pic:spPr>
+                    <a:xfrm>
+                      <a:off x="0" y="0"/>
+                      <a:ext cx="5731510" cy="5280025"/>
+                    </a:xfrm>
+                    <a:prstGeom prst="rect">
+                      <a:avLst/>
+                    </a:prstGeom>
+                  </pic:spPr>
+                </pic:pic>
+              </a:graphicData>
+            </a:graphic>
+          </wp:inline>
+        </w:drawing>
       </w:r>
-      <w:r>
-        <w:t>.</w:t>
-      </w:r>
-    </w:p>
-    <w:tbl>
-      <w:tblPr>
-        <w:tblStyle w:val="TableGrid"/>
-        <w:tblW w:w="0" w:type="auto"/>
-        <w:tblInd w:w="715" w:type="dxa"/>
-        <w:tblLook w:val="04A0" w:firstRow="1" w:lastRow="0" w:firstColumn="1" w:lastColumn="0" w:noHBand="0" w:noVBand="1"/>
-      </w:tblPr>
-      <w:tblGrid>
-        <w:gridCol w:w="1842"/>
-        <w:gridCol w:w="1308"/>
-        <w:gridCol w:w="5151"/>
-      </w:tblGrid>
-      <w:tr>
-        <w:tc>
-          <w:tcPr>
-            <w:tcW w:w="1842" w:type="dxa"/>
-            <w:hideMark/>
-          </w:tcPr>
-          <w:p>
-            <w:pPr>
-              <w:ind w:firstLine="0"/>
-              <w:jc w:val="left"/>
-            </w:pPr>
-            <w:r>
-              <w:rPr>
-                <w:b/>
-                <w:bCs/>
-              </w:rPr>
-              <w:t>Nama Method</w:t>
-            </w:r>
-          </w:p>
-        </w:tc>
-        <w:tc>
-          <w:tcPr>
-            <w:tcW w:w="1308" w:type="dxa"/>
-            <w:hideMark/>
-          </w:tcPr>
-          <w:p>
-            <w:pPr>
-              <w:ind w:firstLine="0"/>
-              <w:jc w:val="left"/>
-            </w:pPr>
-            <w:r>
-              <w:rPr>
-                <w:b/>
-                <w:bCs/>
-              </w:rPr>
-              <w:t>Modifier</w:t>
-            </w:r>
-          </w:p>
-        </w:tc>
-        <w:tc>
-          <w:tcPr>
-            <w:tcW w:w="5151" w:type="dxa"/>
-            <w:hideMark/>
-          </w:tcPr>
-          <w:p>
-            <w:pPr>
-              <w:ind w:firstLine="0"/>
-              <w:jc w:val="left"/>
-            </w:pPr>
-            <w:r>
-              <w:rPr>
-                <w:b/>
-                <w:bCs/>
-              </w:rPr>
-              <w:t>Penjelasan / Alasan Hak Akses</w:t>
-            </w:r>
-          </w:p>
-        </w:tc>
-      </w:tr>
-      <w:tr>
-        <w:tc>
-          <w:tcPr>
-            <w:tcW w:w="1842" w:type="dxa"/>
-            <w:hideMark/>
-          </w:tcPr>
-          <w:p>
-            <w:pPr>
-              <w:ind w:firstLine="0"/>
-              <w:jc w:val="left"/>
-            </w:pPr>
-            <w:r>
-              <w:t>set</w:t>
-            </w:r>
-            <w:r>
-              <w:t xml:space="preserve">KartuAtm(...) </w:t>
-            </w:r>
-            <w:r>
-              <w:rPr>
-                <w:i/>
-                <w:iCs/>
-                <w:color w:val="D9D9D9" w:themeColor="background1" w:themeShade="D9"/>
-              </w:rPr>
-              <w:t>(Constructor)</w:t>
-            </w:r>
-          </w:p>
-        </w:tc>
-        <w:tc>
-          <w:tcPr>
-            <w:tcW w:w="1308" w:type="dxa"/>
-            <w:hideMark/>
-          </w:tcPr>
-          <w:p>
-            <w:pPr>
-              <w:ind w:firstLine="0"/>
-              <w:jc w:val="left"/>
-            </w:pPr>
-            <w:r>
-              <w:t>public (+)</w:t>
-            </w:r>
-          </w:p>
-        </w:tc>
-        <w:tc>
-          <w:tcPr>
-            <w:tcW w:w="5151" w:type="dxa"/>
-            <w:hideMark/>
-          </w:tcPr>
-          <w:p>
-            <w:pPr>
-              <w:ind w:firstLine="0"/>
-              <w:jc w:val="left"/>
-            </w:pPr>
-            <w:r>
-              <w:t xml:space="preserve">Memungkinkan instansiasi (pembuatan) objek KartuAtm baru dari </w:t>
-            </w:r>
-            <w:r>
-              <w:rPr>
-                <w:i/>
-                <w:iCs/>
-              </w:rPr>
-              <w:t>class</w:t>
-            </w:r>
-            <w:r>
-              <w:t xml:space="preserve"> atau </w:t>
-            </w:r>
-            <w:r>
-              <w:rPr>
-                <w:i/>
-                <w:iCs/>
-              </w:rPr>
-              <w:t>package</w:t>
-            </w:r>
-            <w:r>
-              <w:t xml:space="preserve"> lain, seperti saat bank mencetak kartu nasabah baru.</w:t>
-            </w:r>
-          </w:p>
-        </w:tc>
-      </w:tr>
-      <w:tr>
-        <w:tc>
-          <w:tcPr>
-            <w:tcW w:w="1842" w:type="dxa"/>
-            <w:hideMark/>
-          </w:tcPr>
-          <w:p>
-            <w:pPr>
-              <w:ind w:firstLine="0"/>
-              <w:jc w:val="left"/>
-            </w:pPr>
-            <w:r>
-              <w:t xml:space="preserve">getSaldo() </w:t>
-            </w:r>
-            <w:r>
-              <w:rPr>
-                <w:i/>
-                <w:iCs/>
-                <w:color w:val="D9D9D9" w:themeColor="background1" w:themeShade="D9"/>
-              </w:rPr>
-              <w:t>(Getter)</w:t>
-            </w:r>
-          </w:p>
-        </w:tc>
-        <w:tc>
-          <w:tcPr>
-            <w:tcW w:w="1308" w:type="dxa"/>
-            <w:hideMark/>
-          </w:tcPr>
-          <w:p>
-            <w:pPr>
-              <w:ind w:firstLine="0"/>
-              <w:jc w:val="left"/>
-            </w:pPr>
-            <w:r>
-              <w:t>public (+)</w:t>
-            </w:r>
-          </w:p>
-        </w:tc>
-        <w:tc>
-          <w:tcPr>
-            <w:tcW w:w="5151" w:type="dxa"/>
-            <w:hideMark/>
-          </w:tcPr>
-          <w:p>
-            <w:pPr>
-              <w:ind w:firstLine="0"/>
-              <w:jc w:val="left"/>
-            </w:pPr>
-            <w:r>
-              <w:t xml:space="preserve">Memberikan izin kepada sistem luar (seperti layar mesin ATM) untuk sekadar </w:t>
-            </w:r>
-            <w:r>
-              <w:t>membaca/menampilkan</w:t>
-            </w:r>
-            <w:r>
-              <w:t xml:space="preserve"> sisa uang, tanpa bisa mengubah nilainya.</w:t>
-            </w:r>
-          </w:p>
-        </w:tc>
-      </w:tr>
-      <w:tr>
-        <w:tc>
-          <w:tcPr>
-            <w:tcW w:w="1842" w:type="dxa"/>
-            <w:hideMark/>
-          </w:tcPr>
-          <w:p>
-            <w:pPr>
-              <w:ind w:firstLine="0"/>
-              <w:jc w:val="left"/>
-            </w:pPr>
-            <w:r>
-              <w:t xml:space="preserve">getNamaPemilik() </w:t>
-            </w:r>
-            <w:r>
-              <w:rPr>
-                <w:i/>
-                <w:iCs/>
-                <w:color w:val="D9D9D9" w:themeColor="background1" w:themeShade="D9"/>
-              </w:rPr>
-              <w:t>(Getter)</w:t>
-            </w:r>
-          </w:p>
-        </w:tc>
-        <w:tc>
-          <w:tcPr>
-            <w:tcW w:w="1308" w:type="dxa"/>
-            <w:hideMark/>
-          </w:tcPr>
-          <w:p>
-            <w:pPr>
-              <w:ind w:firstLine="0"/>
-              <w:jc w:val="left"/>
-            </w:pPr>
-            <w:r>
-              <w:t>public (+)</w:t>
-            </w:r>
-          </w:p>
-        </w:tc>
-        <w:tc>
-          <w:tcPr>
-            <w:tcW w:w="5151" w:type="dxa"/>
-            <w:hideMark/>
-          </w:tcPr>
-          <w:p>
-            <w:pPr>
-              <w:ind w:firstLine="0"/>
-              <w:jc w:val="left"/>
-            </w:pPr>
-            <w:r>
-              <w:t xml:space="preserve">Memberikan akses baca untuk menampilkan nama nasabah di layar untuk keperluan </w:t>
-            </w:r>
-            <w:r>
-              <w:rPr>
-                <w:i/>
-                <w:iCs/>
-              </w:rPr>
-              <w:t>display</w:t>
-            </w:r>
-            <w:r>
-              <w:t xml:space="preserve"> atau verifikasi data.</w:t>
-            </w:r>
-          </w:p>
-        </w:tc>
-      </w:tr>
-      <w:tr>
-        <w:tc>
-          <w:tcPr>
-            <w:tcW w:w="1842" w:type="dxa"/>
-            <w:hideMark/>
-          </w:tcPr>
-          <w:p>
-            <w:pPr>
-              <w:ind w:firstLine="0"/>
-              <w:jc w:val="left"/>
-            </w:pPr>
-            <w:r>
-              <w:t>setS</w:t>
-            </w:r>
-            <w:r>
-              <w:t>etorTunai(...)</w:t>
-            </w:r>
-          </w:p>
-        </w:tc>
-        <w:tc>
-          <w:tcPr>
-            <w:tcW w:w="1308" w:type="dxa"/>
-            <w:hideMark/>
-          </w:tcPr>
-          <w:p>
-            <w:pPr>
-              <w:ind w:firstLine="0"/>
-              <w:jc w:val="left"/>
-            </w:pPr>
-            <w:r>
-              <w:t>public (+)</w:t>
-            </w:r>
-          </w:p>
-        </w:tc>
-        <w:tc>
-          <w:tcPr>
-            <w:tcW w:w="5151" w:type="dxa"/>
-            <w:hideMark/>
-          </w:tcPr>
-          <w:p>
-            <w:pPr>
-              <w:ind w:firstLine="0"/>
-              <w:jc w:val="left"/>
-            </w:pPr>
-            <w:r>
-              <w:t xml:space="preserve">Menyediakan jalur resmi bagi </w:t>
-            </w:r>
-            <w:r>
-              <w:rPr>
-                <w:i/>
-                <w:iCs/>
-              </w:rPr>
-              <w:t>class</w:t>
-            </w:r>
-            <w:r>
-              <w:t xml:space="preserve"> luar untuk menambah nilai saldo secara aman, sistematis, dan terkontrol.</w:t>
-            </w:r>
-          </w:p>
-        </w:tc>
-      </w:tr>
-      <w:tr>
-        <w:tc>
-          <w:tcPr>
-            <w:tcW w:w="1842" w:type="dxa"/>
-            <w:hideMark/>
-          </w:tcPr>
-          <w:p>
-            <w:pPr>
-              <w:ind w:firstLine="0"/>
-              <w:jc w:val="left"/>
-            </w:pPr>
-            <w:r>
-              <w:t>setT</w:t>
-            </w:r>
-            <w:r>
-              <w:t>arikTunai(...)</w:t>
-            </w:r>
-          </w:p>
-        </w:tc>
-        <w:tc>
-          <w:tcPr>
-            <w:tcW w:w="1308" w:type="dxa"/>
-            <w:hideMark/>
-          </w:tcPr>
-          <w:p>
-            <w:pPr>
-              <w:ind w:firstLine="0"/>
-              <w:jc w:val="left"/>
-            </w:pPr>
-            <w:r>
-              <w:t>public (+)</w:t>
-            </w:r>
-          </w:p>
-        </w:tc>
-        <w:tc>
-          <w:tcPr>
-            <w:tcW w:w="5151" w:type="dxa"/>
-            <w:hideMark/>
-          </w:tcPr>
-          <w:p>
-            <w:pPr>
-              <w:ind w:firstLine="0"/>
-              <w:jc w:val="left"/>
-            </w:pPr>
-            <w:r>
-              <w:t>Menyediakan antarmuka resmi untuk mengurangi saldo. Logika validasi disembunyikan di sini untuk memastikan saldo tidak menjadi minus saat ditarik.</w:t>
-            </w:r>
-          </w:p>
-        </w:tc>
-      </w:tr>
-      <w:tr>
-        <w:tc>
-          <w:tcPr>
-            <w:tcW w:w="1842" w:type="dxa"/>
-            <w:hideMark/>
-          </w:tcPr>
-          <w:p>
-            <w:pPr>
-              <w:ind w:firstLine="0"/>
-              <w:jc w:val="left"/>
-            </w:pPr>
-            <w:r>
-              <w:t>c</w:t>
-            </w:r>
-            <w:r>
-              <w:t>etakInfo()</w:t>
-            </w:r>
-          </w:p>
-        </w:tc>
-        <w:tc>
-          <w:tcPr>
-            <w:tcW w:w="1308" w:type="dxa"/>
-            <w:hideMark/>
-          </w:tcPr>
-          <w:p>
-            <w:pPr>
-              <w:ind w:firstLine="0"/>
-              <w:jc w:val="left"/>
-            </w:pPr>
-            <w:r>
-              <w:t>public (+)</w:t>
-            </w:r>
-          </w:p>
-        </w:tc>
-        <w:tc>
-          <w:tcPr>
-            <w:tcW w:w="5151" w:type="dxa"/>
-            <w:hideMark/>
-          </w:tcPr>
-          <w:p>
-            <w:pPr>
-              <w:ind w:firstLine="0"/>
-              <w:jc w:val="left"/>
-            </w:pPr>
-            <w:r>
-              <w:t xml:space="preserve">Memudahkan </w:t>
-            </w:r>
-            <w:r>
-              <w:rPr>
-                <w:i/>
-                <w:iCs/>
-              </w:rPr>
-              <w:t>class</w:t>
-            </w:r>
-            <w:r>
-              <w:t xml:space="preserve"> luar untuk memanggil dan menampilkan ringkasan informasi kartu ke layar tanpa harus memanggil atributnya satu per satu.</w:t>
-            </w:r>
-          </w:p>
-        </w:tc>
-      </w:tr>
-    </w:tbl>
-    <w:p>
-      <w:pPr>
-        <w:ind w:firstLine="0"/>
-      </w:pPr>
     </w:p>
     <w:sectPr>
       <w:pgSz w:w="11906" w:h="16838"/>

--- a/254107060052_Rachmah Nur Chotimah.docx
+++ b/254107060052_Rachmah Nur Chotimah.docx
@@ -13,7 +13,7 @@
           <w14:ligatures w14:val="none"/>
         </w:rPr>
         <w:drawing>
-          <wp:anchor distT="0" distB="0" distL="114300" distR="114300" simplePos="0" relativeHeight="251659264" behindDoc="0" locked="0" layoutInCell="1" allowOverlap="1" wp14:anchorId="16C34C8F" wp14:editId="58FBF118">
+          <wp:anchor distT="0" distB="0" distL="114300" distR="114300" simplePos="0" relativeHeight="251659264" behindDoc="0" locked="0" layoutInCell="1" allowOverlap="1" wp14:anchorId="16C34C8F" wp14:editId="197F7522">
             <wp:simplePos x="0" y="0"/>
             <wp:positionH relativeFrom="column">
               <wp:posOffset>-3810</wp:posOffset>
@@ -620,23 +620,29 @@
           <w:b/>
           <w:bCs/>
         </w:rPr>
-        <w:t>4</w:t>
+        <w:t>6</w:t>
       </w:r>
     </w:p>
     <w:p>
       <w:pPr>
         <w:ind w:firstLine="0"/>
         <w:jc w:val="left"/>
+        <w:rPr>
+          <w:b/>
+          <w:bCs/>
+        </w:rPr>
       </w:pPr>
       <w:r>
         <w:rPr>
+          <w:b/>
+          <w:bCs/>
           <w:noProof/>
         </w:rPr>
         <w:drawing>
-          <wp:inline distT="0" distB="0" distL="0" distR="0" wp14:anchorId="6A495988" wp14:editId="363C4EA3">
-            <wp:extent cx="5731510" cy="5280025"/>
+          <wp:inline distT="0" distB="0" distL="0" distR="0" wp14:anchorId="304595CB" wp14:editId="1837D4C1">
+            <wp:extent cx="5731510" cy="4712970"/>
             <wp:effectExtent l="0" t="0" r="2540" b="0"/>
-            <wp:docPr id="528003310" name="Picture 2"/>
+            <wp:docPr id="998482947" name="Picture 4"/>
             <wp:cNvGraphicFramePr>
               <a:graphicFrameLocks xmlns:a="http://schemas.openxmlformats.org/drawingml/2006/main" noChangeAspect="1"/>
             </wp:cNvGraphicFramePr>
@@ -644,7 +650,7 @@
               <a:graphicData uri="http://schemas.openxmlformats.org/drawingml/2006/picture">
                 <pic:pic xmlns:pic="http://schemas.openxmlformats.org/drawingml/2006/picture">
                   <pic:nvPicPr>
-                    <pic:cNvPr id="528003310" name="Picture 528003310"/>
+                    <pic:cNvPr id="998482947" name="Picture 998482947"/>
                     <pic:cNvPicPr/>
                   </pic:nvPicPr>
                   <pic:blipFill>
@@ -662,7 +668,121 @@
                   <pic:spPr>
                     <a:xfrm>
                       <a:off x="0" y="0"/>
-                      <a:ext cx="5731510" cy="5280025"/>
+                      <a:ext cx="5731510" cy="4712970"/>
+                    </a:xfrm>
+                    <a:prstGeom prst="rect">
+                      <a:avLst/>
+                    </a:prstGeom>
+                  </pic:spPr>
+                </pic:pic>
+              </a:graphicData>
+            </a:graphic>
+          </wp:inline>
+        </w:drawing>
+      </w:r>
+    </w:p>
+    <w:p>
+      <w:pPr>
+        <w:ind w:firstLine="0"/>
+        <w:jc w:val="left"/>
+        <w:rPr>
+          <w:b/>
+          <w:bCs/>
+        </w:rPr>
+      </w:pPr>
+    </w:p>
+    <w:p>
+      <w:pPr>
+        <w:ind w:firstLine="0"/>
+        <w:jc w:val="left"/>
+      </w:pPr>
+      <w:r>
+        <w:rPr>
+          <w:noProof/>
+        </w:rPr>
+        <w:lastRenderedPageBreak/>
+        <w:drawing>
+          <wp:inline distT="0" distB="0" distL="0" distR="0" wp14:anchorId="77C45F69" wp14:editId="6C8632D4">
+            <wp:extent cx="23698200" cy="19621500"/>
+            <wp:effectExtent l="0" t="0" r="0" b="0"/>
+            <wp:docPr id="1145549378" name="Picture 1"/>
+            <wp:cNvGraphicFramePr>
+              <a:graphicFrameLocks xmlns:a="http://schemas.openxmlformats.org/drawingml/2006/main" noChangeAspect="1"/>
+            </wp:cNvGraphicFramePr>
+            <a:graphic xmlns:a="http://schemas.openxmlformats.org/drawingml/2006/main">
+              <a:graphicData uri="http://schemas.openxmlformats.org/drawingml/2006/picture">
+                <pic:pic xmlns:pic="http://schemas.openxmlformats.org/drawingml/2006/picture">
+                  <pic:nvPicPr>
+                    <pic:cNvPr id="0" name="Picture 2"/>
+                    <pic:cNvPicPr>
+                      <a:picLocks noChangeAspect="1" noChangeArrowheads="1"/>
+                    </pic:cNvPicPr>
+                  </pic:nvPicPr>
+                  <pic:blipFill>
+                    <a:blip r:embed="rId7">
+                      <a:extLst>
+                        <a:ext uri="{28A0092B-C50C-407E-A947-70E740481C1C}">
+                          <a14:useLocalDpi xmlns:a14="http://schemas.microsoft.com/office/drawing/2010/main" val="0"/>
+                        </a:ext>
+                      </a:extLst>
+                    </a:blip>
+                    <a:srcRect/>
+                    <a:stretch>
+                      <a:fillRect/>
+                    </a:stretch>
+                  </pic:blipFill>
+                  <pic:spPr bwMode="auto">
+                    <a:xfrm>
+                      <a:off x="0" y="0"/>
+                      <a:ext cx="23698200" cy="19621500"/>
+                    </a:xfrm>
+                    <a:prstGeom prst="rect">
+                      <a:avLst/>
+                    </a:prstGeom>
+                    <a:noFill/>
+                  </pic:spPr>
+                </pic:pic>
+              </a:graphicData>
+            </a:graphic>
+          </wp:inline>
+        </w:drawing>
+      </w:r>
+      <w:r>
+        <w:rPr>
+          <w:noProof/>
+        </w:rPr>
+        <w:lastRenderedPageBreak/>
+        <w:drawing>
+          <wp:inline distT="0" distB="0" distL="0" distR="0" wp14:anchorId="6A495988" wp14:editId="57DB7760">
+            <wp:extent cx="5731510" cy="4712786"/>
+            <wp:effectExtent l="0" t="0" r="2540" b="0"/>
+            <wp:docPr id="528003310" name="Picture 2"/>
+            <wp:cNvGraphicFramePr>
+              <a:graphicFrameLocks xmlns:a="http://schemas.openxmlformats.org/drawingml/2006/main" noChangeAspect="1"/>
+            </wp:cNvGraphicFramePr>
+            <a:graphic xmlns:a="http://schemas.openxmlformats.org/drawingml/2006/main">
+              <a:graphicData uri="http://schemas.openxmlformats.org/drawingml/2006/picture">
+                <pic:pic xmlns:pic="http://schemas.openxmlformats.org/drawingml/2006/picture">
+                  <pic:nvPicPr>
+                    <pic:cNvPr id="528003310" name="Picture 2"/>
+                    <pic:cNvPicPr/>
+                  </pic:nvPicPr>
+                  <pic:blipFill>
+                    <a:blip r:embed="rId8">
+                      <a:extLst>
+                        <a:ext uri="{28A0092B-C50C-407E-A947-70E740481C1C}">
+                          <a14:useLocalDpi xmlns:a14="http://schemas.microsoft.com/office/drawing/2010/main" val="0"/>
+                        </a:ext>
+                      </a:extLst>
+                    </a:blip>
+                    <a:stretch>
+                      <a:fillRect/>
+                    </a:stretch>
+                  </pic:blipFill>
+                  <pic:spPr>
+                    <a:xfrm>
+                      <a:off x="0" y="0"/>
+                      <a:ext cx="5731510" cy="4712786"/>
                     </a:xfrm>
                     <a:prstGeom prst="rect">
                       <a:avLst/>

--- a/254107060052_Rachmah Nur Chotimah.docx
+++ b/254107060052_Rachmah Nur Chotimah.docx
@@ -13,7 +13,7 @@
           <w14:ligatures w14:val="none"/>
         </w:rPr>
         <w:drawing>
-          <wp:anchor distT="0" distB="0" distL="114300" distR="114300" simplePos="0" relativeHeight="251659264" behindDoc="0" locked="0" layoutInCell="1" allowOverlap="1" wp14:anchorId="16C34C8F" wp14:editId="197F7522">
+          <wp:anchor distT="0" distB="0" distL="114300" distR="114300" simplePos="0" relativeHeight="251659264" behindDoc="0" locked="0" layoutInCell="1" allowOverlap="1" wp14:anchorId="16C34C8F" wp14:editId="28366B6C">
             <wp:simplePos x="0" y="0"/>
             <wp:positionH relativeFrom="column">
               <wp:posOffset>-3810</wp:posOffset>
@@ -592,7 +592,6 @@
           <w:bCs/>
         </w:rPr>
       </w:pPr>
-      <w:proofErr w:type="spellStart"/>
       <w:r>
         <w:rPr>
           <w:b/>
@@ -607,7 +606,6 @@
         </w:rPr>
         <w:t>s</w:t>
       </w:r>
-      <w:proofErr w:type="spellEnd"/>
       <w:r>
         <w:rPr>
           <w:b/>
@@ -620,8 +618,18 @@
           <w:b/>
           <w:bCs/>
         </w:rPr>
-        <w:t>6</w:t>
+        <w:t>7</w:t>
       </w:r>
+    </w:p>
+    <w:p>
+      <w:pPr>
+        <w:ind w:firstLine="0"/>
+        <w:jc w:val="left"/>
+        <w:rPr>
+          <w:b/>
+          <w:bCs/>
+        </w:rPr>
+      </w:pPr>
     </w:p>
     <w:p>
       <w:pPr>
@@ -639,73 +647,10 @@
           <w:noProof/>
         </w:rPr>
         <w:drawing>
-          <wp:inline distT="0" distB="0" distL="0" distR="0" wp14:anchorId="304595CB" wp14:editId="1837D4C1">
-            <wp:extent cx="5731510" cy="4712970"/>
-            <wp:effectExtent l="0" t="0" r="2540" b="0"/>
-            <wp:docPr id="998482947" name="Picture 4"/>
-            <wp:cNvGraphicFramePr>
-              <a:graphicFrameLocks xmlns:a="http://schemas.openxmlformats.org/drawingml/2006/main" noChangeAspect="1"/>
-            </wp:cNvGraphicFramePr>
-            <a:graphic xmlns:a="http://schemas.openxmlformats.org/drawingml/2006/main">
-              <a:graphicData uri="http://schemas.openxmlformats.org/drawingml/2006/picture">
-                <pic:pic xmlns:pic="http://schemas.openxmlformats.org/drawingml/2006/picture">
-                  <pic:nvPicPr>
-                    <pic:cNvPr id="998482947" name="Picture 998482947"/>
-                    <pic:cNvPicPr/>
-                  </pic:nvPicPr>
-                  <pic:blipFill>
-                    <a:blip r:embed="rId6">
-                      <a:extLst>
-                        <a:ext uri="{28A0092B-C50C-407E-A947-70E740481C1C}">
-                          <a14:useLocalDpi xmlns:a14="http://schemas.microsoft.com/office/drawing/2010/main" val="0"/>
-                        </a:ext>
-                      </a:extLst>
-                    </a:blip>
-                    <a:stretch>
-                      <a:fillRect/>
-                    </a:stretch>
-                  </pic:blipFill>
-                  <pic:spPr>
-                    <a:xfrm>
-                      <a:off x="0" y="0"/>
-                      <a:ext cx="5731510" cy="4712970"/>
-                    </a:xfrm>
-                    <a:prstGeom prst="rect">
-                      <a:avLst/>
-                    </a:prstGeom>
-                  </pic:spPr>
-                </pic:pic>
-              </a:graphicData>
-            </a:graphic>
-          </wp:inline>
-        </w:drawing>
-      </w:r>
-    </w:p>
-    <w:p>
-      <w:pPr>
-        <w:ind w:firstLine="0"/>
-        <w:jc w:val="left"/>
-        <w:rPr>
-          <w:b/>
-          <w:bCs/>
-        </w:rPr>
-      </w:pPr>
-    </w:p>
-    <w:p>
-      <w:pPr>
-        <w:ind w:firstLine="0"/>
-        <w:jc w:val="left"/>
-      </w:pPr>
-      <w:r>
-        <w:rPr>
-          <w:noProof/>
-        </w:rPr>
-        <w:lastRenderedPageBreak/>
-        <w:drawing>
-          <wp:inline distT="0" distB="0" distL="0" distR="0" wp14:anchorId="77C45F69" wp14:editId="6C8632D4">
-            <wp:extent cx="23698200" cy="19621500"/>
+          <wp:inline distT="0" distB="0" distL="0" distR="0" wp14:anchorId="57BF3C44" wp14:editId="60273B1D">
+            <wp:extent cx="5722186" cy="4737823"/>
             <wp:effectExtent l="0" t="0" r="0" b="0"/>
-            <wp:docPr id="1145549378" name="Picture 1"/>
+            <wp:docPr id="1926850705" name="Picture 1"/>
             <wp:cNvGraphicFramePr>
               <a:graphicFrameLocks xmlns:a="http://schemas.openxmlformats.org/drawingml/2006/main" noChangeAspect="1"/>
             </wp:cNvGraphicFramePr>
@@ -719,7 +664,7 @@
                     </pic:cNvPicPr>
                   </pic:nvPicPr>
                   <pic:blipFill>
-                    <a:blip r:embed="rId7">
+                    <a:blip r:embed="rId6" cstate="print">
                       <a:extLst>
                         <a:ext uri="{28A0092B-C50C-407E-A947-70E740481C1C}">
                           <a14:useLocalDpi xmlns:a14="http://schemas.microsoft.com/office/drawing/2010/main" val="0"/>
@@ -734,7 +679,7 @@
                   <pic:spPr bwMode="auto">
                     <a:xfrm>
                       <a:off x="0" y="0"/>
-                      <a:ext cx="23698200" cy="19621500"/>
+                      <a:ext cx="5754466" cy="4764550"/>
                     </a:xfrm>
                     <a:prstGeom prst="rect">
                       <a:avLst/>
@@ -747,53 +692,22 @@
           </wp:inline>
         </w:drawing>
       </w:r>
-      <w:r>
+    </w:p>
+    <w:p>
+      <w:pPr>
+        <w:ind w:firstLine="0"/>
+        <w:jc w:val="left"/>
         <w:rPr>
-          <w:noProof/>
+          <w:b/>
+          <w:bCs/>
         </w:rPr>
-        <w:lastRenderedPageBreak/>
-        <w:drawing>
-          <wp:inline distT="0" distB="0" distL="0" distR="0" wp14:anchorId="6A495988" wp14:editId="57DB7760">
-            <wp:extent cx="5731510" cy="4712786"/>
-            <wp:effectExtent l="0" t="0" r="2540" b="0"/>
-            <wp:docPr id="528003310" name="Picture 2"/>
-            <wp:cNvGraphicFramePr>
-              <a:graphicFrameLocks xmlns:a="http://schemas.openxmlformats.org/drawingml/2006/main" noChangeAspect="1"/>
-            </wp:cNvGraphicFramePr>
-            <a:graphic xmlns:a="http://schemas.openxmlformats.org/drawingml/2006/main">
-              <a:graphicData uri="http://schemas.openxmlformats.org/drawingml/2006/picture">
-                <pic:pic xmlns:pic="http://schemas.openxmlformats.org/drawingml/2006/picture">
-                  <pic:nvPicPr>
-                    <pic:cNvPr id="528003310" name="Picture 2"/>
-                    <pic:cNvPicPr/>
-                  </pic:nvPicPr>
-                  <pic:blipFill>
-                    <a:blip r:embed="rId8">
-                      <a:extLst>
-                        <a:ext uri="{28A0092B-C50C-407E-A947-70E740481C1C}">
-                          <a14:useLocalDpi xmlns:a14="http://schemas.microsoft.com/office/drawing/2010/main" val="0"/>
-                        </a:ext>
-                      </a:extLst>
-                    </a:blip>
-                    <a:stretch>
-                      <a:fillRect/>
-                    </a:stretch>
-                  </pic:blipFill>
-                  <pic:spPr>
-                    <a:xfrm>
-                      <a:off x="0" y="0"/>
-                      <a:ext cx="5731510" cy="4712786"/>
-                    </a:xfrm>
-                    <a:prstGeom prst="rect">
-                      <a:avLst/>
-                    </a:prstGeom>
-                  </pic:spPr>
-                </pic:pic>
-              </a:graphicData>
-            </a:graphic>
-          </wp:inline>
-        </w:drawing>
-      </w:r>
+      </w:pPr>
+    </w:p>
+    <w:p>
+      <w:pPr>
+        <w:ind w:firstLine="0"/>
+        <w:jc w:val="left"/>
+      </w:pPr>
     </w:p>
     <w:sectPr>
       <w:pgSz w:w="11906" w:h="16838"/>
@@ -3279,6 +3193,7 @@
   <w:style w:type="character" w:default="1" w:styleId="DefaultParagraphFont">
     <w:name w:val="Default Paragraph Font"/>
     <w:uiPriority w:val="1"/>
+    <w:semiHidden/>
     <w:unhideWhenUsed/>
   </w:style>
   <w:style w:type="table" w:default="1" w:styleId="TableNormal">
